--- a/NumberPuzzle_MVC_Report.docx
+++ b/NumberPuzzle_MVC_Report.docx
@@ -18,20 +18,282 @@
         <w:spacing w:after="100"/>
         <w:jc w:val="center"/>
       </w:pPr>
-      <w:r>
-        <w:t>Kiến trúc MVC cổ điển kết hợp Observer Design Pattern</w:t>
+      <w:proofErr w:type="spellStart"/>
+      <w:r>
+        <w:t>Kiến</w:t>
+      </w:r>
+      <w:proofErr w:type="spellEnd"/>
+      <w:r>
+        <w:t xml:space="preserve"> </w:t>
+      </w:r>
+      <w:proofErr w:type="spellStart"/>
+      <w:r>
+        <w:t>trúc</w:t>
+      </w:r>
+      <w:proofErr w:type="spellEnd"/>
+      <w:r>
+        <w:t xml:space="preserve"> MVC </w:t>
+      </w:r>
+      <w:proofErr w:type="spellStart"/>
+      <w:r>
+        <w:t>cổ</w:t>
+      </w:r>
+      <w:proofErr w:type="spellEnd"/>
+      <w:r>
+        <w:t xml:space="preserve"> </w:t>
+      </w:r>
+      <w:proofErr w:type="spellStart"/>
+      <w:r>
+        <w:t>điển</w:t>
+      </w:r>
+      <w:proofErr w:type="spellEnd"/>
+      <w:r>
+        <w:t xml:space="preserve"> </w:t>
+      </w:r>
+      <w:proofErr w:type="spellStart"/>
+      <w:r>
+        <w:t>kết</w:t>
+      </w:r>
+      <w:proofErr w:type="spellEnd"/>
+      <w:r>
+        <w:t xml:space="preserve"> </w:t>
+      </w:r>
+      <w:proofErr w:type="spellStart"/>
+      <w:r>
+        <w:t>hợp</w:t>
+      </w:r>
+      <w:proofErr w:type="spellEnd"/>
+      <w:r>
+        <w:t xml:space="preserve"> Observer Design Pattern</w:t>
       </w:r>
     </w:p>
     <w:p>
       <w:pPr>
         <w:spacing w:after="160"/>
       </w:pPr>
+      <w:proofErr w:type="spellStart"/>
       <w:r>
         <w:rPr>
           <w:i/>
           <w:iCs/>
         </w:rPr>
-        <w:t>Tài liệu trình bày: Class diagram, Sequence diagram, giải thích kiến trúc và case study áp dụng vào bài toán Number Puzzle Game.</w:t>
+        <w:t>Tài</w:t>
+      </w:r>
+      <w:proofErr w:type="spellEnd"/>
+      <w:r>
+        <w:rPr>
+          <w:i/>
+          <w:iCs/>
+        </w:rPr>
+        <w:t xml:space="preserve"> </w:t>
+      </w:r>
+      <w:proofErr w:type="spellStart"/>
+      <w:r>
+        <w:rPr>
+          <w:i/>
+          <w:iCs/>
+        </w:rPr>
+        <w:t>liệu</w:t>
+      </w:r>
+      <w:proofErr w:type="spellEnd"/>
+      <w:r>
+        <w:rPr>
+          <w:i/>
+          <w:iCs/>
+        </w:rPr>
+        <w:t xml:space="preserve"> </w:t>
+      </w:r>
+      <w:proofErr w:type="spellStart"/>
+      <w:r>
+        <w:rPr>
+          <w:i/>
+          <w:iCs/>
+        </w:rPr>
+        <w:t>trình</w:t>
+      </w:r>
+      <w:proofErr w:type="spellEnd"/>
+      <w:r>
+        <w:rPr>
+          <w:i/>
+          <w:iCs/>
+        </w:rPr>
+        <w:t xml:space="preserve"> </w:t>
+      </w:r>
+      <w:proofErr w:type="spellStart"/>
+      <w:r>
+        <w:rPr>
+          <w:i/>
+          <w:iCs/>
+        </w:rPr>
+        <w:t>bày</w:t>
+      </w:r>
+      <w:proofErr w:type="spellEnd"/>
+      <w:r>
+        <w:rPr>
+          <w:i/>
+          <w:iCs/>
+        </w:rPr>
+        <w:t xml:space="preserve">: Class diagram, Sequence diagram, </w:t>
+      </w:r>
+      <w:proofErr w:type="spellStart"/>
+      <w:r>
+        <w:rPr>
+          <w:i/>
+          <w:iCs/>
+        </w:rPr>
+        <w:t>giải</w:t>
+      </w:r>
+      <w:proofErr w:type="spellEnd"/>
+      <w:r>
+        <w:rPr>
+          <w:i/>
+          <w:iCs/>
+        </w:rPr>
+        <w:t xml:space="preserve"> </w:t>
+      </w:r>
+      <w:proofErr w:type="spellStart"/>
+      <w:r>
+        <w:rPr>
+          <w:i/>
+          <w:iCs/>
+        </w:rPr>
+        <w:t>thích</w:t>
+      </w:r>
+      <w:proofErr w:type="spellEnd"/>
+      <w:r>
+        <w:rPr>
+          <w:i/>
+          <w:iCs/>
+        </w:rPr>
+        <w:t xml:space="preserve"> </w:t>
+      </w:r>
+      <w:proofErr w:type="spellStart"/>
+      <w:r>
+        <w:rPr>
+          <w:i/>
+          <w:iCs/>
+        </w:rPr>
+        <w:t>kiến</w:t>
+      </w:r>
+      <w:proofErr w:type="spellEnd"/>
+      <w:r>
+        <w:rPr>
+          <w:i/>
+          <w:iCs/>
+        </w:rPr>
+        <w:t xml:space="preserve"> </w:t>
+      </w:r>
+      <w:proofErr w:type="spellStart"/>
+      <w:r>
+        <w:rPr>
+          <w:i/>
+          <w:iCs/>
+        </w:rPr>
+        <w:t>trúc</w:t>
+      </w:r>
+      <w:proofErr w:type="spellEnd"/>
+      <w:r>
+        <w:rPr>
+          <w:i/>
+          <w:iCs/>
+        </w:rPr>
+        <w:t xml:space="preserve"> </w:t>
+      </w:r>
+      <w:proofErr w:type="spellStart"/>
+      <w:r>
+        <w:rPr>
+          <w:i/>
+          <w:iCs/>
+        </w:rPr>
+        <w:t>và</w:t>
+      </w:r>
+      <w:proofErr w:type="spellEnd"/>
+      <w:r>
+        <w:rPr>
+          <w:i/>
+          <w:iCs/>
+        </w:rPr>
+        <w:t xml:space="preserve"> case study </w:t>
+      </w:r>
+      <w:proofErr w:type="spellStart"/>
+      <w:r>
+        <w:rPr>
+          <w:i/>
+          <w:iCs/>
+        </w:rPr>
+        <w:t>áp</w:t>
+      </w:r>
+      <w:proofErr w:type="spellEnd"/>
+      <w:r>
+        <w:rPr>
+          <w:i/>
+          <w:iCs/>
+        </w:rPr>
+        <w:t xml:space="preserve"> </w:t>
+      </w:r>
+      <w:proofErr w:type="spellStart"/>
+      <w:r>
+        <w:rPr>
+          <w:i/>
+          <w:iCs/>
+        </w:rPr>
+        <w:t>dụng</w:t>
+      </w:r>
+      <w:proofErr w:type="spellEnd"/>
+      <w:r>
+        <w:rPr>
+          <w:i/>
+          <w:iCs/>
+        </w:rPr>
+        <w:t xml:space="preserve"> </w:t>
+      </w:r>
+      <w:proofErr w:type="spellStart"/>
+      <w:r>
+        <w:rPr>
+          <w:i/>
+          <w:iCs/>
+        </w:rPr>
+        <w:t>vào</w:t>
+      </w:r>
+      <w:proofErr w:type="spellEnd"/>
+      <w:r>
+        <w:rPr>
+          <w:i/>
+          <w:iCs/>
+        </w:rPr>
+        <w:t xml:space="preserve"> </w:t>
+      </w:r>
+      <w:proofErr w:type="spellStart"/>
+      <w:r>
+        <w:rPr>
+          <w:i/>
+          <w:iCs/>
+        </w:rPr>
+        <w:t>bài</w:t>
+      </w:r>
+      <w:proofErr w:type="spellEnd"/>
+      <w:r>
+        <w:rPr>
+          <w:i/>
+          <w:iCs/>
+        </w:rPr>
+        <w:t xml:space="preserve"> </w:t>
+      </w:r>
+      <w:proofErr w:type="spellStart"/>
+      <w:r>
+        <w:rPr>
+          <w:i/>
+          <w:iCs/>
+        </w:rPr>
+        <w:t>toán</w:t>
+      </w:r>
+      <w:proofErr w:type="spellEnd"/>
+      <w:r>
+        <w:rPr>
+          <w:i/>
+          <w:iCs/>
+        </w:rPr>
+        <w:t xml:space="preserve"> Number Puzzle Game.</w:t>
       </w:r>
     </w:p>
     <w:p>
@@ -40,15 +302,364 @@
         <w:spacing w:before="300" w:after="150"/>
       </w:pPr>
       <w:r>
-        <w:t>1. Tổng quan bài toán</w:t>
-      </w:r>
+        <w:t xml:space="preserve">1. </w:t>
+      </w:r>
+      <w:proofErr w:type="spellStart"/>
+      <w:r>
+        <w:t>Tổng</w:t>
+      </w:r>
+      <w:proofErr w:type="spellEnd"/>
+      <w:r>
+        <w:t xml:space="preserve"> </w:t>
+      </w:r>
+      <w:proofErr w:type="spellStart"/>
+      <w:r>
+        <w:t>quan</w:t>
+      </w:r>
+      <w:proofErr w:type="spellEnd"/>
+      <w:r>
+        <w:t xml:space="preserve"> </w:t>
+      </w:r>
+      <w:proofErr w:type="spellStart"/>
+      <w:r>
+        <w:t>bài</w:t>
+      </w:r>
+      <w:proofErr w:type="spellEnd"/>
+      <w:r>
+        <w:t xml:space="preserve"> </w:t>
+      </w:r>
+      <w:proofErr w:type="spellStart"/>
+      <w:r>
+        <w:t>toán</w:t>
+      </w:r>
+      <w:proofErr w:type="spellEnd"/>
     </w:p>
     <w:p>
       <w:pPr>
         <w:spacing w:after="160"/>
       </w:pPr>
       <w:r>
-        <w:t xml:space="preserve">Number Puzzle Game (NPG) là trò chơi xếp hình trượt (sliding puzzle) kích thước NxN (3x3 hoặc 4x4). Bàn cờ gồm các nút số được xáo trộn ngẫu nhiên và một ô trống; người chơi trượt các ô số liền kề ô trống để đưa bàn cờ về đúng thứ tự </w:t>
+        <w:t xml:space="preserve">Number Puzzle Game (NPG) </w:t>
+      </w:r>
+      <w:proofErr w:type="spellStart"/>
+      <w:r>
+        <w:t>là</w:t>
+      </w:r>
+      <w:proofErr w:type="spellEnd"/>
+      <w:r>
+        <w:t xml:space="preserve"> </w:t>
+      </w:r>
+      <w:proofErr w:type="spellStart"/>
+      <w:r>
+        <w:t>trò</w:t>
+      </w:r>
+      <w:proofErr w:type="spellEnd"/>
+      <w:r>
+        <w:t xml:space="preserve"> </w:t>
+      </w:r>
+      <w:proofErr w:type="spellStart"/>
+      <w:r>
+        <w:t>chơi</w:t>
+      </w:r>
+      <w:proofErr w:type="spellEnd"/>
+      <w:r>
+        <w:t xml:space="preserve"> </w:t>
+      </w:r>
+      <w:proofErr w:type="spellStart"/>
+      <w:r>
+        <w:t>xếp</w:t>
+      </w:r>
+      <w:proofErr w:type="spellEnd"/>
+      <w:r>
+        <w:t xml:space="preserve"> </w:t>
+      </w:r>
+      <w:proofErr w:type="spellStart"/>
+      <w:r>
+        <w:t>hình</w:t>
+      </w:r>
+      <w:proofErr w:type="spellEnd"/>
+      <w:r>
+        <w:t xml:space="preserve"> </w:t>
+      </w:r>
+      <w:proofErr w:type="spellStart"/>
+      <w:r>
+        <w:t>trượt</w:t>
+      </w:r>
+      <w:proofErr w:type="spellEnd"/>
+      <w:r>
+        <w:t xml:space="preserve"> (sliding puzzle) </w:t>
+      </w:r>
+      <w:proofErr w:type="spellStart"/>
+      <w:r>
+        <w:t>kích</w:t>
+      </w:r>
+      <w:proofErr w:type="spellEnd"/>
+      <w:r>
+        <w:t xml:space="preserve"> </w:t>
+      </w:r>
+      <w:proofErr w:type="spellStart"/>
+      <w:r>
+        <w:t>thước</w:t>
+      </w:r>
+      <w:proofErr w:type="spellEnd"/>
+      <w:r>
+        <w:t xml:space="preserve"> </w:t>
+      </w:r>
+      <w:proofErr w:type="spellStart"/>
+      <w:r>
+        <w:t>NxN</w:t>
+      </w:r>
+      <w:proofErr w:type="spellEnd"/>
+      <w:r>
+        <w:t xml:space="preserve"> (3x3 </w:t>
+      </w:r>
+      <w:proofErr w:type="spellStart"/>
+      <w:r>
+        <w:t>hoặc</w:t>
+      </w:r>
+      <w:proofErr w:type="spellEnd"/>
+      <w:r>
+        <w:t xml:space="preserve"> 4x4). </w:t>
+      </w:r>
+      <w:proofErr w:type="spellStart"/>
+      <w:r>
+        <w:t>Bàn</w:t>
+      </w:r>
+      <w:proofErr w:type="spellEnd"/>
+      <w:r>
+        <w:t xml:space="preserve"> </w:t>
+      </w:r>
+      <w:proofErr w:type="spellStart"/>
+      <w:r>
+        <w:t>cờ</w:t>
+      </w:r>
+      <w:proofErr w:type="spellEnd"/>
+      <w:r>
+        <w:t xml:space="preserve"> </w:t>
+      </w:r>
+      <w:proofErr w:type="spellStart"/>
+      <w:r>
+        <w:t>gồm</w:t>
+      </w:r>
+      <w:proofErr w:type="spellEnd"/>
+      <w:r>
+        <w:t xml:space="preserve"> </w:t>
+      </w:r>
+      <w:proofErr w:type="spellStart"/>
+      <w:r>
+        <w:t>các</w:t>
+      </w:r>
+      <w:proofErr w:type="spellEnd"/>
+      <w:r>
+        <w:t xml:space="preserve"> </w:t>
+      </w:r>
+      <w:proofErr w:type="spellStart"/>
+      <w:r>
+        <w:t>nút</w:t>
+      </w:r>
+      <w:proofErr w:type="spellEnd"/>
+      <w:r>
+        <w:t xml:space="preserve"> </w:t>
+      </w:r>
+      <w:proofErr w:type="spellStart"/>
+      <w:r>
+        <w:t>số</w:t>
+      </w:r>
+      <w:proofErr w:type="spellEnd"/>
+      <w:r>
+        <w:t xml:space="preserve"> </w:t>
+      </w:r>
+      <w:proofErr w:type="spellStart"/>
+      <w:r>
+        <w:t>được</w:t>
+      </w:r>
+      <w:proofErr w:type="spellEnd"/>
+      <w:r>
+        <w:t xml:space="preserve"> </w:t>
+      </w:r>
+      <w:proofErr w:type="spellStart"/>
+      <w:r>
+        <w:t>xáo</w:t>
+      </w:r>
+      <w:proofErr w:type="spellEnd"/>
+      <w:r>
+        <w:t xml:space="preserve"> </w:t>
+      </w:r>
+      <w:proofErr w:type="spellStart"/>
+      <w:r>
+        <w:t>trộn</w:t>
+      </w:r>
+      <w:proofErr w:type="spellEnd"/>
+      <w:r>
+        <w:t xml:space="preserve"> </w:t>
+      </w:r>
+      <w:proofErr w:type="spellStart"/>
+      <w:r>
+        <w:t>ngẫu</w:t>
+      </w:r>
+      <w:proofErr w:type="spellEnd"/>
+      <w:r>
+        <w:t xml:space="preserve"> </w:t>
+      </w:r>
+      <w:proofErr w:type="spellStart"/>
+      <w:r>
+        <w:t>nhiên</w:t>
+      </w:r>
+      <w:proofErr w:type="spellEnd"/>
+      <w:r>
+        <w:t xml:space="preserve"> </w:t>
+      </w:r>
+      <w:proofErr w:type="spellStart"/>
+      <w:r>
+        <w:t>và</w:t>
+      </w:r>
+      <w:proofErr w:type="spellEnd"/>
+      <w:r>
+        <w:t xml:space="preserve"> </w:t>
+      </w:r>
+      <w:proofErr w:type="spellStart"/>
+      <w:r>
+        <w:t>một</w:t>
+      </w:r>
+      <w:proofErr w:type="spellEnd"/>
+      <w:r>
+        <w:t xml:space="preserve"> ô </w:t>
+      </w:r>
+      <w:proofErr w:type="spellStart"/>
+      <w:r>
+        <w:t>trống</w:t>
+      </w:r>
+      <w:proofErr w:type="spellEnd"/>
+      <w:r>
+        <w:t xml:space="preserve">; </w:t>
+      </w:r>
+      <w:proofErr w:type="spellStart"/>
+      <w:r>
+        <w:t>người</w:t>
+      </w:r>
+      <w:proofErr w:type="spellEnd"/>
+      <w:r>
+        <w:t xml:space="preserve"> </w:t>
+      </w:r>
+      <w:proofErr w:type="spellStart"/>
+      <w:r>
+        <w:t>chơi</w:t>
+      </w:r>
+      <w:proofErr w:type="spellEnd"/>
+      <w:r>
+        <w:t xml:space="preserve"> </w:t>
+      </w:r>
+      <w:proofErr w:type="spellStart"/>
+      <w:r>
+        <w:t>trượt</w:t>
+      </w:r>
+      <w:proofErr w:type="spellEnd"/>
+      <w:r>
+        <w:t xml:space="preserve"> </w:t>
+      </w:r>
+      <w:proofErr w:type="spellStart"/>
+      <w:r>
+        <w:t>các</w:t>
+      </w:r>
+      <w:proofErr w:type="spellEnd"/>
+      <w:r>
+        <w:t xml:space="preserve"> ô </w:t>
+      </w:r>
+      <w:proofErr w:type="spellStart"/>
+      <w:r>
+        <w:t>số</w:t>
+      </w:r>
+      <w:proofErr w:type="spellEnd"/>
+      <w:r>
+        <w:t xml:space="preserve"> </w:t>
+      </w:r>
+      <w:proofErr w:type="spellStart"/>
+      <w:r>
+        <w:t>liền</w:t>
+      </w:r>
+      <w:proofErr w:type="spellEnd"/>
+      <w:r>
+        <w:t xml:space="preserve"> </w:t>
+      </w:r>
+      <w:proofErr w:type="spellStart"/>
+      <w:r>
+        <w:t>kề</w:t>
+      </w:r>
+      <w:proofErr w:type="spellEnd"/>
+      <w:r>
+        <w:t xml:space="preserve"> ô </w:t>
+      </w:r>
+      <w:proofErr w:type="spellStart"/>
+      <w:r>
+        <w:t>trống</w:t>
+      </w:r>
+      <w:proofErr w:type="spellEnd"/>
+      <w:r>
+        <w:t xml:space="preserve"> </w:t>
+      </w:r>
+      <w:proofErr w:type="spellStart"/>
+      <w:r>
+        <w:t>để</w:t>
+      </w:r>
+      <w:proofErr w:type="spellEnd"/>
+      <w:r>
+        <w:t xml:space="preserve"> </w:t>
+      </w:r>
+      <w:proofErr w:type="spellStart"/>
+      <w:r>
+        <w:t>đưa</w:t>
+      </w:r>
+      <w:proofErr w:type="spellEnd"/>
+      <w:r>
+        <w:t xml:space="preserve"> </w:t>
+      </w:r>
+      <w:proofErr w:type="spellStart"/>
+      <w:r>
+        <w:t>bàn</w:t>
+      </w:r>
+      <w:proofErr w:type="spellEnd"/>
+      <w:r>
+        <w:t xml:space="preserve"> </w:t>
+      </w:r>
+      <w:proofErr w:type="spellStart"/>
+      <w:r>
+        <w:t>cờ</w:t>
+      </w:r>
+      <w:proofErr w:type="spellEnd"/>
+      <w:r>
+        <w:t xml:space="preserve"> </w:t>
+      </w:r>
+      <w:proofErr w:type="spellStart"/>
+      <w:r>
+        <w:t>về</w:t>
+      </w:r>
+      <w:proofErr w:type="spellEnd"/>
+      <w:r>
+        <w:t xml:space="preserve"> </w:t>
+      </w:r>
+      <w:proofErr w:type="spellStart"/>
+      <w:r>
+        <w:t>đúng</w:t>
+      </w:r>
+      <w:proofErr w:type="spellEnd"/>
+      <w:r>
+        <w:t xml:space="preserve"> </w:t>
+      </w:r>
+      <w:proofErr w:type="spellStart"/>
+      <w:r>
+        <w:t>thứ</w:t>
+      </w:r>
+      <w:proofErr w:type="spellEnd"/>
+      <w:r>
+        <w:t xml:space="preserve"> </w:t>
+      </w:r>
+      <w:proofErr w:type="spellStart"/>
+      <w:r>
+        <w:t>tự</w:t>
+      </w:r>
+      <w:proofErr w:type="spellEnd"/>
+      <w:r>
+        <w:t xml:space="preserve"> </w:t>
       </w:r>
       <w:proofErr w:type="gramStart"/>
       <w:r>
@@ -68,8 +679,53 @@
         </w:numPr>
         <w:spacing w:after="80"/>
       </w:pPr>
-      <w:r>
-        <w:t>Chọn kích thước bàn cờ 3x3 hoặc 4x4.</w:t>
+      <w:proofErr w:type="spellStart"/>
+      <w:r>
+        <w:t>Chọn</w:t>
+      </w:r>
+      <w:proofErr w:type="spellEnd"/>
+      <w:r>
+        <w:t xml:space="preserve"> </w:t>
+      </w:r>
+      <w:proofErr w:type="spellStart"/>
+      <w:r>
+        <w:t>kích</w:t>
+      </w:r>
+      <w:proofErr w:type="spellEnd"/>
+      <w:r>
+        <w:t xml:space="preserve"> </w:t>
+      </w:r>
+      <w:proofErr w:type="spellStart"/>
+      <w:r>
+        <w:t>thước</w:t>
+      </w:r>
+      <w:proofErr w:type="spellEnd"/>
+      <w:r>
+        <w:t xml:space="preserve"> </w:t>
+      </w:r>
+      <w:proofErr w:type="spellStart"/>
+      <w:r>
+        <w:t>bàn</w:t>
+      </w:r>
+      <w:proofErr w:type="spellEnd"/>
+      <w:r>
+        <w:t xml:space="preserve"> </w:t>
+      </w:r>
+      <w:proofErr w:type="spellStart"/>
+      <w:r>
+        <w:t>cờ</w:t>
+      </w:r>
+      <w:proofErr w:type="spellEnd"/>
+      <w:r>
+        <w:t xml:space="preserve"> 3x3 </w:t>
+      </w:r>
+      <w:proofErr w:type="spellStart"/>
+      <w:r>
+        <w:t>hoặc</w:t>
+      </w:r>
+      <w:proofErr w:type="spellEnd"/>
+      <w:r>
+        <w:t xml:space="preserve"> 4x4.</w:t>
       </w:r>
     </w:p>
     <w:p>
@@ -81,8 +737,45 @@
         </w:numPr>
         <w:spacing w:after="80"/>
       </w:pPr>
-      <w:r>
-        <w:t>Bắt đầu ván chơi mới (New Game).</w:t>
+      <w:proofErr w:type="spellStart"/>
+      <w:r>
+        <w:t>Bắt</w:t>
+      </w:r>
+      <w:proofErr w:type="spellEnd"/>
+      <w:r>
+        <w:t xml:space="preserve"> </w:t>
+      </w:r>
+      <w:proofErr w:type="spellStart"/>
+      <w:r>
+        <w:t>đầu</w:t>
+      </w:r>
+      <w:proofErr w:type="spellEnd"/>
+      <w:r>
+        <w:t xml:space="preserve"> </w:t>
+      </w:r>
+      <w:proofErr w:type="spellStart"/>
+      <w:r>
+        <w:t>ván</w:t>
+      </w:r>
+      <w:proofErr w:type="spellEnd"/>
+      <w:r>
+        <w:t xml:space="preserve"> </w:t>
+      </w:r>
+      <w:proofErr w:type="spellStart"/>
+      <w:r>
+        <w:t>chơi</w:t>
+      </w:r>
+      <w:proofErr w:type="spellEnd"/>
+      <w:r>
+        <w:t xml:space="preserve"> </w:t>
+      </w:r>
+      <w:proofErr w:type="spellStart"/>
+      <w:r>
+        <w:t>mới</w:t>
+      </w:r>
+      <w:proofErr w:type="spellEnd"/>
+      <w:r>
+        <w:t xml:space="preserve"> (New Game).</w:t>
       </w:r>
     </w:p>
     <w:p>
@@ -94,8 +787,85 @@
         </w:numPr>
         <w:spacing w:after="80"/>
       </w:pPr>
-      <w:r>
-        <w:t>Hiển thị số lượt di chuyển (Move count) và thời gian đã trôi qua (Elapsed time).</w:t>
+      <w:proofErr w:type="spellStart"/>
+      <w:r>
+        <w:t>Hiển</w:t>
+      </w:r>
+      <w:proofErr w:type="spellEnd"/>
+      <w:r>
+        <w:t xml:space="preserve"> </w:t>
+      </w:r>
+      <w:proofErr w:type="spellStart"/>
+      <w:r>
+        <w:t>thị</w:t>
+      </w:r>
+      <w:proofErr w:type="spellEnd"/>
+      <w:r>
+        <w:t xml:space="preserve"> </w:t>
+      </w:r>
+      <w:proofErr w:type="spellStart"/>
+      <w:r>
+        <w:t>số</w:t>
+      </w:r>
+      <w:proofErr w:type="spellEnd"/>
+      <w:r>
+        <w:t xml:space="preserve"> </w:t>
+      </w:r>
+      <w:proofErr w:type="spellStart"/>
+      <w:r>
+        <w:t>lượt</w:t>
+      </w:r>
+      <w:proofErr w:type="spellEnd"/>
+      <w:r>
+        <w:t xml:space="preserve"> di </w:t>
+      </w:r>
+      <w:proofErr w:type="spellStart"/>
+      <w:r>
+        <w:t>chuyển</w:t>
+      </w:r>
+      <w:proofErr w:type="spellEnd"/>
+      <w:r>
+        <w:t xml:space="preserve"> (Move count) </w:t>
+      </w:r>
+      <w:proofErr w:type="spellStart"/>
+      <w:r>
+        <w:t>và</w:t>
+      </w:r>
+      <w:proofErr w:type="spellEnd"/>
+      <w:r>
+        <w:t xml:space="preserve"> </w:t>
+      </w:r>
+      <w:proofErr w:type="spellStart"/>
+      <w:r>
+        <w:t>thời</w:t>
+      </w:r>
+      <w:proofErr w:type="spellEnd"/>
+      <w:r>
+        <w:t xml:space="preserve"> </w:t>
+      </w:r>
+      <w:proofErr w:type="spellStart"/>
+      <w:r>
+        <w:t>gian</w:t>
+      </w:r>
+      <w:proofErr w:type="spellEnd"/>
+      <w:r>
+        <w:t xml:space="preserve"> </w:t>
+      </w:r>
+      <w:proofErr w:type="spellStart"/>
+      <w:r>
+        <w:t>đã</w:t>
+      </w:r>
+      <w:proofErr w:type="spellEnd"/>
+      <w:r>
+        <w:t xml:space="preserve"> </w:t>
+      </w:r>
+      <w:proofErr w:type="spellStart"/>
+      <w:r>
+        <w:t>trôi</w:t>
+      </w:r>
+      <w:proofErr w:type="spellEnd"/>
+      <w:r>
+        <w:t xml:space="preserve"> qua (Elapsed time).</w:t>
       </w:r>
     </w:p>
     <w:p>
@@ -108,7 +878,63 @@
         <w:spacing w:after="80"/>
       </w:pPr>
       <w:r>
-        <w:t>Thông báo chúc mừng khi người chơi thắng.</w:t>
+        <w:t xml:space="preserve">Thông </w:t>
+      </w:r>
+      <w:proofErr w:type="spellStart"/>
+      <w:r>
+        <w:t>báo</w:t>
+      </w:r>
+      <w:proofErr w:type="spellEnd"/>
+      <w:r>
+        <w:t xml:space="preserve"> </w:t>
+      </w:r>
+      <w:proofErr w:type="spellStart"/>
+      <w:r>
+        <w:t>chúc</w:t>
+      </w:r>
+      <w:proofErr w:type="spellEnd"/>
+      <w:r>
+        <w:t xml:space="preserve"> </w:t>
+      </w:r>
+      <w:proofErr w:type="spellStart"/>
+      <w:r>
+        <w:t>mừng</w:t>
+      </w:r>
+      <w:proofErr w:type="spellEnd"/>
+      <w:r>
+        <w:t xml:space="preserve"> </w:t>
+      </w:r>
+      <w:proofErr w:type="spellStart"/>
+      <w:r>
+        <w:t>khi</w:t>
+      </w:r>
+      <w:proofErr w:type="spellEnd"/>
+      <w:r>
+        <w:t xml:space="preserve"> </w:t>
+      </w:r>
+      <w:proofErr w:type="spellStart"/>
+      <w:r>
+        <w:t>người</w:t>
+      </w:r>
+      <w:proofErr w:type="spellEnd"/>
+      <w:r>
+        <w:t xml:space="preserve"> </w:t>
+      </w:r>
+      <w:proofErr w:type="spellStart"/>
+      <w:r>
+        <w:t>chơi</w:t>
+      </w:r>
+      <w:proofErr w:type="spellEnd"/>
+      <w:r>
+        <w:t xml:space="preserve"> </w:t>
+      </w:r>
+      <w:proofErr w:type="spellStart"/>
+      <w:r>
+        <w:t>thắng</w:t>
+      </w:r>
+      <w:proofErr w:type="spellEnd"/>
+      <w:r>
+        <w:t>.</w:t>
       </w:r>
     </w:p>
     <w:p>
@@ -120,8 +946,125 @@
         </w:numPr>
         <w:spacing w:after="80"/>
       </w:pPr>
-      <w:r>
-        <w:t>Bắt buộc: dùng GridLayout để hiển thị các ô, dùng Thread riêng để cập nhật thời gian.</w:t>
+      <w:proofErr w:type="spellStart"/>
+      <w:r>
+        <w:t>Bắt</w:t>
+      </w:r>
+      <w:proofErr w:type="spellEnd"/>
+      <w:r>
+        <w:t xml:space="preserve"> </w:t>
+      </w:r>
+      <w:proofErr w:type="spellStart"/>
+      <w:r>
+        <w:t>buộc</w:t>
+      </w:r>
+      <w:proofErr w:type="spellEnd"/>
+      <w:r>
+        <w:t xml:space="preserve">: </w:t>
+      </w:r>
+      <w:proofErr w:type="spellStart"/>
+      <w:r>
+        <w:t>dùng</w:t>
+      </w:r>
+      <w:proofErr w:type="spellEnd"/>
+      <w:r>
+        <w:t xml:space="preserve"> </w:t>
+      </w:r>
+      <w:proofErr w:type="spellStart"/>
+      <w:r>
+        <w:t>GridLayout</w:t>
+      </w:r>
+      <w:proofErr w:type="spellEnd"/>
+      <w:r>
+        <w:t xml:space="preserve"> </w:t>
+      </w:r>
+      <w:proofErr w:type="spellStart"/>
+      <w:r>
+        <w:t>để</w:t>
+      </w:r>
+      <w:proofErr w:type="spellEnd"/>
+      <w:r>
+        <w:t xml:space="preserve"> </w:t>
+      </w:r>
+      <w:proofErr w:type="spellStart"/>
+      <w:r>
+        <w:t>hiển</w:t>
+      </w:r>
+      <w:proofErr w:type="spellEnd"/>
+      <w:r>
+        <w:t xml:space="preserve"> </w:t>
+      </w:r>
+      <w:proofErr w:type="spellStart"/>
+      <w:r>
+        <w:t>thị</w:t>
+      </w:r>
+      <w:proofErr w:type="spellEnd"/>
+      <w:r>
+        <w:t xml:space="preserve"> </w:t>
+      </w:r>
+      <w:proofErr w:type="spellStart"/>
+      <w:r>
+        <w:t>các</w:t>
+      </w:r>
+      <w:proofErr w:type="spellEnd"/>
+      <w:r>
+        <w:t xml:space="preserve"> ô, </w:t>
+      </w:r>
+      <w:proofErr w:type="spellStart"/>
+      <w:r>
+        <w:t>dùng</w:t>
+      </w:r>
+      <w:proofErr w:type="spellEnd"/>
+      <w:r>
+        <w:t xml:space="preserve"> Thread </w:t>
+      </w:r>
+      <w:proofErr w:type="spellStart"/>
+      <w:r>
+        <w:t>riêng</w:t>
+      </w:r>
+      <w:proofErr w:type="spellEnd"/>
+      <w:r>
+        <w:t xml:space="preserve"> </w:t>
+      </w:r>
+      <w:proofErr w:type="spellStart"/>
+      <w:r>
+        <w:t>để</w:t>
+      </w:r>
+      <w:proofErr w:type="spellEnd"/>
+      <w:r>
+        <w:t xml:space="preserve"> </w:t>
+      </w:r>
+      <w:proofErr w:type="spellStart"/>
+      <w:r>
+        <w:t>cập</w:t>
+      </w:r>
+      <w:proofErr w:type="spellEnd"/>
+      <w:r>
+        <w:t xml:space="preserve"> </w:t>
+      </w:r>
+      <w:proofErr w:type="spellStart"/>
+      <w:r>
+        <w:t>nhật</w:t>
+      </w:r>
+      <w:proofErr w:type="spellEnd"/>
+      <w:r>
+        <w:t xml:space="preserve"> </w:t>
+      </w:r>
+      <w:proofErr w:type="spellStart"/>
+      <w:r>
+        <w:t>thời</w:t>
+      </w:r>
+      <w:proofErr w:type="spellEnd"/>
+      <w:r>
+        <w:t xml:space="preserve"> </w:t>
+      </w:r>
+      <w:proofErr w:type="spellStart"/>
+      <w:r>
+        <w:t>gian</w:t>
+      </w:r>
+      <w:proofErr w:type="spellEnd"/>
+      <w:r>
+        <w:t>.</w:t>
       </w:r>
     </w:p>
     <w:p>
@@ -130,27 +1073,425 @@
         <w:spacing w:before="300" w:after="150"/>
       </w:pPr>
       <w:r>
-        <w:t>2. Kiến trúc được chọn: MVC cổ điển (Classic/Model-1.5 MVC)</w:t>
+        <w:t xml:space="preserve">2. </w:t>
+      </w:r>
+      <w:proofErr w:type="spellStart"/>
+      <w:r>
+        <w:t>Kiến</w:t>
+      </w:r>
+      <w:proofErr w:type="spellEnd"/>
+      <w:r>
+        <w:t xml:space="preserve"> </w:t>
+      </w:r>
+      <w:proofErr w:type="spellStart"/>
+      <w:r>
+        <w:t>trúc</w:t>
+      </w:r>
+      <w:proofErr w:type="spellEnd"/>
+      <w:r>
+        <w:t xml:space="preserve"> </w:t>
+      </w:r>
+      <w:proofErr w:type="spellStart"/>
+      <w:r>
+        <w:t>được</w:t>
+      </w:r>
+      <w:proofErr w:type="spellEnd"/>
+      <w:r>
+        <w:t xml:space="preserve"> </w:t>
+      </w:r>
+      <w:proofErr w:type="spellStart"/>
+      <w:r>
+        <w:t>chọn</w:t>
+      </w:r>
+      <w:proofErr w:type="spellEnd"/>
+      <w:r>
+        <w:t xml:space="preserve">: MVC </w:t>
+      </w:r>
+      <w:proofErr w:type="spellStart"/>
+      <w:r>
+        <w:t>cổ</w:t>
+      </w:r>
+      <w:proofErr w:type="spellEnd"/>
+      <w:r>
+        <w:t xml:space="preserve"> </w:t>
+      </w:r>
+      <w:proofErr w:type="spellStart"/>
+      <w:r>
+        <w:t>điển</w:t>
+      </w:r>
+      <w:proofErr w:type="spellEnd"/>
+      <w:r>
+        <w:t xml:space="preserve"> (Classic/Model-1.5 MVC)</w:t>
       </w:r>
     </w:p>
     <w:p>
       <w:pPr>
         <w:spacing w:after="160"/>
       </w:pPr>
-      <w:r>
-        <w:t>Đề bài yêu cầu dùng kiến trúc MVC "cũ" - trong đó Model làm việc trực tiếp với View: khi trạng thái của Model thay đổi, Model tự động "đẩy" (push) thông báo cho View, thay vì View phải liên tục hỏi/kiểm tra (poll) Model.</w:t>
+      <w:proofErr w:type="spellStart"/>
+      <w:r>
+        <w:t>Đề</w:t>
+      </w:r>
+      <w:proofErr w:type="spellEnd"/>
+      <w:r>
+        <w:t xml:space="preserve"> </w:t>
+      </w:r>
+      <w:proofErr w:type="spellStart"/>
+      <w:r>
+        <w:t>bài</w:t>
+      </w:r>
+      <w:proofErr w:type="spellEnd"/>
+      <w:r>
+        <w:t xml:space="preserve"> </w:t>
+      </w:r>
+      <w:proofErr w:type="spellStart"/>
+      <w:r>
+        <w:t>yêu</w:t>
+      </w:r>
+      <w:proofErr w:type="spellEnd"/>
+      <w:r>
+        <w:t xml:space="preserve"> </w:t>
+      </w:r>
+      <w:proofErr w:type="spellStart"/>
+      <w:r>
+        <w:t>cầu</w:t>
+      </w:r>
+      <w:proofErr w:type="spellEnd"/>
+      <w:r>
+        <w:t xml:space="preserve"> </w:t>
+      </w:r>
+      <w:proofErr w:type="spellStart"/>
+      <w:r>
+        <w:t>dùng</w:t>
+      </w:r>
+      <w:proofErr w:type="spellEnd"/>
+      <w:r>
+        <w:t xml:space="preserve"> </w:t>
+      </w:r>
+      <w:proofErr w:type="spellStart"/>
+      <w:r>
+        <w:t>kiến</w:t>
+      </w:r>
+      <w:proofErr w:type="spellEnd"/>
+      <w:r>
+        <w:t xml:space="preserve"> </w:t>
+      </w:r>
+      <w:proofErr w:type="spellStart"/>
+      <w:r>
+        <w:t>trúc</w:t>
+      </w:r>
+      <w:proofErr w:type="spellEnd"/>
+      <w:r>
+        <w:t xml:space="preserve"> MVC "</w:t>
+      </w:r>
+      <w:proofErr w:type="spellStart"/>
+      <w:r>
+        <w:t>cũ</w:t>
+      </w:r>
+      <w:proofErr w:type="spellEnd"/>
+      <w:r>
+        <w:t xml:space="preserve">" - </w:t>
+      </w:r>
+      <w:proofErr w:type="spellStart"/>
+      <w:r>
+        <w:t>trong</w:t>
+      </w:r>
+      <w:proofErr w:type="spellEnd"/>
+      <w:r>
+        <w:t xml:space="preserve"> </w:t>
+      </w:r>
+      <w:proofErr w:type="spellStart"/>
+      <w:r>
+        <w:t>đó</w:t>
+      </w:r>
+      <w:proofErr w:type="spellEnd"/>
+      <w:r>
+        <w:t xml:space="preserve"> Model </w:t>
+      </w:r>
+      <w:proofErr w:type="spellStart"/>
+      <w:r>
+        <w:t>làm</w:t>
+      </w:r>
+      <w:proofErr w:type="spellEnd"/>
+      <w:r>
+        <w:t xml:space="preserve"> </w:t>
+      </w:r>
+      <w:proofErr w:type="spellStart"/>
+      <w:r>
+        <w:t>việc</w:t>
+      </w:r>
+      <w:proofErr w:type="spellEnd"/>
+      <w:r>
+        <w:t xml:space="preserve"> </w:t>
+      </w:r>
+      <w:proofErr w:type="spellStart"/>
+      <w:r>
+        <w:t>trực</w:t>
+      </w:r>
+      <w:proofErr w:type="spellEnd"/>
+      <w:r>
+        <w:t xml:space="preserve"> </w:t>
+      </w:r>
+      <w:proofErr w:type="spellStart"/>
+      <w:r>
+        <w:t>tiếp</w:t>
+      </w:r>
+      <w:proofErr w:type="spellEnd"/>
+      <w:r>
+        <w:t xml:space="preserve"> </w:t>
+      </w:r>
+      <w:proofErr w:type="spellStart"/>
+      <w:r>
+        <w:t>với</w:t>
+      </w:r>
+      <w:proofErr w:type="spellEnd"/>
+      <w:r>
+        <w:t xml:space="preserve"> View: </w:t>
+      </w:r>
+      <w:proofErr w:type="spellStart"/>
+      <w:r>
+        <w:t>khi</w:t>
+      </w:r>
+      <w:proofErr w:type="spellEnd"/>
+      <w:r>
+        <w:t xml:space="preserve"> </w:t>
+      </w:r>
+      <w:proofErr w:type="spellStart"/>
+      <w:r>
+        <w:t>trạng</w:t>
+      </w:r>
+      <w:proofErr w:type="spellEnd"/>
+      <w:r>
+        <w:t xml:space="preserve"> </w:t>
+      </w:r>
+      <w:proofErr w:type="spellStart"/>
+      <w:r>
+        <w:t>thái</w:t>
+      </w:r>
+      <w:proofErr w:type="spellEnd"/>
+      <w:r>
+        <w:t xml:space="preserve"> </w:t>
+      </w:r>
+      <w:proofErr w:type="spellStart"/>
+      <w:r>
+        <w:t>của</w:t>
+      </w:r>
+      <w:proofErr w:type="spellEnd"/>
+      <w:r>
+        <w:t xml:space="preserve"> Model </w:t>
+      </w:r>
+      <w:proofErr w:type="spellStart"/>
+      <w:r>
+        <w:t>thay</w:t>
+      </w:r>
+      <w:proofErr w:type="spellEnd"/>
+      <w:r>
+        <w:t xml:space="preserve"> </w:t>
+      </w:r>
+      <w:proofErr w:type="spellStart"/>
+      <w:r>
+        <w:t>đổi</w:t>
+      </w:r>
+      <w:proofErr w:type="spellEnd"/>
+      <w:r>
+        <w:t xml:space="preserve">, Model </w:t>
+      </w:r>
+      <w:proofErr w:type="spellStart"/>
+      <w:r>
+        <w:t>tự</w:t>
+      </w:r>
+      <w:proofErr w:type="spellEnd"/>
+      <w:r>
+        <w:t xml:space="preserve"> </w:t>
+      </w:r>
+      <w:proofErr w:type="spellStart"/>
+      <w:r>
+        <w:t>động</w:t>
+      </w:r>
+      <w:proofErr w:type="spellEnd"/>
+      <w:r>
+        <w:t xml:space="preserve"> "</w:t>
+      </w:r>
+      <w:proofErr w:type="spellStart"/>
+      <w:r>
+        <w:t>đẩy</w:t>
+      </w:r>
+      <w:proofErr w:type="spellEnd"/>
+      <w:r>
+        <w:t xml:space="preserve">" (push) </w:t>
+      </w:r>
+      <w:proofErr w:type="spellStart"/>
+      <w:r>
+        <w:t>thông</w:t>
+      </w:r>
+      <w:proofErr w:type="spellEnd"/>
+      <w:r>
+        <w:t xml:space="preserve"> </w:t>
+      </w:r>
+      <w:proofErr w:type="spellStart"/>
+      <w:r>
+        <w:t>báo</w:t>
+      </w:r>
+      <w:proofErr w:type="spellEnd"/>
+      <w:r>
+        <w:t xml:space="preserve"> </w:t>
+      </w:r>
+      <w:proofErr w:type="spellStart"/>
+      <w:r>
+        <w:t>cho</w:t>
+      </w:r>
+      <w:proofErr w:type="spellEnd"/>
+      <w:r>
+        <w:t xml:space="preserve"> View, </w:t>
+      </w:r>
+      <w:proofErr w:type="spellStart"/>
+      <w:r>
+        <w:t>thay</w:t>
+      </w:r>
+      <w:proofErr w:type="spellEnd"/>
+      <w:r>
+        <w:t xml:space="preserve"> </w:t>
+      </w:r>
+      <w:proofErr w:type="spellStart"/>
+      <w:r>
+        <w:t>vì</w:t>
+      </w:r>
+      <w:proofErr w:type="spellEnd"/>
+      <w:r>
+        <w:t xml:space="preserve"> View </w:t>
+      </w:r>
+      <w:proofErr w:type="spellStart"/>
+      <w:r>
+        <w:t>phải</w:t>
+      </w:r>
+      <w:proofErr w:type="spellEnd"/>
+      <w:r>
+        <w:t xml:space="preserve"> </w:t>
+      </w:r>
+      <w:proofErr w:type="spellStart"/>
+      <w:r>
+        <w:t>liên</w:t>
+      </w:r>
+      <w:proofErr w:type="spellEnd"/>
+      <w:r>
+        <w:t xml:space="preserve"> </w:t>
+      </w:r>
+      <w:proofErr w:type="spellStart"/>
+      <w:r>
+        <w:t>tục</w:t>
+      </w:r>
+      <w:proofErr w:type="spellEnd"/>
+      <w:r>
+        <w:t xml:space="preserve"> </w:t>
+      </w:r>
+      <w:proofErr w:type="spellStart"/>
+      <w:r>
+        <w:t>hỏi</w:t>
+      </w:r>
+      <w:proofErr w:type="spellEnd"/>
+      <w:r>
+        <w:t>/</w:t>
+      </w:r>
+      <w:proofErr w:type="spellStart"/>
+      <w:r>
+        <w:t>kiểm</w:t>
+      </w:r>
+      <w:proofErr w:type="spellEnd"/>
+      <w:r>
+        <w:t xml:space="preserve"> </w:t>
+      </w:r>
+      <w:proofErr w:type="spellStart"/>
+      <w:r>
+        <w:t>tra</w:t>
+      </w:r>
+      <w:proofErr w:type="spellEnd"/>
+      <w:r>
+        <w:t xml:space="preserve"> (poll) Model.</w:t>
       </w:r>
     </w:p>
     <w:p>
       <w:pPr>
         <w:spacing w:after="100"/>
       </w:pPr>
+      <w:proofErr w:type="spellStart"/>
       <w:r>
         <w:rPr>
           <w:b/>
           <w:bCs/>
         </w:rPr>
-        <w:t>Đặc điểm của MVC cổ điển:</w:t>
+        <w:t>Đặc</w:t>
+      </w:r>
+      <w:proofErr w:type="spellEnd"/>
+      <w:r>
+        <w:rPr>
+          <w:b/>
+          <w:bCs/>
+        </w:rPr>
+        <w:t xml:space="preserve"> </w:t>
+      </w:r>
+      <w:proofErr w:type="spellStart"/>
+      <w:r>
+        <w:rPr>
+          <w:b/>
+          <w:bCs/>
+        </w:rPr>
+        <w:t>điểm</w:t>
+      </w:r>
+      <w:proofErr w:type="spellEnd"/>
+      <w:r>
+        <w:rPr>
+          <w:b/>
+          <w:bCs/>
+        </w:rPr>
+        <w:t xml:space="preserve"> </w:t>
+      </w:r>
+      <w:proofErr w:type="spellStart"/>
+      <w:r>
+        <w:rPr>
+          <w:b/>
+          <w:bCs/>
+        </w:rPr>
+        <w:t>của</w:t>
+      </w:r>
+      <w:proofErr w:type="spellEnd"/>
+      <w:r>
+        <w:rPr>
+          <w:b/>
+          <w:bCs/>
+        </w:rPr>
+        <w:t xml:space="preserve"> MVC </w:t>
+      </w:r>
+      <w:proofErr w:type="spellStart"/>
+      <w:r>
+        <w:rPr>
+          <w:b/>
+          <w:bCs/>
+        </w:rPr>
+        <w:t>cổ</w:t>
+      </w:r>
+      <w:proofErr w:type="spellEnd"/>
+      <w:r>
+        <w:rPr>
+          <w:b/>
+          <w:bCs/>
+        </w:rPr>
+        <w:t xml:space="preserve"> </w:t>
+      </w:r>
+      <w:proofErr w:type="spellStart"/>
+      <w:r>
+        <w:rPr>
+          <w:b/>
+          <w:bCs/>
+        </w:rPr>
+        <w:t>điển</w:t>
+      </w:r>
+      <w:proofErr w:type="spellEnd"/>
+      <w:r>
+        <w:rPr>
+          <w:b/>
+          <w:bCs/>
+        </w:rPr>
+        <w:t>:</w:t>
       </w:r>
     </w:p>
     <w:p>
@@ -163,7 +1504,111 @@
         <w:spacing w:after="80"/>
       </w:pPr>
       <w:r>
-        <w:t>Model: chứa toàn bộ trạng thái và luật chơi (business logic), độc lập hoàn toàn với UI.</w:t>
+        <w:t xml:space="preserve">Model: </w:t>
+      </w:r>
+      <w:proofErr w:type="spellStart"/>
+      <w:r>
+        <w:t>chứa</w:t>
+      </w:r>
+      <w:proofErr w:type="spellEnd"/>
+      <w:r>
+        <w:t xml:space="preserve"> </w:t>
+      </w:r>
+      <w:proofErr w:type="spellStart"/>
+      <w:r>
+        <w:t>toàn</w:t>
+      </w:r>
+      <w:proofErr w:type="spellEnd"/>
+      <w:r>
+        <w:t xml:space="preserve"> </w:t>
+      </w:r>
+      <w:proofErr w:type="spellStart"/>
+      <w:r>
+        <w:t>bộ</w:t>
+      </w:r>
+      <w:proofErr w:type="spellEnd"/>
+      <w:r>
+        <w:t xml:space="preserve"> </w:t>
+      </w:r>
+      <w:proofErr w:type="spellStart"/>
+      <w:r>
+        <w:t>trạng</w:t>
+      </w:r>
+      <w:proofErr w:type="spellEnd"/>
+      <w:r>
+        <w:t xml:space="preserve"> </w:t>
+      </w:r>
+      <w:proofErr w:type="spellStart"/>
+      <w:r>
+        <w:t>thái</w:t>
+      </w:r>
+      <w:proofErr w:type="spellEnd"/>
+      <w:r>
+        <w:t xml:space="preserve"> </w:t>
+      </w:r>
+      <w:proofErr w:type="spellStart"/>
+      <w:r>
+        <w:t>và</w:t>
+      </w:r>
+      <w:proofErr w:type="spellEnd"/>
+      <w:r>
+        <w:t xml:space="preserve"> </w:t>
+      </w:r>
+      <w:proofErr w:type="spellStart"/>
+      <w:r>
+        <w:t>luật</w:t>
+      </w:r>
+      <w:proofErr w:type="spellEnd"/>
+      <w:r>
+        <w:t xml:space="preserve"> </w:t>
+      </w:r>
+      <w:proofErr w:type="spellStart"/>
+      <w:r>
+        <w:t>chơi</w:t>
+      </w:r>
+      <w:proofErr w:type="spellEnd"/>
+      <w:r>
+        <w:t xml:space="preserve"> (business logic), </w:t>
+      </w:r>
+      <w:proofErr w:type="spellStart"/>
+      <w:r>
+        <w:t>độc</w:t>
+      </w:r>
+      <w:proofErr w:type="spellEnd"/>
+      <w:r>
+        <w:t xml:space="preserve"> </w:t>
+      </w:r>
+      <w:proofErr w:type="spellStart"/>
+      <w:r>
+        <w:t>lập</w:t>
+      </w:r>
+      <w:proofErr w:type="spellEnd"/>
+      <w:r>
+        <w:t xml:space="preserve"> </w:t>
+      </w:r>
+      <w:proofErr w:type="spellStart"/>
+      <w:r>
+        <w:t>hoàn</w:t>
+      </w:r>
+      <w:proofErr w:type="spellEnd"/>
+      <w:r>
+        <w:t xml:space="preserve"> </w:t>
+      </w:r>
+      <w:proofErr w:type="spellStart"/>
+      <w:r>
+        <w:t>toàn</w:t>
+      </w:r>
+      <w:proofErr w:type="spellEnd"/>
+      <w:r>
+        <w:t xml:space="preserve"> </w:t>
+      </w:r>
+      <w:proofErr w:type="spellStart"/>
+      <w:r>
+        <w:t>với</w:t>
+      </w:r>
+      <w:proofErr w:type="spellEnd"/>
+      <w:r>
+        <w:t xml:space="preserve"> UI.</w:t>
       </w:r>
     </w:p>
     <w:p>
@@ -176,7 +1621,111 @@
         <w:spacing w:after="80"/>
       </w:pPr>
       <w:r>
-        <w:t>View: chỉ hiển thị dữ liệu lấy từ Model; không tự ý thay đổi trạng thái.</w:t>
+        <w:t xml:space="preserve">View: </w:t>
+      </w:r>
+      <w:proofErr w:type="spellStart"/>
+      <w:r>
+        <w:t>chỉ</w:t>
+      </w:r>
+      <w:proofErr w:type="spellEnd"/>
+      <w:r>
+        <w:t xml:space="preserve"> </w:t>
+      </w:r>
+      <w:proofErr w:type="spellStart"/>
+      <w:r>
+        <w:t>hiển</w:t>
+      </w:r>
+      <w:proofErr w:type="spellEnd"/>
+      <w:r>
+        <w:t xml:space="preserve"> </w:t>
+      </w:r>
+      <w:proofErr w:type="spellStart"/>
+      <w:r>
+        <w:t>thị</w:t>
+      </w:r>
+      <w:proofErr w:type="spellEnd"/>
+      <w:r>
+        <w:t xml:space="preserve"> </w:t>
+      </w:r>
+      <w:proofErr w:type="spellStart"/>
+      <w:r>
+        <w:t>dữ</w:t>
+      </w:r>
+      <w:proofErr w:type="spellEnd"/>
+      <w:r>
+        <w:t xml:space="preserve"> </w:t>
+      </w:r>
+      <w:proofErr w:type="spellStart"/>
+      <w:r>
+        <w:t>liệu</w:t>
+      </w:r>
+      <w:proofErr w:type="spellEnd"/>
+      <w:r>
+        <w:t xml:space="preserve"> </w:t>
+      </w:r>
+      <w:proofErr w:type="spellStart"/>
+      <w:r>
+        <w:t>lấy</w:t>
+      </w:r>
+      <w:proofErr w:type="spellEnd"/>
+      <w:r>
+        <w:t xml:space="preserve"> </w:t>
+      </w:r>
+      <w:proofErr w:type="spellStart"/>
+      <w:r>
+        <w:t>từ</w:t>
+      </w:r>
+      <w:proofErr w:type="spellEnd"/>
+      <w:r>
+        <w:t xml:space="preserve"> Model; </w:t>
+      </w:r>
+      <w:proofErr w:type="spellStart"/>
+      <w:r>
+        <w:t>không</w:t>
+      </w:r>
+      <w:proofErr w:type="spellEnd"/>
+      <w:r>
+        <w:t xml:space="preserve"> </w:t>
+      </w:r>
+      <w:proofErr w:type="spellStart"/>
+      <w:r>
+        <w:t>tự</w:t>
+      </w:r>
+      <w:proofErr w:type="spellEnd"/>
+      <w:r>
+        <w:t xml:space="preserve"> ý </w:t>
+      </w:r>
+      <w:proofErr w:type="spellStart"/>
+      <w:r>
+        <w:t>thay</w:t>
+      </w:r>
+      <w:proofErr w:type="spellEnd"/>
+      <w:r>
+        <w:t xml:space="preserve"> </w:t>
+      </w:r>
+      <w:proofErr w:type="spellStart"/>
+      <w:r>
+        <w:t>đổi</w:t>
+      </w:r>
+      <w:proofErr w:type="spellEnd"/>
+      <w:r>
+        <w:t xml:space="preserve"> </w:t>
+      </w:r>
+      <w:proofErr w:type="spellStart"/>
+      <w:r>
+        <w:t>trạng</w:t>
+      </w:r>
+      <w:proofErr w:type="spellEnd"/>
+      <w:r>
+        <w:t xml:space="preserve"> </w:t>
+      </w:r>
+      <w:proofErr w:type="spellStart"/>
+      <w:r>
+        <w:t>thái</w:t>
+      </w:r>
+      <w:proofErr w:type="spellEnd"/>
+      <w:r>
+        <w:t>.</w:t>
       </w:r>
     </w:p>
     <w:p>
@@ -189,7 +1738,111 @@
         <w:spacing w:after="80"/>
       </w:pPr>
       <w:r>
-        <w:t>Controller: nhận sự kiện thô từ View (click chuột...) và gọi các hàm nghiệp vụ trên Model.</w:t>
+        <w:t xml:space="preserve">Controller: </w:t>
+      </w:r>
+      <w:proofErr w:type="spellStart"/>
+      <w:r>
+        <w:t>nhận</w:t>
+      </w:r>
+      <w:proofErr w:type="spellEnd"/>
+      <w:r>
+        <w:t xml:space="preserve"> </w:t>
+      </w:r>
+      <w:proofErr w:type="spellStart"/>
+      <w:r>
+        <w:t>sự</w:t>
+      </w:r>
+      <w:proofErr w:type="spellEnd"/>
+      <w:r>
+        <w:t xml:space="preserve"> </w:t>
+      </w:r>
+      <w:proofErr w:type="spellStart"/>
+      <w:r>
+        <w:t>kiện</w:t>
+      </w:r>
+      <w:proofErr w:type="spellEnd"/>
+      <w:r>
+        <w:t xml:space="preserve"> </w:t>
+      </w:r>
+      <w:proofErr w:type="spellStart"/>
+      <w:r>
+        <w:t>thô</w:t>
+      </w:r>
+      <w:proofErr w:type="spellEnd"/>
+      <w:r>
+        <w:t xml:space="preserve"> </w:t>
+      </w:r>
+      <w:proofErr w:type="spellStart"/>
+      <w:r>
+        <w:t>từ</w:t>
+      </w:r>
+      <w:proofErr w:type="spellEnd"/>
+      <w:r>
+        <w:t xml:space="preserve"> View (click </w:t>
+      </w:r>
+      <w:proofErr w:type="spellStart"/>
+      <w:r>
+        <w:t>chuột</w:t>
+      </w:r>
+      <w:proofErr w:type="spellEnd"/>
+      <w:r>
+        <w:t xml:space="preserve">...) </w:t>
+      </w:r>
+      <w:proofErr w:type="spellStart"/>
+      <w:r>
+        <w:t>và</w:t>
+      </w:r>
+      <w:proofErr w:type="spellEnd"/>
+      <w:r>
+        <w:t xml:space="preserve"> </w:t>
+      </w:r>
+      <w:proofErr w:type="spellStart"/>
+      <w:r>
+        <w:t>gọi</w:t>
+      </w:r>
+      <w:proofErr w:type="spellEnd"/>
+      <w:r>
+        <w:t xml:space="preserve"> </w:t>
+      </w:r>
+      <w:proofErr w:type="spellStart"/>
+      <w:r>
+        <w:t>các</w:t>
+      </w:r>
+      <w:proofErr w:type="spellEnd"/>
+      <w:r>
+        <w:t xml:space="preserve"> </w:t>
+      </w:r>
+      <w:proofErr w:type="spellStart"/>
+      <w:r>
+        <w:t>hàm</w:t>
+      </w:r>
+      <w:proofErr w:type="spellEnd"/>
+      <w:r>
+        <w:t xml:space="preserve"> </w:t>
+      </w:r>
+      <w:proofErr w:type="spellStart"/>
+      <w:r>
+        <w:t>nghiệp</w:t>
+      </w:r>
+      <w:proofErr w:type="spellEnd"/>
+      <w:r>
+        <w:t xml:space="preserve"> </w:t>
+      </w:r>
+      <w:proofErr w:type="spellStart"/>
+      <w:r>
+        <w:t>vụ</w:t>
+      </w:r>
+      <w:proofErr w:type="spellEnd"/>
+      <w:r>
+        <w:t xml:space="preserve"> </w:t>
+      </w:r>
+      <w:proofErr w:type="spellStart"/>
+      <w:r>
+        <w:t>trên</w:t>
+      </w:r>
+      <w:proofErr w:type="spellEnd"/>
+      <w:r>
+        <w:t xml:space="preserve"> Model.</w:t>
       </w:r>
     </w:p>
     <w:p>
@@ -201,8 +1854,269 @@
         </w:numPr>
         <w:spacing w:after="80"/>
       </w:pPr>
-      <w:r>
-        <w:t>Điểm khác biệt so với MVC hiện đại (Model-2 / MVC trên web): View và Model có liên kết hai chiều thông qua cơ chế Observer - Model biết danh sách các View đang "lắng nghe" mình và chủ động gọi lại (callback) khi có thay đổi.</w:t>
+      <w:proofErr w:type="spellStart"/>
+      <w:r>
+        <w:t>Điểm</w:t>
+      </w:r>
+      <w:proofErr w:type="spellEnd"/>
+      <w:r>
+        <w:t xml:space="preserve"> </w:t>
+      </w:r>
+      <w:proofErr w:type="spellStart"/>
+      <w:r>
+        <w:t>khác</w:t>
+      </w:r>
+      <w:proofErr w:type="spellEnd"/>
+      <w:r>
+        <w:t xml:space="preserve"> </w:t>
+      </w:r>
+      <w:proofErr w:type="spellStart"/>
+      <w:r>
+        <w:t>biệt</w:t>
+      </w:r>
+      <w:proofErr w:type="spellEnd"/>
+      <w:r>
+        <w:t xml:space="preserve"> so </w:t>
+      </w:r>
+      <w:proofErr w:type="spellStart"/>
+      <w:r>
+        <w:t>với</w:t>
+      </w:r>
+      <w:proofErr w:type="spellEnd"/>
+      <w:r>
+        <w:t xml:space="preserve"> MVC </w:t>
+      </w:r>
+      <w:proofErr w:type="spellStart"/>
+      <w:r>
+        <w:t>hiện</w:t>
+      </w:r>
+      <w:proofErr w:type="spellEnd"/>
+      <w:r>
+        <w:t xml:space="preserve"> </w:t>
+      </w:r>
+      <w:proofErr w:type="spellStart"/>
+      <w:r>
+        <w:t>đại</w:t>
+      </w:r>
+      <w:proofErr w:type="spellEnd"/>
+      <w:r>
+        <w:t xml:space="preserve"> (Model-2 / MVC </w:t>
+      </w:r>
+      <w:proofErr w:type="spellStart"/>
+      <w:r>
+        <w:t>trên</w:t>
+      </w:r>
+      <w:proofErr w:type="spellEnd"/>
+      <w:r>
+        <w:t xml:space="preserve"> web): View </w:t>
+      </w:r>
+      <w:proofErr w:type="spellStart"/>
+      <w:r>
+        <w:t>và</w:t>
+      </w:r>
+      <w:proofErr w:type="spellEnd"/>
+      <w:r>
+        <w:t xml:space="preserve"> Model </w:t>
+      </w:r>
+      <w:proofErr w:type="spellStart"/>
+      <w:r>
+        <w:t>có</w:t>
+      </w:r>
+      <w:proofErr w:type="spellEnd"/>
+      <w:r>
+        <w:t xml:space="preserve"> </w:t>
+      </w:r>
+      <w:proofErr w:type="spellStart"/>
+      <w:r>
+        <w:t>liên</w:t>
+      </w:r>
+      <w:proofErr w:type="spellEnd"/>
+      <w:r>
+        <w:t xml:space="preserve"> </w:t>
+      </w:r>
+      <w:proofErr w:type="spellStart"/>
+      <w:r>
+        <w:t>kết</w:t>
+      </w:r>
+      <w:proofErr w:type="spellEnd"/>
+      <w:r>
+        <w:t xml:space="preserve"> </w:t>
+      </w:r>
+      <w:proofErr w:type="spellStart"/>
+      <w:r>
+        <w:t>hai</w:t>
+      </w:r>
+      <w:proofErr w:type="spellEnd"/>
+      <w:r>
+        <w:t xml:space="preserve"> </w:t>
+      </w:r>
+      <w:proofErr w:type="spellStart"/>
+      <w:r>
+        <w:t>chiều</w:t>
+      </w:r>
+      <w:proofErr w:type="spellEnd"/>
+      <w:r>
+        <w:t xml:space="preserve"> </w:t>
+      </w:r>
+      <w:proofErr w:type="spellStart"/>
+      <w:r>
+        <w:t>thông</w:t>
+      </w:r>
+      <w:proofErr w:type="spellEnd"/>
+      <w:r>
+        <w:t xml:space="preserve"> qua </w:t>
+      </w:r>
+      <w:proofErr w:type="spellStart"/>
+      <w:r>
+        <w:t>cơ</w:t>
+      </w:r>
+      <w:proofErr w:type="spellEnd"/>
+      <w:r>
+        <w:t xml:space="preserve"> </w:t>
+      </w:r>
+      <w:proofErr w:type="spellStart"/>
+      <w:r>
+        <w:t>chế</w:t>
+      </w:r>
+      <w:proofErr w:type="spellEnd"/>
+      <w:r>
+        <w:t xml:space="preserve"> Observer - Model </w:t>
+      </w:r>
+      <w:proofErr w:type="spellStart"/>
+      <w:r>
+        <w:t>biết</w:t>
+      </w:r>
+      <w:proofErr w:type="spellEnd"/>
+      <w:r>
+        <w:t xml:space="preserve"> </w:t>
+      </w:r>
+      <w:proofErr w:type="spellStart"/>
+      <w:r>
+        <w:t>danh</w:t>
+      </w:r>
+      <w:proofErr w:type="spellEnd"/>
+      <w:r>
+        <w:t xml:space="preserve"> </w:t>
+      </w:r>
+      <w:proofErr w:type="spellStart"/>
+      <w:r>
+        <w:t>sách</w:t>
+      </w:r>
+      <w:proofErr w:type="spellEnd"/>
+      <w:r>
+        <w:t xml:space="preserve"> </w:t>
+      </w:r>
+      <w:proofErr w:type="spellStart"/>
+      <w:r>
+        <w:t>các</w:t>
+      </w:r>
+      <w:proofErr w:type="spellEnd"/>
+      <w:r>
+        <w:t xml:space="preserve"> View </w:t>
+      </w:r>
+      <w:proofErr w:type="spellStart"/>
+      <w:r>
+        <w:t>đang</w:t>
+      </w:r>
+      <w:proofErr w:type="spellEnd"/>
+      <w:r>
+        <w:t xml:space="preserve"> "</w:t>
+      </w:r>
+      <w:proofErr w:type="spellStart"/>
+      <w:r>
+        <w:t>lắng</w:t>
+      </w:r>
+      <w:proofErr w:type="spellEnd"/>
+      <w:r>
+        <w:t xml:space="preserve"> </w:t>
+      </w:r>
+      <w:proofErr w:type="spellStart"/>
+      <w:r>
+        <w:t>nghe</w:t>
+      </w:r>
+      <w:proofErr w:type="spellEnd"/>
+      <w:r>
+        <w:t xml:space="preserve">" </w:t>
+      </w:r>
+      <w:proofErr w:type="spellStart"/>
+      <w:r>
+        <w:t>mình</w:t>
+      </w:r>
+      <w:proofErr w:type="spellEnd"/>
+      <w:r>
+        <w:t xml:space="preserve"> </w:t>
+      </w:r>
+      <w:proofErr w:type="spellStart"/>
+      <w:r>
+        <w:t>và</w:t>
+      </w:r>
+      <w:proofErr w:type="spellEnd"/>
+      <w:r>
+        <w:t xml:space="preserve"> </w:t>
+      </w:r>
+      <w:proofErr w:type="spellStart"/>
+      <w:r>
+        <w:t>chủ</w:t>
+      </w:r>
+      <w:proofErr w:type="spellEnd"/>
+      <w:r>
+        <w:t xml:space="preserve"> </w:t>
+      </w:r>
+      <w:proofErr w:type="spellStart"/>
+      <w:r>
+        <w:t>động</w:t>
+      </w:r>
+      <w:proofErr w:type="spellEnd"/>
+      <w:r>
+        <w:t xml:space="preserve"> </w:t>
+      </w:r>
+      <w:proofErr w:type="spellStart"/>
+      <w:r>
+        <w:t>gọi</w:t>
+      </w:r>
+      <w:proofErr w:type="spellEnd"/>
+      <w:r>
+        <w:t xml:space="preserve"> </w:t>
+      </w:r>
+      <w:proofErr w:type="spellStart"/>
+      <w:r>
+        <w:t>lại</w:t>
+      </w:r>
+      <w:proofErr w:type="spellEnd"/>
+      <w:r>
+        <w:t xml:space="preserve"> (callback) </w:t>
+      </w:r>
+      <w:proofErr w:type="spellStart"/>
+      <w:r>
+        <w:t>khi</w:t>
+      </w:r>
+      <w:proofErr w:type="spellEnd"/>
+      <w:r>
+        <w:t xml:space="preserve"> </w:t>
+      </w:r>
+      <w:proofErr w:type="spellStart"/>
+      <w:r>
+        <w:t>có</w:t>
+      </w:r>
+      <w:proofErr w:type="spellEnd"/>
+      <w:r>
+        <w:t xml:space="preserve"> </w:t>
+      </w:r>
+      <w:proofErr w:type="spellStart"/>
+      <w:r>
+        <w:t>thay</w:t>
+      </w:r>
+      <w:proofErr w:type="spellEnd"/>
+      <w:r>
+        <w:t xml:space="preserve"> </w:t>
+      </w:r>
+      <w:proofErr w:type="spellStart"/>
+      <w:r>
+        <w:t>đổi</w:t>
+      </w:r>
+      <w:proofErr w:type="spellEnd"/>
+      <w:r>
+        <w:t>.</w:t>
       </w:r>
     </w:p>
     <w:p>
@@ -211,7 +2125,55 @@
         <w:spacing w:before="300" w:after="150"/>
       </w:pPr>
       <w:r>
-        <w:t>3. Design pattern dùng để Model tự động thông báo View: OBSERVER PATTERN</w:t>
+        <w:t xml:space="preserve">3. Design pattern </w:t>
+      </w:r>
+      <w:proofErr w:type="spellStart"/>
+      <w:r>
+        <w:t>dùng</w:t>
+      </w:r>
+      <w:proofErr w:type="spellEnd"/>
+      <w:r>
+        <w:t xml:space="preserve"> </w:t>
+      </w:r>
+      <w:proofErr w:type="spellStart"/>
+      <w:r>
+        <w:t>để</w:t>
+      </w:r>
+      <w:proofErr w:type="spellEnd"/>
+      <w:r>
+        <w:t xml:space="preserve"> Model </w:t>
+      </w:r>
+      <w:proofErr w:type="spellStart"/>
+      <w:r>
+        <w:t>tự</w:t>
+      </w:r>
+      <w:proofErr w:type="spellEnd"/>
+      <w:r>
+        <w:t xml:space="preserve"> </w:t>
+      </w:r>
+      <w:proofErr w:type="spellStart"/>
+      <w:r>
+        <w:t>động</w:t>
+      </w:r>
+      <w:proofErr w:type="spellEnd"/>
+      <w:r>
+        <w:t xml:space="preserve"> </w:t>
+      </w:r>
+      <w:proofErr w:type="spellStart"/>
+      <w:r>
+        <w:t>thông</w:t>
+      </w:r>
+      <w:proofErr w:type="spellEnd"/>
+      <w:r>
+        <w:t xml:space="preserve"> </w:t>
+      </w:r>
+      <w:proofErr w:type="spellStart"/>
+      <w:r>
+        <w:t>báo</w:t>
+      </w:r>
+      <w:proofErr w:type="spellEnd"/>
+      <w:r>
+        <w:t xml:space="preserve"> View: OBSERVER PATTERN</w:t>
       </w:r>
     </w:p>
     <w:p>
@@ -219,19 +2181,412 @@
         <w:spacing w:after="160"/>
       </w:pPr>
       <w:r>
-        <w:t>Observer (còn gọi là Publish-Subscribe / Listener pattern) là một Behavioral Design Pattern định nghĩa quan hệ một-nhiều (one-to-many) giữa các đối tượng: khi đối tượng "Subject" (ở đây là PuzzleModel) thay đổi trạng thái, tất cả các đối tượng "Observer" đã đăng ký (ở đây là PuzzleView) đều được thông báo và cập nhật tự động.</w:t>
+        <w:t>Observer (</w:t>
+      </w:r>
+      <w:proofErr w:type="spellStart"/>
+      <w:r>
+        <w:t>còn</w:t>
+      </w:r>
+      <w:proofErr w:type="spellEnd"/>
+      <w:r>
+        <w:t xml:space="preserve"> </w:t>
+      </w:r>
+      <w:proofErr w:type="spellStart"/>
+      <w:r>
+        <w:t>gọi</w:t>
+      </w:r>
+      <w:proofErr w:type="spellEnd"/>
+      <w:r>
+        <w:t xml:space="preserve"> </w:t>
+      </w:r>
+      <w:proofErr w:type="spellStart"/>
+      <w:r>
+        <w:t>là</w:t>
+      </w:r>
+      <w:proofErr w:type="spellEnd"/>
+      <w:r>
+        <w:t xml:space="preserve"> Publish-Subscribe / Listener pattern) </w:t>
+      </w:r>
+      <w:proofErr w:type="spellStart"/>
+      <w:r>
+        <w:t>là</w:t>
+      </w:r>
+      <w:proofErr w:type="spellEnd"/>
+      <w:r>
+        <w:t xml:space="preserve"> </w:t>
+      </w:r>
+      <w:proofErr w:type="spellStart"/>
+      <w:r>
+        <w:t>một</w:t>
+      </w:r>
+      <w:proofErr w:type="spellEnd"/>
+      <w:r>
+        <w:t xml:space="preserve"> Behavioral Design Pattern </w:t>
+      </w:r>
+      <w:proofErr w:type="spellStart"/>
+      <w:r>
+        <w:t>định</w:t>
+      </w:r>
+      <w:proofErr w:type="spellEnd"/>
+      <w:r>
+        <w:t xml:space="preserve"> </w:t>
+      </w:r>
+      <w:proofErr w:type="spellStart"/>
+      <w:r>
+        <w:t>nghĩa</w:t>
+      </w:r>
+      <w:proofErr w:type="spellEnd"/>
+      <w:r>
+        <w:t xml:space="preserve"> </w:t>
+      </w:r>
+      <w:proofErr w:type="spellStart"/>
+      <w:r>
+        <w:t>quan</w:t>
+      </w:r>
+      <w:proofErr w:type="spellEnd"/>
+      <w:r>
+        <w:t xml:space="preserve"> </w:t>
+      </w:r>
+      <w:proofErr w:type="spellStart"/>
+      <w:r>
+        <w:t>hệ</w:t>
+      </w:r>
+      <w:proofErr w:type="spellEnd"/>
+      <w:r>
+        <w:t xml:space="preserve"> </w:t>
+      </w:r>
+      <w:proofErr w:type="spellStart"/>
+      <w:r>
+        <w:t>một-nhiều</w:t>
+      </w:r>
+      <w:proofErr w:type="spellEnd"/>
+      <w:r>
+        <w:t xml:space="preserve"> (one-to-many) </w:t>
+      </w:r>
+      <w:proofErr w:type="spellStart"/>
+      <w:r>
+        <w:t>giữa</w:t>
+      </w:r>
+      <w:proofErr w:type="spellEnd"/>
+      <w:r>
+        <w:t xml:space="preserve"> </w:t>
+      </w:r>
+      <w:proofErr w:type="spellStart"/>
+      <w:r>
+        <w:t>các</w:t>
+      </w:r>
+      <w:proofErr w:type="spellEnd"/>
+      <w:r>
+        <w:t xml:space="preserve"> </w:t>
+      </w:r>
+      <w:proofErr w:type="spellStart"/>
+      <w:r>
+        <w:t>đối</w:t>
+      </w:r>
+      <w:proofErr w:type="spellEnd"/>
+      <w:r>
+        <w:t xml:space="preserve"> </w:t>
+      </w:r>
+      <w:proofErr w:type="spellStart"/>
+      <w:r>
+        <w:t>tượng</w:t>
+      </w:r>
+      <w:proofErr w:type="spellEnd"/>
+      <w:r>
+        <w:t xml:space="preserve">: </w:t>
+      </w:r>
+      <w:proofErr w:type="spellStart"/>
+      <w:r>
+        <w:t>khi</w:t>
+      </w:r>
+      <w:proofErr w:type="spellEnd"/>
+      <w:r>
+        <w:t xml:space="preserve"> </w:t>
+      </w:r>
+      <w:proofErr w:type="spellStart"/>
+      <w:r>
+        <w:t>đối</w:t>
+      </w:r>
+      <w:proofErr w:type="spellEnd"/>
+      <w:r>
+        <w:t xml:space="preserve"> </w:t>
+      </w:r>
+      <w:proofErr w:type="spellStart"/>
+      <w:r>
+        <w:t>tượng</w:t>
+      </w:r>
+      <w:proofErr w:type="spellEnd"/>
+      <w:r>
+        <w:t xml:space="preserve"> "Subject" (ở </w:t>
+      </w:r>
+      <w:proofErr w:type="spellStart"/>
+      <w:r>
+        <w:t>đây</w:t>
+      </w:r>
+      <w:proofErr w:type="spellEnd"/>
+      <w:r>
+        <w:t xml:space="preserve"> </w:t>
+      </w:r>
+      <w:proofErr w:type="spellStart"/>
+      <w:r>
+        <w:t>là</w:t>
+      </w:r>
+      <w:proofErr w:type="spellEnd"/>
+      <w:r>
+        <w:t xml:space="preserve"> </w:t>
+      </w:r>
+      <w:proofErr w:type="spellStart"/>
+      <w:r>
+        <w:t>PuzzleModel</w:t>
+      </w:r>
+      <w:proofErr w:type="spellEnd"/>
+      <w:r>
+        <w:t xml:space="preserve">) </w:t>
+      </w:r>
+      <w:proofErr w:type="spellStart"/>
+      <w:r>
+        <w:t>thay</w:t>
+      </w:r>
+      <w:proofErr w:type="spellEnd"/>
+      <w:r>
+        <w:t xml:space="preserve"> </w:t>
+      </w:r>
+      <w:proofErr w:type="spellStart"/>
+      <w:r>
+        <w:t>đổi</w:t>
+      </w:r>
+      <w:proofErr w:type="spellEnd"/>
+      <w:r>
+        <w:t xml:space="preserve"> </w:t>
+      </w:r>
+      <w:proofErr w:type="spellStart"/>
+      <w:r>
+        <w:t>trạng</w:t>
+      </w:r>
+      <w:proofErr w:type="spellEnd"/>
+      <w:r>
+        <w:t xml:space="preserve"> </w:t>
+      </w:r>
+      <w:proofErr w:type="spellStart"/>
+      <w:r>
+        <w:t>thái</w:t>
+      </w:r>
+      <w:proofErr w:type="spellEnd"/>
+      <w:r>
+        <w:t xml:space="preserve">, </w:t>
+      </w:r>
+      <w:proofErr w:type="spellStart"/>
+      <w:r>
+        <w:t>tất</w:t>
+      </w:r>
+      <w:proofErr w:type="spellEnd"/>
+      <w:r>
+        <w:t xml:space="preserve"> </w:t>
+      </w:r>
+      <w:proofErr w:type="spellStart"/>
+      <w:r>
+        <w:t>cả</w:t>
+      </w:r>
+      <w:proofErr w:type="spellEnd"/>
+      <w:r>
+        <w:t xml:space="preserve"> </w:t>
+      </w:r>
+      <w:proofErr w:type="spellStart"/>
+      <w:r>
+        <w:t>các</w:t>
+      </w:r>
+      <w:proofErr w:type="spellEnd"/>
+      <w:r>
+        <w:t xml:space="preserve"> </w:t>
+      </w:r>
+      <w:proofErr w:type="spellStart"/>
+      <w:r>
+        <w:t>đối</w:t>
+      </w:r>
+      <w:proofErr w:type="spellEnd"/>
+      <w:r>
+        <w:t xml:space="preserve"> </w:t>
+      </w:r>
+      <w:proofErr w:type="spellStart"/>
+      <w:r>
+        <w:t>tượng</w:t>
+      </w:r>
+      <w:proofErr w:type="spellEnd"/>
+      <w:r>
+        <w:t xml:space="preserve"> "Observer" </w:t>
+      </w:r>
+      <w:proofErr w:type="spellStart"/>
+      <w:r>
+        <w:t>đã</w:t>
+      </w:r>
+      <w:proofErr w:type="spellEnd"/>
+      <w:r>
+        <w:t xml:space="preserve"> </w:t>
+      </w:r>
+      <w:proofErr w:type="spellStart"/>
+      <w:r>
+        <w:t>đăng</w:t>
+      </w:r>
+      <w:proofErr w:type="spellEnd"/>
+      <w:r>
+        <w:t xml:space="preserve"> </w:t>
+      </w:r>
+      <w:proofErr w:type="spellStart"/>
+      <w:r>
+        <w:t>ký</w:t>
+      </w:r>
+      <w:proofErr w:type="spellEnd"/>
+      <w:r>
+        <w:t xml:space="preserve"> (ở </w:t>
+      </w:r>
+      <w:proofErr w:type="spellStart"/>
+      <w:r>
+        <w:t>đây</w:t>
+      </w:r>
+      <w:proofErr w:type="spellEnd"/>
+      <w:r>
+        <w:t xml:space="preserve"> </w:t>
+      </w:r>
+      <w:proofErr w:type="spellStart"/>
+      <w:r>
+        <w:t>là</w:t>
+      </w:r>
+      <w:proofErr w:type="spellEnd"/>
+      <w:r>
+        <w:t xml:space="preserve"> </w:t>
+      </w:r>
+      <w:proofErr w:type="spellStart"/>
+      <w:r>
+        <w:t>PuzzleView</w:t>
+      </w:r>
+      <w:proofErr w:type="spellEnd"/>
+      <w:r>
+        <w:t xml:space="preserve">) </w:t>
+      </w:r>
+      <w:proofErr w:type="spellStart"/>
+      <w:r>
+        <w:t>đều</w:t>
+      </w:r>
+      <w:proofErr w:type="spellEnd"/>
+      <w:r>
+        <w:t xml:space="preserve"> </w:t>
+      </w:r>
+      <w:proofErr w:type="spellStart"/>
+      <w:r>
+        <w:t>được</w:t>
+      </w:r>
+      <w:proofErr w:type="spellEnd"/>
+      <w:r>
+        <w:t xml:space="preserve"> </w:t>
+      </w:r>
+      <w:proofErr w:type="spellStart"/>
+      <w:r>
+        <w:t>thông</w:t>
+      </w:r>
+      <w:proofErr w:type="spellEnd"/>
+      <w:r>
+        <w:t xml:space="preserve"> </w:t>
+      </w:r>
+      <w:proofErr w:type="spellStart"/>
+      <w:r>
+        <w:t>báo</w:t>
+      </w:r>
+      <w:proofErr w:type="spellEnd"/>
+      <w:r>
+        <w:t xml:space="preserve"> </w:t>
+      </w:r>
+      <w:proofErr w:type="spellStart"/>
+      <w:r>
+        <w:t>và</w:t>
+      </w:r>
+      <w:proofErr w:type="spellEnd"/>
+      <w:r>
+        <w:t xml:space="preserve"> </w:t>
+      </w:r>
+      <w:proofErr w:type="spellStart"/>
+      <w:r>
+        <w:t>cập</w:t>
+      </w:r>
+      <w:proofErr w:type="spellEnd"/>
+      <w:r>
+        <w:t xml:space="preserve"> </w:t>
+      </w:r>
+      <w:proofErr w:type="spellStart"/>
+      <w:r>
+        <w:t>nhật</w:t>
+      </w:r>
+      <w:proofErr w:type="spellEnd"/>
+      <w:r>
+        <w:t xml:space="preserve"> </w:t>
+      </w:r>
+      <w:proofErr w:type="spellStart"/>
+      <w:r>
+        <w:t>tự</w:t>
+      </w:r>
+      <w:proofErr w:type="spellEnd"/>
+      <w:r>
+        <w:t xml:space="preserve"> </w:t>
+      </w:r>
+      <w:proofErr w:type="spellStart"/>
+      <w:r>
+        <w:t>động</w:t>
+      </w:r>
+      <w:proofErr w:type="spellEnd"/>
+      <w:r>
+        <w:t>.</w:t>
       </w:r>
     </w:p>
     <w:p>
       <w:pPr>
         <w:spacing w:after="100"/>
       </w:pPr>
+      <w:proofErr w:type="spellStart"/>
       <w:r>
         <w:rPr>
           <w:b/>
           <w:bCs/>
         </w:rPr>
-        <w:t>Đặc điểm của Observer Pattern:</w:t>
+        <w:t>Đặc</w:t>
+      </w:r>
+      <w:proofErr w:type="spellEnd"/>
+      <w:r>
+        <w:rPr>
+          <w:b/>
+          <w:bCs/>
+        </w:rPr>
+        <w:t xml:space="preserve"> </w:t>
+      </w:r>
+      <w:proofErr w:type="spellStart"/>
+      <w:r>
+        <w:rPr>
+          <w:b/>
+          <w:bCs/>
+        </w:rPr>
+        <w:t>điểm</w:t>
+      </w:r>
+      <w:proofErr w:type="spellEnd"/>
+      <w:r>
+        <w:rPr>
+          <w:b/>
+          <w:bCs/>
+        </w:rPr>
+        <w:t xml:space="preserve"> </w:t>
+      </w:r>
+      <w:proofErr w:type="spellStart"/>
+      <w:r>
+        <w:rPr>
+          <w:b/>
+          <w:bCs/>
+        </w:rPr>
+        <w:t>của</w:t>
+      </w:r>
+      <w:proofErr w:type="spellEnd"/>
+      <w:r>
+        <w:rPr>
+          <w:b/>
+          <w:bCs/>
+        </w:rPr>
+        <w:t xml:space="preserve"> Observer Pattern:</w:t>
       </w:r>
     </w:p>
     <w:p>
@@ -244,7 +2599,111 @@
         <w:spacing w:after="80"/>
       </w:pPr>
       <w:r>
-        <w:t>Loose coupling (kết hợp lỏng lẻo): Subject chỉ biết Observer thông qua một interface (PuzzleModelListener), không biết chi tiết View là Swing, Web hay Console.</w:t>
+        <w:t>Loose coupling (</w:t>
+      </w:r>
+      <w:proofErr w:type="spellStart"/>
+      <w:r>
+        <w:t>kết</w:t>
+      </w:r>
+      <w:proofErr w:type="spellEnd"/>
+      <w:r>
+        <w:t xml:space="preserve"> </w:t>
+      </w:r>
+      <w:proofErr w:type="spellStart"/>
+      <w:r>
+        <w:t>hợp</w:t>
+      </w:r>
+      <w:proofErr w:type="spellEnd"/>
+      <w:r>
+        <w:t xml:space="preserve"> </w:t>
+      </w:r>
+      <w:proofErr w:type="spellStart"/>
+      <w:r>
+        <w:t>lỏng</w:t>
+      </w:r>
+      <w:proofErr w:type="spellEnd"/>
+      <w:r>
+        <w:t xml:space="preserve"> </w:t>
+      </w:r>
+      <w:proofErr w:type="spellStart"/>
+      <w:r>
+        <w:t>lẻo</w:t>
+      </w:r>
+      <w:proofErr w:type="spellEnd"/>
+      <w:r>
+        <w:t xml:space="preserve">): Subject </w:t>
+      </w:r>
+      <w:proofErr w:type="spellStart"/>
+      <w:r>
+        <w:t>chỉ</w:t>
+      </w:r>
+      <w:proofErr w:type="spellEnd"/>
+      <w:r>
+        <w:t xml:space="preserve"> </w:t>
+      </w:r>
+      <w:proofErr w:type="spellStart"/>
+      <w:r>
+        <w:t>biết</w:t>
+      </w:r>
+      <w:proofErr w:type="spellEnd"/>
+      <w:r>
+        <w:t xml:space="preserve"> Observer </w:t>
+      </w:r>
+      <w:proofErr w:type="spellStart"/>
+      <w:r>
+        <w:t>thông</w:t>
+      </w:r>
+      <w:proofErr w:type="spellEnd"/>
+      <w:r>
+        <w:t xml:space="preserve"> qua </w:t>
+      </w:r>
+      <w:proofErr w:type="spellStart"/>
+      <w:r>
+        <w:t>một</w:t>
+      </w:r>
+      <w:proofErr w:type="spellEnd"/>
+      <w:r>
+        <w:t xml:space="preserve"> interface (</w:t>
+      </w:r>
+      <w:proofErr w:type="spellStart"/>
+      <w:r>
+        <w:t>PuzzleModelListener</w:t>
+      </w:r>
+      <w:proofErr w:type="spellEnd"/>
+      <w:r>
+        <w:t xml:space="preserve">), </w:t>
+      </w:r>
+      <w:proofErr w:type="spellStart"/>
+      <w:r>
+        <w:t>không</w:t>
+      </w:r>
+      <w:proofErr w:type="spellEnd"/>
+      <w:r>
+        <w:t xml:space="preserve"> </w:t>
+      </w:r>
+      <w:proofErr w:type="spellStart"/>
+      <w:r>
+        <w:t>biết</w:t>
+      </w:r>
+      <w:proofErr w:type="spellEnd"/>
+      <w:r>
+        <w:t xml:space="preserve"> chi </w:t>
+      </w:r>
+      <w:proofErr w:type="spellStart"/>
+      <w:r>
+        <w:t>tiết</w:t>
+      </w:r>
+      <w:proofErr w:type="spellEnd"/>
+      <w:r>
+        <w:t xml:space="preserve"> View </w:t>
+      </w:r>
+      <w:proofErr w:type="spellStart"/>
+      <w:r>
+        <w:t>là</w:t>
+      </w:r>
+      <w:proofErr w:type="spellEnd"/>
+      <w:r>
+        <w:t xml:space="preserve"> Swing, Web hay Console.</w:t>
       </w:r>
     </w:p>
     <w:p>
@@ -256,8 +2715,125 @@
         </w:numPr>
         <w:spacing w:after="80"/>
       </w:pPr>
-      <w:r>
-        <w:t>Một Subject có thể có nhiều Observer (1 Model -&gt; nhiều View) và ngược lại một Observer có thể theo dõi nhiều Subject.</w:t>
+      <w:proofErr w:type="spellStart"/>
+      <w:r>
+        <w:t>Một</w:t>
+      </w:r>
+      <w:proofErr w:type="spellEnd"/>
+      <w:r>
+        <w:t xml:space="preserve"> Subject </w:t>
+      </w:r>
+      <w:proofErr w:type="spellStart"/>
+      <w:r>
+        <w:t>có</w:t>
+      </w:r>
+      <w:proofErr w:type="spellEnd"/>
+      <w:r>
+        <w:t xml:space="preserve"> </w:t>
+      </w:r>
+      <w:proofErr w:type="spellStart"/>
+      <w:r>
+        <w:t>thể</w:t>
+      </w:r>
+      <w:proofErr w:type="spellEnd"/>
+      <w:r>
+        <w:t xml:space="preserve"> </w:t>
+      </w:r>
+      <w:proofErr w:type="spellStart"/>
+      <w:r>
+        <w:t>có</w:t>
+      </w:r>
+      <w:proofErr w:type="spellEnd"/>
+      <w:r>
+        <w:t xml:space="preserve"> </w:t>
+      </w:r>
+      <w:proofErr w:type="spellStart"/>
+      <w:r>
+        <w:t>nhiều</w:t>
+      </w:r>
+      <w:proofErr w:type="spellEnd"/>
+      <w:r>
+        <w:t xml:space="preserve"> Observer (1 Model -&gt; </w:t>
+      </w:r>
+      <w:proofErr w:type="spellStart"/>
+      <w:r>
+        <w:t>nhiều</w:t>
+      </w:r>
+      <w:proofErr w:type="spellEnd"/>
+      <w:r>
+        <w:t xml:space="preserve"> View) </w:t>
+      </w:r>
+      <w:proofErr w:type="spellStart"/>
+      <w:r>
+        <w:t>và</w:t>
+      </w:r>
+      <w:proofErr w:type="spellEnd"/>
+      <w:r>
+        <w:t xml:space="preserve"> </w:t>
+      </w:r>
+      <w:proofErr w:type="spellStart"/>
+      <w:r>
+        <w:t>ngược</w:t>
+      </w:r>
+      <w:proofErr w:type="spellEnd"/>
+      <w:r>
+        <w:t xml:space="preserve"> </w:t>
+      </w:r>
+      <w:proofErr w:type="spellStart"/>
+      <w:r>
+        <w:t>lại</w:t>
+      </w:r>
+      <w:proofErr w:type="spellEnd"/>
+      <w:r>
+        <w:t xml:space="preserve"> </w:t>
+      </w:r>
+      <w:proofErr w:type="spellStart"/>
+      <w:r>
+        <w:t>một</w:t>
+      </w:r>
+      <w:proofErr w:type="spellEnd"/>
+      <w:r>
+        <w:t xml:space="preserve"> Observer </w:t>
+      </w:r>
+      <w:proofErr w:type="spellStart"/>
+      <w:r>
+        <w:t>có</w:t>
+      </w:r>
+      <w:proofErr w:type="spellEnd"/>
+      <w:r>
+        <w:t xml:space="preserve"> </w:t>
+      </w:r>
+      <w:proofErr w:type="spellStart"/>
+      <w:r>
+        <w:t>thể</w:t>
+      </w:r>
+      <w:proofErr w:type="spellEnd"/>
+      <w:r>
+        <w:t xml:space="preserve"> </w:t>
+      </w:r>
+      <w:proofErr w:type="spellStart"/>
+      <w:r>
+        <w:t>theo</w:t>
+      </w:r>
+      <w:proofErr w:type="spellEnd"/>
+      <w:r>
+        <w:t xml:space="preserve"> </w:t>
+      </w:r>
+      <w:proofErr w:type="spellStart"/>
+      <w:r>
+        <w:t>dõi</w:t>
+      </w:r>
+      <w:proofErr w:type="spellEnd"/>
+      <w:r>
+        <w:t xml:space="preserve"> </w:t>
+      </w:r>
+      <w:proofErr w:type="spellStart"/>
+      <w:r>
+        <w:t>nhiều</w:t>
+      </w:r>
+      <w:proofErr w:type="spellEnd"/>
+      <w:r>
+        <w:t xml:space="preserve"> Subject.</w:t>
       </w:r>
     </w:p>
     <w:p>
@@ -270,7 +2846,167 @@
         <w:spacing w:after="80"/>
       </w:pPr>
       <w:r>
-        <w:t>Subject chủ động notify (push model) thay vì Observer phải chủ động poll -&gt; tiết kiệm tài nguyên, dữ liệu luôn đồng bộ theo thời gian thực.</w:t>
+        <w:t xml:space="preserve">Subject </w:t>
+      </w:r>
+      <w:proofErr w:type="spellStart"/>
+      <w:r>
+        <w:t>chủ</w:t>
+      </w:r>
+      <w:proofErr w:type="spellEnd"/>
+      <w:r>
+        <w:t xml:space="preserve"> </w:t>
+      </w:r>
+      <w:proofErr w:type="spellStart"/>
+      <w:r>
+        <w:t>động</w:t>
+      </w:r>
+      <w:proofErr w:type="spellEnd"/>
+      <w:r>
+        <w:t xml:space="preserve"> notify (push model) </w:t>
+      </w:r>
+      <w:proofErr w:type="spellStart"/>
+      <w:r>
+        <w:t>thay</w:t>
+      </w:r>
+      <w:proofErr w:type="spellEnd"/>
+      <w:r>
+        <w:t xml:space="preserve"> </w:t>
+      </w:r>
+      <w:proofErr w:type="spellStart"/>
+      <w:r>
+        <w:t>vì</w:t>
+      </w:r>
+      <w:proofErr w:type="spellEnd"/>
+      <w:r>
+        <w:t xml:space="preserve"> Observer </w:t>
+      </w:r>
+      <w:proofErr w:type="spellStart"/>
+      <w:r>
+        <w:t>phải</w:t>
+      </w:r>
+      <w:proofErr w:type="spellEnd"/>
+      <w:r>
+        <w:t xml:space="preserve"> </w:t>
+      </w:r>
+      <w:proofErr w:type="spellStart"/>
+      <w:r>
+        <w:t>chủ</w:t>
+      </w:r>
+      <w:proofErr w:type="spellEnd"/>
+      <w:r>
+        <w:t xml:space="preserve"> </w:t>
+      </w:r>
+      <w:proofErr w:type="spellStart"/>
+      <w:r>
+        <w:t>động</w:t>
+      </w:r>
+      <w:proofErr w:type="spellEnd"/>
+      <w:r>
+        <w:t xml:space="preserve"> poll -&gt; </w:t>
+      </w:r>
+      <w:proofErr w:type="spellStart"/>
+      <w:r>
+        <w:t>tiết</w:t>
+      </w:r>
+      <w:proofErr w:type="spellEnd"/>
+      <w:r>
+        <w:t xml:space="preserve"> </w:t>
+      </w:r>
+      <w:proofErr w:type="spellStart"/>
+      <w:r>
+        <w:t>kiệm</w:t>
+      </w:r>
+      <w:proofErr w:type="spellEnd"/>
+      <w:r>
+        <w:t xml:space="preserve"> </w:t>
+      </w:r>
+      <w:proofErr w:type="spellStart"/>
+      <w:r>
+        <w:t>tài</w:t>
+      </w:r>
+      <w:proofErr w:type="spellEnd"/>
+      <w:r>
+        <w:t xml:space="preserve"> </w:t>
+      </w:r>
+      <w:proofErr w:type="spellStart"/>
+      <w:r>
+        <w:t>nguyên</w:t>
+      </w:r>
+      <w:proofErr w:type="spellEnd"/>
+      <w:r>
+        <w:t xml:space="preserve">, </w:t>
+      </w:r>
+      <w:proofErr w:type="spellStart"/>
+      <w:r>
+        <w:t>dữ</w:t>
+      </w:r>
+      <w:proofErr w:type="spellEnd"/>
+      <w:r>
+        <w:t xml:space="preserve"> </w:t>
+      </w:r>
+      <w:proofErr w:type="spellStart"/>
+      <w:r>
+        <w:t>liệu</w:t>
+      </w:r>
+      <w:proofErr w:type="spellEnd"/>
+      <w:r>
+        <w:t xml:space="preserve"> </w:t>
+      </w:r>
+      <w:proofErr w:type="spellStart"/>
+      <w:r>
+        <w:t>luôn</w:t>
+      </w:r>
+      <w:proofErr w:type="spellEnd"/>
+      <w:r>
+        <w:t xml:space="preserve"> </w:t>
+      </w:r>
+      <w:proofErr w:type="spellStart"/>
+      <w:r>
+        <w:t>đồng</w:t>
+      </w:r>
+      <w:proofErr w:type="spellEnd"/>
+      <w:r>
+        <w:t xml:space="preserve"> </w:t>
+      </w:r>
+      <w:proofErr w:type="spellStart"/>
+      <w:r>
+        <w:t>bộ</w:t>
+      </w:r>
+      <w:proofErr w:type="spellEnd"/>
+      <w:r>
+        <w:t xml:space="preserve"> </w:t>
+      </w:r>
+      <w:proofErr w:type="spellStart"/>
+      <w:r>
+        <w:t>theo</w:t>
+      </w:r>
+      <w:proofErr w:type="spellEnd"/>
+      <w:r>
+        <w:t xml:space="preserve"> </w:t>
+      </w:r>
+      <w:proofErr w:type="spellStart"/>
+      <w:r>
+        <w:t>thời</w:t>
+      </w:r>
+      <w:proofErr w:type="spellEnd"/>
+      <w:r>
+        <w:t xml:space="preserve"> </w:t>
+      </w:r>
+      <w:proofErr w:type="spellStart"/>
+      <w:r>
+        <w:t>gian</w:t>
+      </w:r>
+      <w:proofErr w:type="spellEnd"/>
+      <w:r>
+        <w:t xml:space="preserve"> </w:t>
+      </w:r>
+      <w:proofErr w:type="spellStart"/>
+      <w:r>
+        <w:t>thực</w:t>
+      </w:r>
+      <w:proofErr w:type="spellEnd"/>
+      <w:r>
+        <w:t>.</w:t>
       </w:r>
     </w:p>
     <w:p>
@@ -282,8 +3018,157 @@
         </w:numPr>
         <w:spacing w:after="80"/>
       </w:pPr>
-      <w:r>
-        <w:t>Tuân thủ Open/Closed Principle: thêm một View mới (ví dụ thêm bảng xếp hạng) chỉ cần implement thêm PuzzleModelListener, không cần sửa PuzzleModel.</w:t>
+      <w:proofErr w:type="spellStart"/>
+      <w:r>
+        <w:t>Tuân</w:t>
+      </w:r>
+      <w:proofErr w:type="spellEnd"/>
+      <w:r>
+        <w:t xml:space="preserve"> </w:t>
+      </w:r>
+      <w:proofErr w:type="spellStart"/>
+      <w:r>
+        <w:t>thủ</w:t>
+      </w:r>
+      <w:proofErr w:type="spellEnd"/>
+      <w:r>
+        <w:t xml:space="preserve"> Open/Closed Principle: </w:t>
+      </w:r>
+      <w:proofErr w:type="spellStart"/>
+      <w:r>
+        <w:t>thêm</w:t>
+      </w:r>
+      <w:proofErr w:type="spellEnd"/>
+      <w:r>
+        <w:t xml:space="preserve"> </w:t>
+      </w:r>
+      <w:proofErr w:type="spellStart"/>
+      <w:r>
+        <w:t>một</w:t>
+      </w:r>
+      <w:proofErr w:type="spellEnd"/>
+      <w:r>
+        <w:t xml:space="preserve"> View </w:t>
+      </w:r>
+      <w:proofErr w:type="spellStart"/>
+      <w:r>
+        <w:t>mới</w:t>
+      </w:r>
+      <w:proofErr w:type="spellEnd"/>
+      <w:r>
+        <w:t xml:space="preserve"> (</w:t>
+      </w:r>
+      <w:proofErr w:type="spellStart"/>
+      <w:r>
+        <w:t>ví</w:t>
+      </w:r>
+      <w:proofErr w:type="spellEnd"/>
+      <w:r>
+        <w:t xml:space="preserve"> </w:t>
+      </w:r>
+      <w:proofErr w:type="spellStart"/>
+      <w:r>
+        <w:t>dụ</w:t>
+      </w:r>
+      <w:proofErr w:type="spellEnd"/>
+      <w:r>
+        <w:t xml:space="preserve"> </w:t>
+      </w:r>
+      <w:proofErr w:type="spellStart"/>
+      <w:r>
+        <w:t>thêm</w:t>
+      </w:r>
+      <w:proofErr w:type="spellEnd"/>
+      <w:r>
+        <w:t xml:space="preserve"> </w:t>
+      </w:r>
+      <w:proofErr w:type="spellStart"/>
+      <w:r>
+        <w:t>bảng</w:t>
+      </w:r>
+      <w:proofErr w:type="spellEnd"/>
+      <w:r>
+        <w:t xml:space="preserve"> </w:t>
+      </w:r>
+      <w:proofErr w:type="spellStart"/>
+      <w:r>
+        <w:t>xếp</w:t>
+      </w:r>
+      <w:proofErr w:type="spellEnd"/>
+      <w:r>
+        <w:t xml:space="preserve"> </w:t>
+      </w:r>
+      <w:proofErr w:type="spellStart"/>
+      <w:r>
+        <w:t>hạng</w:t>
+      </w:r>
+      <w:proofErr w:type="spellEnd"/>
+      <w:r>
+        <w:t xml:space="preserve">) </w:t>
+      </w:r>
+      <w:proofErr w:type="spellStart"/>
+      <w:r>
+        <w:t>chỉ</w:t>
+      </w:r>
+      <w:proofErr w:type="spellEnd"/>
+      <w:r>
+        <w:t xml:space="preserve"> </w:t>
+      </w:r>
+      <w:proofErr w:type="spellStart"/>
+      <w:r>
+        <w:t>cần</w:t>
+      </w:r>
+      <w:proofErr w:type="spellEnd"/>
+      <w:r>
+        <w:t xml:space="preserve"> implement </w:t>
+      </w:r>
+      <w:proofErr w:type="spellStart"/>
+      <w:r>
+        <w:t>thêm</w:t>
+      </w:r>
+      <w:proofErr w:type="spellEnd"/>
+      <w:r>
+        <w:t xml:space="preserve"> </w:t>
+      </w:r>
+      <w:proofErr w:type="spellStart"/>
+      <w:r>
+        <w:t>PuzzleModelListener</w:t>
+      </w:r>
+      <w:proofErr w:type="spellEnd"/>
+      <w:r>
+        <w:t xml:space="preserve">, </w:t>
+      </w:r>
+      <w:proofErr w:type="spellStart"/>
+      <w:r>
+        <w:t>không</w:t>
+      </w:r>
+      <w:proofErr w:type="spellEnd"/>
+      <w:r>
+        <w:t xml:space="preserve"> </w:t>
+      </w:r>
+      <w:proofErr w:type="spellStart"/>
+      <w:r>
+        <w:t>cần</w:t>
+      </w:r>
+      <w:proofErr w:type="spellEnd"/>
+      <w:r>
+        <w:t xml:space="preserve"> </w:t>
+      </w:r>
+      <w:proofErr w:type="spellStart"/>
+      <w:r>
+        <w:t>sửa</w:t>
+      </w:r>
+      <w:proofErr w:type="spellEnd"/>
+      <w:r>
+        <w:t xml:space="preserve"> </w:t>
+      </w:r>
+      <w:proofErr w:type="spellStart"/>
+      <w:r>
+        <w:t>PuzzleModel</w:t>
+      </w:r>
+      <w:proofErr w:type="spellEnd"/>
+      <w:r>
+        <w:t>.</w:t>
       </w:r>
     </w:p>
     <w:p>
@@ -299,13 +3184,218 @@
         <w:lastRenderedPageBreak/>
         <w:t xml:space="preserve">Trong Java: </w:t>
       </w:r>
+      <w:proofErr w:type="spellStart"/>
       <w:proofErr w:type="gramStart"/>
       <w:r>
         <w:t>java.util</w:t>
       </w:r>
       <w:proofErr w:type="gramEnd"/>
       <w:r>
-        <w:t>.Observable đã bị deprecated từ Java 9, nên đồ án tự định nghĩa interface Listener riêng (PuzzleModelListener) - đây cũng là cách làm phổ biến trong Swing (ActionListener, ChangeListener...) và trong các framework hiện đại.</w:t>
+        <w:t>.Observable</w:t>
+      </w:r>
+      <w:proofErr w:type="spellEnd"/>
+      <w:r>
+        <w:t xml:space="preserve"> </w:t>
+      </w:r>
+      <w:proofErr w:type="spellStart"/>
+      <w:r>
+        <w:t>đã</w:t>
+      </w:r>
+      <w:proofErr w:type="spellEnd"/>
+      <w:r>
+        <w:t xml:space="preserve"> </w:t>
+      </w:r>
+      <w:proofErr w:type="spellStart"/>
+      <w:r>
+        <w:t>bị</w:t>
+      </w:r>
+      <w:proofErr w:type="spellEnd"/>
+      <w:r>
+        <w:t xml:space="preserve"> deprecated </w:t>
+      </w:r>
+      <w:proofErr w:type="spellStart"/>
+      <w:r>
+        <w:t>từ</w:t>
+      </w:r>
+      <w:proofErr w:type="spellEnd"/>
+      <w:r>
+        <w:t xml:space="preserve"> Java 9, </w:t>
+      </w:r>
+      <w:proofErr w:type="spellStart"/>
+      <w:r>
+        <w:t>nên</w:t>
+      </w:r>
+      <w:proofErr w:type="spellEnd"/>
+      <w:r>
+        <w:t xml:space="preserve"> </w:t>
+      </w:r>
+      <w:proofErr w:type="spellStart"/>
+      <w:r>
+        <w:t>đồ</w:t>
+      </w:r>
+      <w:proofErr w:type="spellEnd"/>
+      <w:r>
+        <w:t xml:space="preserve"> </w:t>
+      </w:r>
+      <w:proofErr w:type="spellStart"/>
+      <w:r>
+        <w:t>án</w:t>
+      </w:r>
+      <w:proofErr w:type="spellEnd"/>
+      <w:r>
+        <w:t xml:space="preserve"> </w:t>
+      </w:r>
+      <w:proofErr w:type="spellStart"/>
+      <w:r>
+        <w:t>tự</w:t>
+      </w:r>
+      <w:proofErr w:type="spellEnd"/>
+      <w:r>
+        <w:t xml:space="preserve"> </w:t>
+      </w:r>
+      <w:proofErr w:type="spellStart"/>
+      <w:r>
+        <w:t>định</w:t>
+      </w:r>
+      <w:proofErr w:type="spellEnd"/>
+      <w:r>
+        <w:t xml:space="preserve"> </w:t>
+      </w:r>
+      <w:proofErr w:type="spellStart"/>
+      <w:r>
+        <w:t>nghĩa</w:t>
+      </w:r>
+      <w:proofErr w:type="spellEnd"/>
+      <w:r>
+        <w:t xml:space="preserve"> interface Listener </w:t>
+      </w:r>
+      <w:proofErr w:type="spellStart"/>
+      <w:r>
+        <w:t>riêng</w:t>
+      </w:r>
+      <w:proofErr w:type="spellEnd"/>
+      <w:r>
+        <w:t xml:space="preserve"> (</w:t>
+      </w:r>
+      <w:proofErr w:type="spellStart"/>
+      <w:r>
+        <w:t>PuzzleModelListener</w:t>
+      </w:r>
+      <w:proofErr w:type="spellEnd"/>
+      <w:r>
+        <w:t xml:space="preserve">) - </w:t>
+      </w:r>
+      <w:proofErr w:type="spellStart"/>
+      <w:r>
+        <w:t>đây</w:t>
+      </w:r>
+      <w:proofErr w:type="spellEnd"/>
+      <w:r>
+        <w:t xml:space="preserve"> </w:t>
+      </w:r>
+      <w:proofErr w:type="spellStart"/>
+      <w:r>
+        <w:t>cũng</w:t>
+      </w:r>
+      <w:proofErr w:type="spellEnd"/>
+      <w:r>
+        <w:t xml:space="preserve"> </w:t>
+      </w:r>
+      <w:proofErr w:type="spellStart"/>
+      <w:r>
+        <w:t>là</w:t>
+      </w:r>
+      <w:proofErr w:type="spellEnd"/>
+      <w:r>
+        <w:t xml:space="preserve"> </w:t>
+      </w:r>
+      <w:proofErr w:type="spellStart"/>
+      <w:r>
+        <w:t>cách</w:t>
+      </w:r>
+      <w:proofErr w:type="spellEnd"/>
+      <w:r>
+        <w:t xml:space="preserve"> </w:t>
+      </w:r>
+      <w:proofErr w:type="spellStart"/>
+      <w:r>
+        <w:t>làm</w:t>
+      </w:r>
+      <w:proofErr w:type="spellEnd"/>
+      <w:r>
+        <w:t xml:space="preserve"> </w:t>
+      </w:r>
+      <w:proofErr w:type="spellStart"/>
+      <w:r>
+        <w:t>phổ</w:t>
+      </w:r>
+      <w:proofErr w:type="spellEnd"/>
+      <w:r>
+        <w:t xml:space="preserve"> </w:t>
+      </w:r>
+      <w:proofErr w:type="spellStart"/>
+      <w:r>
+        <w:t>biến</w:t>
+      </w:r>
+      <w:proofErr w:type="spellEnd"/>
+      <w:r>
+        <w:t xml:space="preserve"> </w:t>
+      </w:r>
+      <w:proofErr w:type="spellStart"/>
+      <w:r>
+        <w:t>trong</w:t>
+      </w:r>
+      <w:proofErr w:type="spellEnd"/>
+      <w:r>
+        <w:t xml:space="preserve"> Swing (ActionListener, </w:t>
+      </w:r>
+      <w:proofErr w:type="spellStart"/>
+      <w:r>
+        <w:t>ChangeListener</w:t>
+      </w:r>
+      <w:proofErr w:type="spellEnd"/>
+      <w:r>
+        <w:t xml:space="preserve">...) </w:t>
+      </w:r>
+      <w:proofErr w:type="spellStart"/>
+      <w:r>
+        <w:t>và</w:t>
+      </w:r>
+      <w:proofErr w:type="spellEnd"/>
+      <w:r>
+        <w:t xml:space="preserve"> </w:t>
+      </w:r>
+      <w:proofErr w:type="spellStart"/>
+      <w:r>
+        <w:t>trong</w:t>
+      </w:r>
+      <w:proofErr w:type="spellEnd"/>
+      <w:r>
+        <w:t xml:space="preserve"> </w:t>
+      </w:r>
+      <w:proofErr w:type="spellStart"/>
+      <w:r>
+        <w:t>các</w:t>
+      </w:r>
+      <w:proofErr w:type="spellEnd"/>
+      <w:r>
+        <w:t xml:space="preserve"> framework </w:t>
+      </w:r>
+      <w:proofErr w:type="spellStart"/>
+      <w:r>
+        <w:t>hiện</w:t>
+      </w:r>
+      <w:proofErr w:type="spellEnd"/>
+      <w:r>
+        <w:t xml:space="preserve"> </w:t>
+      </w:r>
+      <w:proofErr w:type="spellStart"/>
+      <w:r>
+        <w:t>đại</w:t>
+      </w:r>
+      <w:proofErr w:type="spellEnd"/>
+      <w:r>
+        <w:t>.</w:t>
       </w:r>
     </w:p>
     <w:p>
@@ -321,8 +3411,85 @@
       <w:pPr>
         <w:spacing w:after="160"/>
       </w:pPr>
-      <w:r>
-        <w:t>Sơ đồ lớp thể hiện quan hệ giữa Model - View - Controller và interface Observer (PuzzleModelListener):</w:t>
+      <w:proofErr w:type="spellStart"/>
+      <w:r>
+        <w:t>Sơ</w:t>
+      </w:r>
+      <w:proofErr w:type="spellEnd"/>
+      <w:r>
+        <w:t xml:space="preserve"> </w:t>
+      </w:r>
+      <w:proofErr w:type="spellStart"/>
+      <w:r>
+        <w:t>đồ</w:t>
+      </w:r>
+      <w:proofErr w:type="spellEnd"/>
+      <w:r>
+        <w:t xml:space="preserve"> </w:t>
+      </w:r>
+      <w:proofErr w:type="spellStart"/>
+      <w:r>
+        <w:t>lớp</w:t>
+      </w:r>
+      <w:proofErr w:type="spellEnd"/>
+      <w:r>
+        <w:t xml:space="preserve"> </w:t>
+      </w:r>
+      <w:proofErr w:type="spellStart"/>
+      <w:r>
+        <w:t>thể</w:t>
+      </w:r>
+      <w:proofErr w:type="spellEnd"/>
+      <w:r>
+        <w:t xml:space="preserve"> </w:t>
+      </w:r>
+      <w:proofErr w:type="spellStart"/>
+      <w:r>
+        <w:t>hiện</w:t>
+      </w:r>
+      <w:proofErr w:type="spellEnd"/>
+      <w:r>
+        <w:t xml:space="preserve"> </w:t>
+      </w:r>
+      <w:proofErr w:type="spellStart"/>
+      <w:r>
+        <w:t>quan</w:t>
+      </w:r>
+      <w:proofErr w:type="spellEnd"/>
+      <w:r>
+        <w:t xml:space="preserve"> </w:t>
+      </w:r>
+      <w:proofErr w:type="spellStart"/>
+      <w:r>
+        <w:t>hệ</w:t>
+      </w:r>
+      <w:proofErr w:type="spellEnd"/>
+      <w:r>
+        <w:t xml:space="preserve"> </w:t>
+      </w:r>
+      <w:proofErr w:type="spellStart"/>
+      <w:r>
+        <w:t>giữa</w:t>
+      </w:r>
+      <w:proofErr w:type="spellEnd"/>
+      <w:r>
+        <w:t xml:space="preserve"> Model - View - Controller </w:t>
+      </w:r>
+      <w:proofErr w:type="spellStart"/>
+      <w:r>
+        <w:t>và</w:t>
+      </w:r>
+      <w:proofErr w:type="spellEnd"/>
+      <w:r>
+        <w:t xml:space="preserve"> interface Observer (</w:t>
+      </w:r>
+      <w:proofErr w:type="spellStart"/>
+      <w:r>
+        <w:t>PuzzleModelListener</w:t>
+      </w:r>
+      <w:proofErr w:type="spellEnd"/>
+      <w:r>
+        <w:t>):</w:t>
       </w:r>
     </w:p>
     <w:p>
@@ -331,13 +3498,10 @@
         <w:jc w:val="center"/>
       </w:pPr>
       <w:r>
-        <w:rPr>
-          <w:noProof/>
-        </w:rPr>
         <w:drawing>
-          <wp:inline distT="0" distB="0" distL="0" distR="0" wp14:anchorId="1E188C11" wp14:editId="3B51E826">
-            <wp:extent cx="5943600" cy="4236720"/>
-            <wp:effectExtent l="0" t="0" r="0" b="0"/>
+          <wp:inline distT="0" distB="0" distL="0" distR="0" wp14:anchorId="5F2BE035" wp14:editId="319F7E0A">
+            <wp:extent cx="5943600" cy="4563110"/>
+            <wp:effectExtent l="0" t="0" r="0" b="8890"/>
             <wp:docPr id="1" name="Picture 1"/>
             <wp:cNvGraphicFramePr>
               <a:graphicFrameLocks xmlns:a="http://schemas.openxmlformats.org/drawingml/2006/main" noChangeAspect="1"/>
@@ -358,7 +3522,7 @@
                   <pic:spPr>
                     <a:xfrm>
                       <a:off x="0" y="0"/>
-                      <a:ext cx="5943600" cy="4236720"/>
+                      <a:ext cx="5943600" cy="4563110"/>
                     </a:xfrm>
                     <a:prstGeom prst="rect">
                       <a:avLst/>
@@ -380,8 +3544,61 @@
         </w:numPr>
         <w:spacing w:after="80"/>
       </w:pPr>
-      <w:r>
-        <w:t>PuzzleModel implements IPuzzleModel (interface) - Dependency Inversion Principle: View/Controller chỉ phụ thuộc vào abstraction IPuzzleModel.</w:t>
+      <w:proofErr w:type="spellStart"/>
+      <w:r>
+        <w:t>PuzzleModel</w:t>
+      </w:r>
+      <w:proofErr w:type="spellEnd"/>
+      <w:r>
+        <w:t xml:space="preserve"> implements </w:t>
+      </w:r>
+      <w:proofErr w:type="spellStart"/>
+      <w:r>
+        <w:t>IPuzzleModel</w:t>
+      </w:r>
+      <w:proofErr w:type="spellEnd"/>
+      <w:r>
+        <w:t xml:space="preserve"> (interface) - Dependency Inversion Principle: View/Controller </w:t>
+      </w:r>
+      <w:proofErr w:type="spellStart"/>
+      <w:r>
+        <w:t>chỉ</w:t>
+      </w:r>
+      <w:proofErr w:type="spellEnd"/>
+      <w:r>
+        <w:t xml:space="preserve"> </w:t>
+      </w:r>
+      <w:proofErr w:type="spellStart"/>
+      <w:r>
+        <w:t>phụ</w:t>
+      </w:r>
+      <w:proofErr w:type="spellEnd"/>
+      <w:r>
+        <w:t xml:space="preserve"> </w:t>
+      </w:r>
+      <w:proofErr w:type="spellStart"/>
+      <w:r>
+        <w:t>thuộc</w:t>
+      </w:r>
+      <w:proofErr w:type="spellEnd"/>
+      <w:r>
+        <w:t xml:space="preserve"> </w:t>
+      </w:r>
+      <w:proofErr w:type="spellStart"/>
+      <w:r>
+        <w:t>vào</w:t>
+      </w:r>
+      <w:proofErr w:type="spellEnd"/>
+      <w:r>
+        <w:t xml:space="preserve"> abstraction </w:t>
+      </w:r>
+      <w:proofErr w:type="spellStart"/>
+      <w:r>
+        <w:t>IPuzzleModel</w:t>
+      </w:r>
+      <w:proofErr w:type="spellEnd"/>
+      <w:r>
+        <w:t>.</w:t>
       </w:r>
     </w:p>
     <w:p>
@@ -393,8 +3610,37 @@
         </w:numPr>
         <w:spacing w:after="80"/>
       </w:pPr>
-      <w:r>
-        <w:t>PuzzleView implements PuzzleModelListener (Observer) và extends JFrame.</w:t>
+      <w:proofErr w:type="spellStart"/>
+      <w:r>
+        <w:t>PuzzleView</w:t>
+      </w:r>
+      <w:proofErr w:type="spellEnd"/>
+      <w:r>
+        <w:t xml:space="preserve"> implements </w:t>
+      </w:r>
+      <w:proofErr w:type="spellStart"/>
+      <w:r>
+        <w:t>PuzzleModelListener</w:t>
+      </w:r>
+      <w:proofErr w:type="spellEnd"/>
+      <w:r>
+        <w:t xml:space="preserve"> (Observer) </w:t>
+      </w:r>
+      <w:proofErr w:type="spellStart"/>
+      <w:r>
+        <w:t>và</w:t>
+      </w:r>
+      <w:proofErr w:type="spellEnd"/>
+      <w:r>
+        <w:t xml:space="preserve"> extends </w:t>
+      </w:r>
+      <w:proofErr w:type="spellStart"/>
+      <w:r>
+        <w:t>JFrame</w:t>
+      </w:r>
+      <w:proofErr w:type="spellEnd"/>
+      <w:r>
+        <w:t>.</w:t>
       </w:r>
     </w:p>
     <w:p>
@@ -407,7 +3653,135 @@
         <w:spacing w:after="80"/>
       </w:pPr>
       <w:r>
-        <w:t>Quan hệ IPuzzleModel o-- PuzzleModelListener (1 - nhiều): Model giữ một danh sách các Listener và notify tất cả khi trạng thái đổi.</w:t>
+        <w:t xml:space="preserve">Quan </w:t>
+      </w:r>
+      <w:proofErr w:type="spellStart"/>
+      <w:r>
+        <w:t>hệ</w:t>
+      </w:r>
+      <w:proofErr w:type="spellEnd"/>
+      <w:r>
+        <w:t xml:space="preserve"> </w:t>
+      </w:r>
+      <w:proofErr w:type="spellStart"/>
+      <w:r>
+        <w:t>IPuzzleModel</w:t>
+      </w:r>
+      <w:proofErr w:type="spellEnd"/>
+      <w:r>
+        <w:t xml:space="preserve"> o-- </w:t>
+      </w:r>
+      <w:proofErr w:type="spellStart"/>
+      <w:r>
+        <w:t>PuzzleModelListener</w:t>
+      </w:r>
+      <w:proofErr w:type="spellEnd"/>
+      <w:r>
+        <w:t xml:space="preserve"> (1 - </w:t>
+      </w:r>
+      <w:proofErr w:type="spellStart"/>
+      <w:r>
+        <w:t>nhiều</w:t>
+      </w:r>
+      <w:proofErr w:type="spellEnd"/>
+      <w:r>
+        <w:t xml:space="preserve">): Model </w:t>
+      </w:r>
+      <w:proofErr w:type="spellStart"/>
+      <w:r>
+        <w:t>giữ</w:t>
+      </w:r>
+      <w:proofErr w:type="spellEnd"/>
+      <w:r>
+        <w:t xml:space="preserve"> </w:t>
+      </w:r>
+      <w:proofErr w:type="spellStart"/>
+      <w:r>
+        <w:t>một</w:t>
+      </w:r>
+      <w:proofErr w:type="spellEnd"/>
+      <w:r>
+        <w:t xml:space="preserve"> </w:t>
+      </w:r>
+      <w:proofErr w:type="spellStart"/>
+      <w:r>
+        <w:t>danh</w:t>
+      </w:r>
+      <w:proofErr w:type="spellEnd"/>
+      <w:r>
+        <w:t xml:space="preserve"> </w:t>
+      </w:r>
+      <w:proofErr w:type="spellStart"/>
+      <w:r>
+        <w:t>sách</w:t>
+      </w:r>
+      <w:proofErr w:type="spellEnd"/>
+      <w:r>
+        <w:t xml:space="preserve"> </w:t>
+      </w:r>
+      <w:proofErr w:type="spellStart"/>
+      <w:r>
+        <w:t>các</w:t>
+      </w:r>
+      <w:proofErr w:type="spellEnd"/>
+      <w:r>
+        <w:t xml:space="preserve"> Listener </w:t>
+      </w:r>
+      <w:proofErr w:type="spellStart"/>
+      <w:r>
+        <w:t>và</w:t>
+      </w:r>
+      <w:proofErr w:type="spellEnd"/>
+      <w:r>
+        <w:t xml:space="preserve"> notify </w:t>
+      </w:r>
+      <w:proofErr w:type="spellStart"/>
+      <w:r>
+        <w:t>tất</w:t>
+      </w:r>
+      <w:proofErr w:type="spellEnd"/>
+      <w:r>
+        <w:t xml:space="preserve"> </w:t>
+      </w:r>
+      <w:proofErr w:type="spellStart"/>
+      <w:r>
+        <w:t>cả</w:t>
+      </w:r>
+      <w:proofErr w:type="spellEnd"/>
+      <w:r>
+        <w:t xml:space="preserve"> </w:t>
+      </w:r>
+      <w:proofErr w:type="spellStart"/>
+      <w:r>
+        <w:t>khi</w:t>
+      </w:r>
+      <w:proofErr w:type="spellEnd"/>
+      <w:r>
+        <w:t xml:space="preserve"> </w:t>
+      </w:r>
+      <w:proofErr w:type="spellStart"/>
+      <w:r>
+        <w:t>trạng</w:t>
+      </w:r>
+      <w:proofErr w:type="spellEnd"/>
+      <w:r>
+        <w:t xml:space="preserve"> </w:t>
+      </w:r>
+      <w:proofErr w:type="spellStart"/>
+      <w:r>
+        <w:t>thái</w:t>
+      </w:r>
+      <w:proofErr w:type="spellEnd"/>
+      <w:r>
+        <w:t xml:space="preserve"> </w:t>
+      </w:r>
+      <w:proofErr w:type="spellStart"/>
+      <w:r>
+        <w:t>đổi</w:t>
+      </w:r>
+      <w:proofErr w:type="spellEnd"/>
+      <w:r>
+        <w:t>.</w:t>
       </w:r>
     </w:p>
     <w:p>
@@ -419,8 +3793,101 @@
         </w:numPr>
         <w:spacing w:after="80"/>
       </w:pPr>
-      <w:r>
-        <w:t>PuzzleController chỉ phụ thuộc vào IPuzzleModel và PuzzleView, không chứa logic nghiệp vụ (Single Responsibility).</w:t>
+      <w:proofErr w:type="spellStart"/>
+      <w:r>
+        <w:t>PuzzleController</w:t>
+      </w:r>
+      <w:proofErr w:type="spellEnd"/>
+      <w:r>
+        <w:t xml:space="preserve"> </w:t>
+      </w:r>
+      <w:proofErr w:type="spellStart"/>
+      <w:r>
+        <w:t>chỉ</w:t>
+      </w:r>
+      <w:proofErr w:type="spellEnd"/>
+      <w:r>
+        <w:t xml:space="preserve"> </w:t>
+      </w:r>
+      <w:proofErr w:type="spellStart"/>
+      <w:r>
+        <w:t>phụ</w:t>
+      </w:r>
+      <w:proofErr w:type="spellEnd"/>
+      <w:r>
+        <w:t xml:space="preserve"> </w:t>
+      </w:r>
+      <w:proofErr w:type="spellStart"/>
+      <w:r>
+        <w:t>thuộc</w:t>
+      </w:r>
+      <w:proofErr w:type="spellEnd"/>
+      <w:r>
+        <w:t xml:space="preserve"> </w:t>
+      </w:r>
+      <w:proofErr w:type="spellStart"/>
+      <w:r>
+        <w:t>vào</w:t>
+      </w:r>
+      <w:proofErr w:type="spellEnd"/>
+      <w:r>
+        <w:t xml:space="preserve"> </w:t>
+      </w:r>
+      <w:proofErr w:type="spellStart"/>
+      <w:r>
+        <w:t>IPuzzleModel</w:t>
+      </w:r>
+      <w:proofErr w:type="spellEnd"/>
+      <w:r>
+        <w:t xml:space="preserve"> </w:t>
+      </w:r>
+      <w:proofErr w:type="spellStart"/>
+      <w:r>
+        <w:t>và</w:t>
+      </w:r>
+      <w:proofErr w:type="spellEnd"/>
+      <w:r>
+        <w:t xml:space="preserve"> </w:t>
+      </w:r>
+      <w:proofErr w:type="spellStart"/>
+      <w:r>
+        <w:t>PuzzleView</w:t>
+      </w:r>
+      <w:proofErr w:type="spellEnd"/>
+      <w:r>
+        <w:t xml:space="preserve">, </w:t>
+      </w:r>
+      <w:proofErr w:type="spellStart"/>
+      <w:r>
+        <w:t>không</w:t>
+      </w:r>
+      <w:proofErr w:type="spellEnd"/>
+      <w:r>
+        <w:t xml:space="preserve"> </w:t>
+      </w:r>
+      <w:proofErr w:type="spellStart"/>
+      <w:r>
+        <w:t>chứa</w:t>
+      </w:r>
+      <w:proofErr w:type="spellEnd"/>
+      <w:r>
+        <w:t xml:space="preserve"> logic </w:t>
+      </w:r>
+      <w:proofErr w:type="spellStart"/>
+      <w:r>
+        <w:t>nghiệp</w:t>
+      </w:r>
+      <w:proofErr w:type="spellEnd"/>
+      <w:r>
+        <w:t xml:space="preserve"> </w:t>
+      </w:r>
+      <w:proofErr w:type="spellStart"/>
+      <w:r>
+        <w:t>vụ</w:t>
+      </w:r>
+      <w:proofErr w:type="spellEnd"/>
+      <w:r>
+        <w:t xml:space="preserve"> (Single Responsibility).</w:t>
       </w:r>
     </w:p>
     <w:p>
@@ -432,16 +3899,111 @@
         </w:numPr>
         <w:spacing w:after="80"/>
       </w:pPr>
-      <w:r>
-        <w:t xml:space="preserve">GameTimerThread kế thừa Thread, định kỳ gọi </w:t>
-      </w:r>
+      <w:proofErr w:type="spellStart"/>
+      <w:r>
+        <w:t>GameTimerThread</w:t>
+      </w:r>
+      <w:proofErr w:type="spellEnd"/>
+      <w:r>
+        <w:t xml:space="preserve"> </w:t>
+      </w:r>
+      <w:proofErr w:type="spellStart"/>
+      <w:r>
+        <w:t>kế</w:t>
+      </w:r>
+      <w:proofErr w:type="spellEnd"/>
+      <w:r>
+        <w:t xml:space="preserve"> </w:t>
+      </w:r>
+      <w:proofErr w:type="spellStart"/>
+      <w:r>
+        <w:t>thừa</w:t>
+      </w:r>
+      <w:proofErr w:type="spellEnd"/>
+      <w:r>
+        <w:t xml:space="preserve"> Thread, </w:t>
+      </w:r>
+      <w:proofErr w:type="spellStart"/>
+      <w:r>
+        <w:t>định</w:t>
+      </w:r>
+      <w:proofErr w:type="spellEnd"/>
+      <w:r>
+        <w:t xml:space="preserve"> </w:t>
+      </w:r>
+      <w:proofErr w:type="spellStart"/>
+      <w:r>
+        <w:t>kỳ</w:t>
+      </w:r>
+      <w:proofErr w:type="spellEnd"/>
+      <w:r>
+        <w:t xml:space="preserve"> </w:t>
+      </w:r>
+      <w:proofErr w:type="spellStart"/>
+      <w:r>
+        <w:t>gọi</w:t>
+      </w:r>
+      <w:proofErr w:type="spellEnd"/>
+      <w:r>
+        <w:t xml:space="preserve"> </w:t>
+      </w:r>
+      <w:proofErr w:type="spellStart"/>
       <w:proofErr w:type="gramStart"/>
       <w:r>
         <w:t>model.tick</w:t>
       </w:r>
+      <w:proofErr w:type="spellEnd"/>
       <w:proofErr w:type="gramEnd"/>
       <w:r>
-        <w:t>() theo yêu cầu "dùng Thread hiển thị elapsed time".</w:t>
+        <w:t xml:space="preserve">() </w:t>
+      </w:r>
+      <w:proofErr w:type="spellStart"/>
+      <w:r>
+        <w:t>theo</w:t>
+      </w:r>
+      <w:proofErr w:type="spellEnd"/>
+      <w:r>
+        <w:t xml:space="preserve"> </w:t>
+      </w:r>
+      <w:proofErr w:type="spellStart"/>
+      <w:r>
+        <w:t>yêu</w:t>
+      </w:r>
+      <w:proofErr w:type="spellEnd"/>
+      <w:r>
+        <w:t xml:space="preserve"> </w:t>
+      </w:r>
+      <w:proofErr w:type="spellStart"/>
+      <w:r>
+        <w:t>cầu</w:t>
+      </w:r>
+      <w:proofErr w:type="spellEnd"/>
+      <w:r>
+        <w:t xml:space="preserve"> "</w:t>
+      </w:r>
+      <w:proofErr w:type="spellStart"/>
+      <w:r>
+        <w:t>dùng</w:t>
+      </w:r>
+      <w:proofErr w:type="spellEnd"/>
+      <w:r>
+        <w:t xml:space="preserve"> Thread </w:t>
+      </w:r>
+      <w:proofErr w:type="spellStart"/>
+      <w:r>
+        <w:t>hiển</w:t>
+      </w:r>
+      <w:proofErr w:type="spellEnd"/>
+      <w:r>
+        <w:t xml:space="preserve"> </w:t>
+      </w:r>
+      <w:proofErr w:type="spellStart"/>
+      <w:r>
+        <w:t>thị</w:t>
+      </w:r>
+      <w:proofErr w:type="spellEnd"/>
+      <w:r>
+        <w:t xml:space="preserve"> elapsed time".</w:t>
       </w:r>
     </w:p>
     <w:p>
@@ -463,8 +4025,181 @@
       <w:pPr>
         <w:spacing w:after="160"/>
       </w:pPr>
-      <w:r>
-        <w:t>Sơ đồ tuần tự minh họa luồng xử lý khi người chơi click vào một ô để di chuyển (move tile), cho thấy rõ bước Model tự động notify View qua Observer pattern:</w:t>
+      <w:proofErr w:type="spellStart"/>
+      <w:r>
+        <w:t>Sơ</w:t>
+      </w:r>
+      <w:proofErr w:type="spellEnd"/>
+      <w:r>
+        <w:t xml:space="preserve"> </w:t>
+      </w:r>
+      <w:proofErr w:type="spellStart"/>
+      <w:r>
+        <w:t>đồ</w:t>
+      </w:r>
+      <w:proofErr w:type="spellEnd"/>
+      <w:r>
+        <w:t xml:space="preserve"> </w:t>
+      </w:r>
+      <w:proofErr w:type="spellStart"/>
+      <w:r>
+        <w:t>tuần</w:t>
+      </w:r>
+      <w:proofErr w:type="spellEnd"/>
+      <w:r>
+        <w:t xml:space="preserve"> </w:t>
+      </w:r>
+      <w:proofErr w:type="spellStart"/>
+      <w:r>
+        <w:t>tự</w:t>
+      </w:r>
+      <w:proofErr w:type="spellEnd"/>
+      <w:r>
+        <w:t xml:space="preserve"> </w:t>
+      </w:r>
+      <w:proofErr w:type="spellStart"/>
+      <w:r>
+        <w:t>minh</w:t>
+      </w:r>
+      <w:proofErr w:type="spellEnd"/>
+      <w:r>
+        <w:t xml:space="preserve"> </w:t>
+      </w:r>
+      <w:proofErr w:type="spellStart"/>
+      <w:r>
+        <w:t>họa</w:t>
+      </w:r>
+      <w:proofErr w:type="spellEnd"/>
+      <w:r>
+        <w:t xml:space="preserve"> </w:t>
+      </w:r>
+      <w:proofErr w:type="spellStart"/>
+      <w:r>
+        <w:t>luồng</w:t>
+      </w:r>
+      <w:proofErr w:type="spellEnd"/>
+      <w:r>
+        <w:t xml:space="preserve"> </w:t>
+      </w:r>
+      <w:proofErr w:type="spellStart"/>
+      <w:r>
+        <w:t>xử</w:t>
+      </w:r>
+      <w:proofErr w:type="spellEnd"/>
+      <w:r>
+        <w:t xml:space="preserve"> </w:t>
+      </w:r>
+      <w:proofErr w:type="spellStart"/>
+      <w:r>
+        <w:t>lý</w:t>
+      </w:r>
+      <w:proofErr w:type="spellEnd"/>
+      <w:r>
+        <w:t xml:space="preserve"> </w:t>
+      </w:r>
+      <w:proofErr w:type="spellStart"/>
+      <w:r>
+        <w:t>khi</w:t>
+      </w:r>
+      <w:proofErr w:type="spellEnd"/>
+      <w:r>
+        <w:t xml:space="preserve"> </w:t>
+      </w:r>
+      <w:proofErr w:type="spellStart"/>
+      <w:r>
+        <w:t>người</w:t>
+      </w:r>
+      <w:proofErr w:type="spellEnd"/>
+      <w:r>
+        <w:t xml:space="preserve"> </w:t>
+      </w:r>
+      <w:proofErr w:type="spellStart"/>
+      <w:r>
+        <w:t>chơi</w:t>
+      </w:r>
+      <w:proofErr w:type="spellEnd"/>
+      <w:r>
+        <w:t xml:space="preserve"> click </w:t>
+      </w:r>
+      <w:proofErr w:type="spellStart"/>
+      <w:r>
+        <w:t>vào</w:t>
+      </w:r>
+      <w:proofErr w:type="spellEnd"/>
+      <w:r>
+        <w:t xml:space="preserve"> </w:t>
+      </w:r>
+      <w:proofErr w:type="spellStart"/>
+      <w:r>
+        <w:t>một</w:t>
+      </w:r>
+      <w:proofErr w:type="spellEnd"/>
+      <w:r>
+        <w:t xml:space="preserve"> ô </w:t>
+      </w:r>
+      <w:proofErr w:type="spellStart"/>
+      <w:r>
+        <w:t>để</w:t>
+      </w:r>
+      <w:proofErr w:type="spellEnd"/>
+      <w:r>
+        <w:t xml:space="preserve"> di </w:t>
+      </w:r>
+      <w:proofErr w:type="spellStart"/>
+      <w:r>
+        <w:t>chuyển</w:t>
+      </w:r>
+      <w:proofErr w:type="spellEnd"/>
+      <w:r>
+        <w:t xml:space="preserve"> (move tile), </w:t>
+      </w:r>
+      <w:proofErr w:type="spellStart"/>
+      <w:r>
+        <w:t>cho</w:t>
+      </w:r>
+      <w:proofErr w:type="spellEnd"/>
+      <w:r>
+        <w:t xml:space="preserve"> </w:t>
+      </w:r>
+      <w:proofErr w:type="spellStart"/>
+      <w:r>
+        <w:t>thấy</w:t>
+      </w:r>
+      <w:proofErr w:type="spellEnd"/>
+      <w:r>
+        <w:t xml:space="preserve"> </w:t>
+      </w:r>
+      <w:proofErr w:type="spellStart"/>
+      <w:r>
+        <w:t>rõ</w:t>
+      </w:r>
+      <w:proofErr w:type="spellEnd"/>
+      <w:r>
+        <w:t xml:space="preserve"> </w:t>
+      </w:r>
+      <w:proofErr w:type="spellStart"/>
+      <w:r>
+        <w:t>bước</w:t>
+      </w:r>
+      <w:proofErr w:type="spellEnd"/>
+      <w:r>
+        <w:t xml:space="preserve"> Model </w:t>
+      </w:r>
+      <w:proofErr w:type="spellStart"/>
+      <w:r>
+        <w:t>tự</w:t>
+      </w:r>
+      <w:proofErr w:type="spellEnd"/>
+      <w:r>
+        <w:t xml:space="preserve"> </w:t>
+      </w:r>
+      <w:proofErr w:type="spellStart"/>
+      <w:r>
+        <w:t>động</w:t>
+      </w:r>
+      <w:proofErr w:type="spellEnd"/>
+      <w:r>
+        <w:t xml:space="preserve"> notify View qua Observer pattern:</w:t>
       </w:r>
     </w:p>
     <w:p>
@@ -522,16 +4257,63 @@
         </w:numPr>
         <w:spacing w:after="80"/>
       </w:pPr>
-      <w:r>
-        <w:t xml:space="preserve">Bước 1-3: Gamer click -&gt; View chuyển ActionEvent cho Controller -&gt; Controller gọi </w:t>
-      </w:r>
+      <w:proofErr w:type="spellStart"/>
+      <w:r>
+        <w:t>Bước</w:t>
+      </w:r>
+      <w:proofErr w:type="spellEnd"/>
+      <w:r>
+        <w:t xml:space="preserve"> 1-3: Gamer click -&gt; View </w:t>
+      </w:r>
+      <w:proofErr w:type="spellStart"/>
+      <w:r>
+        <w:t>chuyển</w:t>
+      </w:r>
+      <w:proofErr w:type="spellEnd"/>
+      <w:r>
+        <w:t xml:space="preserve"> </w:t>
+      </w:r>
+      <w:proofErr w:type="spellStart"/>
+      <w:r>
+        <w:t>ActionEvent</w:t>
+      </w:r>
+      <w:proofErr w:type="spellEnd"/>
+      <w:r>
+        <w:t xml:space="preserve"> </w:t>
+      </w:r>
+      <w:proofErr w:type="spellStart"/>
+      <w:r>
+        <w:t>cho</w:t>
+      </w:r>
+      <w:proofErr w:type="spellEnd"/>
+      <w:r>
+        <w:t xml:space="preserve"> Controller -&gt; Controller </w:t>
+      </w:r>
+      <w:proofErr w:type="spellStart"/>
+      <w:r>
+        <w:t>gọi</w:t>
+      </w:r>
+      <w:proofErr w:type="spellEnd"/>
+      <w:r>
+        <w:t xml:space="preserve"> </w:t>
+      </w:r>
+      <w:proofErr w:type="spellStart"/>
       <w:proofErr w:type="gramStart"/>
       <w:r>
         <w:t>model.moveTile</w:t>
       </w:r>
+      <w:proofErr w:type="spellEnd"/>
       <w:proofErr w:type="gramEnd"/>
       <w:r>
-        <w:t>(r,c).</w:t>
+        <w:t>(</w:t>
+      </w:r>
+      <w:proofErr w:type="spellStart"/>
+      <w:r>
+        <w:t>r,c</w:t>
+      </w:r>
+      <w:proofErr w:type="spellEnd"/>
+      <w:r>
+        <w:t>).</w:t>
       </w:r>
     </w:p>
     <w:p>
@@ -543,8 +4325,101 @@
         </w:numPr>
         <w:spacing w:after="80"/>
       </w:pPr>
-      <w:r>
-        <w:t>Bước 4: Model tự kiểm tra tính hợp lệ, cập nhật bàn cờ, tăng move count.</w:t>
+      <w:proofErr w:type="spellStart"/>
+      <w:r>
+        <w:t>Bước</w:t>
+      </w:r>
+      <w:proofErr w:type="spellEnd"/>
+      <w:r>
+        <w:t xml:space="preserve"> 4: Model </w:t>
+      </w:r>
+      <w:proofErr w:type="spellStart"/>
+      <w:r>
+        <w:t>tự</w:t>
+      </w:r>
+      <w:proofErr w:type="spellEnd"/>
+      <w:r>
+        <w:t xml:space="preserve"> </w:t>
+      </w:r>
+      <w:proofErr w:type="spellStart"/>
+      <w:r>
+        <w:t>kiểm</w:t>
+      </w:r>
+      <w:proofErr w:type="spellEnd"/>
+      <w:r>
+        <w:t xml:space="preserve"> </w:t>
+      </w:r>
+      <w:proofErr w:type="spellStart"/>
+      <w:r>
+        <w:t>tra</w:t>
+      </w:r>
+      <w:proofErr w:type="spellEnd"/>
+      <w:r>
+        <w:t xml:space="preserve"> </w:t>
+      </w:r>
+      <w:proofErr w:type="spellStart"/>
+      <w:r>
+        <w:t>tính</w:t>
+      </w:r>
+      <w:proofErr w:type="spellEnd"/>
+      <w:r>
+        <w:t xml:space="preserve"> </w:t>
+      </w:r>
+      <w:proofErr w:type="spellStart"/>
+      <w:r>
+        <w:t>hợp</w:t>
+      </w:r>
+      <w:proofErr w:type="spellEnd"/>
+      <w:r>
+        <w:t xml:space="preserve"> </w:t>
+      </w:r>
+      <w:proofErr w:type="spellStart"/>
+      <w:r>
+        <w:t>lệ</w:t>
+      </w:r>
+      <w:proofErr w:type="spellEnd"/>
+      <w:r>
+        <w:t xml:space="preserve">, </w:t>
+      </w:r>
+      <w:proofErr w:type="spellStart"/>
+      <w:r>
+        <w:t>cập</w:t>
+      </w:r>
+      <w:proofErr w:type="spellEnd"/>
+      <w:r>
+        <w:t xml:space="preserve"> </w:t>
+      </w:r>
+      <w:proofErr w:type="spellStart"/>
+      <w:r>
+        <w:t>nhật</w:t>
+      </w:r>
+      <w:proofErr w:type="spellEnd"/>
+      <w:r>
+        <w:t xml:space="preserve"> </w:t>
+      </w:r>
+      <w:proofErr w:type="spellStart"/>
+      <w:r>
+        <w:t>bàn</w:t>
+      </w:r>
+      <w:proofErr w:type="spellEnd"/>
+      <w:r>
+        <w:t xml:space="preserve"> </w:t>
+      </w:r>
+      <w:proofErr w:type="spellStart"/>
+      <w:r>
+        <w:t>cờ</w:t>
+      </w:r>
+      <w:proofErr w:type="spellEnd"/>
+      <w:r>
+        <w:t xml:space="preserve">, </w:t>
+      </w:r>
+      <w:proofErr w:type="spellStart"/>
+      <w:r>
+        <w:t>tăng</w:t>
+      </w:r>
+      <w:proofErr w:type="spellEnd"/>
+      <w:r>
+        <w:t xml:space="preserve"> move count.</w:t>
       </w:r>
     </w:p>
     <w:p>
@@ -556,8 +4431,197 @@
         </w:numPr>
         <w:spacing w:after="80"/>
       </w:pPr>
-      <w:r>
-        <w:t>Bước 5-6 (nét đứt): Model chủ động gọi callback onBoardChanged / onMoveCountChanged trên tất cả Listener đã đăng ký - đây chính là cơ chế Observer, không phải View chủ động hỏi Model.</w:t>
+      <w:proofErr w:type="spellStart"/>
+      <w:r>
+        <w:t>Bước</w:t>
+      </w:r>
+      <w:proofErr w:type="spellEnd"/>
+      <w:r>
+        <w:t xml:space="preserve"> 5-6 (</w:t>
+      </w:r>
+      <w:proofErr w:type="spellStart"/>
+      <w:r>
+        <w:t>nét</w:t>
+      </w:r>
+      <w:proofErr w:type="spellEnd"/>
+      <w:r>
+        <w:t xml:space="preserve"> </w:t>
+      </w:r>
+      <w:proofErr w:type="spellStart"/>
+      <w:r>
+        <w:t>đứt</w:t>
+      </w:r>
+      <w:proofErr w:type="spellEnd"/>
+      <w:r>
+        <w:t xml:space="preserve">): Model </w:t>
+      </w:r>
+      <w:proofErr w:type="spellStart"/>
+      <w:r>
+        <w:t>chủ</w:t>
+      </w:r>
+      <w:proofErr w:type="spellEnd"/>
+      <w:r>
+        <w:t xml:space="preserve"> </w:t>
+      </w:r>
+      <w:proofErr w:type="spellStart"/>
+      <w:r>
+        <w:t>động</w:t>
+      </w:r>
+      <w:proofErr w:type="spellEnd"/>
+      <w:r>
+        <w:t xml:space="preserve"> </w:t>
+      </w:r>
+      <w:proofErr w:type="spellStart"/>
+      <w:r>
+        <w:t>gọi</w:t>
+      </w:r>
+      <w:proofErr w:type="spellEnd"/>
+      <w:r>
+        <w:t xml:space="preserve"> callback </w:t>
+      </w:r>
+      <w:proofErr w:type="spellStart"/>
+      <w:r>
+        <w:t>onBoardChanged</w:t>
+      </w:r>
+      <w:proofErr w:type="spellEnd"/>
+      <w:r>
+        <w:t xml:space="preserve"> / </w:t>
+      </w:r>
+      <w:proofErr w:type="spellStart"/>
+      <w:r>
+        <w:t>onMoveCountChanged</w:t>
+      </w:r>
+      <w:proofErr w:type="spellEnd"/>
+      <w:r>
+        <w:t xml:space="preserve"> </w:t>
+      </w:r>
+      <w:proofErr w:type="spellStart"/>
+      <w:r>
+        <w:t>trên</w:t>
+      </w:r>
+      <w:proofErr w:type="spellEnd"/>
+      <w:r>
+        <w:t xml:space="preserve"> </w:t>
+      </w:r>
+      <w:proofErr w:type="spellStart"/>
+      <w:r>
+        <w:t>tất</w:t>
+      </w:r>
+      <w:proofErr w:type="spellEnd"/>
+      <w:r>
+        <w:t xml:space="preserve"> </w:t>
+      </w:r>
+      <w:proofErr w:type="spellStart"/>
+      <w:r>
+        <w:t>cả</w:t>
+      </w:r>
+      <w:proofErr w:type="spellEnd"/>
+      <w:r>
+        <w:t xml:space="preserve"> Listener </w:t>
+      </w:r>
+      <w:proofErr w:type="spellStart"/>
+      <w:r>
+        <w:t>đã</w:t>
+      </w:r>
+      <w:proofErr w:type="spellEnd"/>
+      <w:r>
+        <w:t xml:space="preserve"> </w:t>
+      </w:r>
+      <w:proofErr w:type="spellStart"/>
+      <w:r>
+        <w:t>đăng</w:t>
+      </w:r>
+      <w:proofErr w:type="spellEnd"/>
+      <w:r>
+        <w:t xml:space="preserve"> </w:t>
+      </w:r>
+      <w:proofErr w:type="spellStart"/>
+      <w:r>
+        <w:t>ký</w:t>
+      </w:r>
+      <w:proofErr w:type="spellEnd"/>
+      <w:r>
+        <w:t xml:space="preserve"> - </w:t>
+      </w:r>
+      <w:proofErr w:type="spellStart"/>
+      <w:r>
+        <w:t>đây</w:t>
+      </w:r>
+      <w:proofErr w:type="spellEnd"/>
+      <w:r>
+        <w:t xml:space="preserve"> </w:t>
+      </w:r>
+      <w:proofErr w:type="spellStart"/>
+      <w:r>
+        <w:t>chính</w:t>
+      </w:r>
+      <w:proofErr w:type="spellEnd"/>
+      <w:r>
+        <w:t xml:space="preserve"> </w:t>
+      </w:r>
+      <w:proofErr w:type="spellStart"/>
+      <w:r>
+        <w:t>là</w:t>
+      </w:r>
+      <w:proofErr w:type="spellEnd"/>
+      <w:r>
+        <w:t xml:space="preserve"> </w:t>
+      </w:r>
+      <w:proofErr w:type="spellStart"/>
+      <w:r>
+        <w:t>cơ</w:t>
+      </w:r>
+      <w:proofErr w:type="spellEnd"/>
+      <w:r>
+        <w:t xml:space="preserve"> </w:t>
+      </w:r>
+      <w:proofErr w:type="spellStart"/>
+      <w:r>
+        <w:t>chế</w:t>
+      </w:r>
+      <w:proofErr w:type="spellEnd"/>
+      <w:r>
+        <w:t xml:space="preserve"> Observer, </w:t>
+      </w:r>
+      <w:proofErr w:type="spellStart"/>
+      <w:r>
+        <w:t>không</w:t>
+      </w:r>
+      <w:proofErr w:type="spellEnd"/>
+      <w:r>
+        <w:t xml:space="preserve"> </w:t>
+      </w:r>
+      <w:proofErr w:type="spellStart"/>
+      <w:r>
+        <w:t>phải</w:t>
+      </w:r>
+      <w:proofErr w:type="spellEnd"/>
+      <w:r>
+        <w:t xml:space="preserve"> View </w:t>
+      </w:r>
+      <w:proofErr w:type="spellStart"/>
+      <w:r>
+        <w:t>chủ</w:t>
+      </w:r>
+      <w:proofErr w:type="spellEnd"/>
+      <w:r>
+        <w:t xml:space="preserve"> </w:t>
+      </w:r>
+      <w:proofErr w:type="spellStart"/>
+      <w:r>
+        <w:t>động</w:t>
+      </w:r>
+      <w:proofErr w:type="spellEnd"/>
+      <w:r>
+        <w:t xml:space="preserve"> </w:t>
+      </w:r>
+      <w:proofErr w:type="spellStart"/>
+      <w:r>
+        <w:t>hỏi</w:t>
+      </w:r>
+      <w:proofErr w:type="spellEnd"/>
+      <w:r>
+        <w:t xml:space="preserve"> Model.</w:t>
       </w:r>
     </w:p>
     <w:p>
@@ -569,8 +4633,149 @@
         </w:numPr>
         <w:spacing w:after="80"/>
       </w:pPr>
-      <w:r>
-        <w:t>Bước 7: View nhận callback và tự vẽ lại (repaint) - View không biết Model xử lý logic như thế nào, chỉ biết dữ liệu mới.</w:t>
+      <w:proofErr w:type="spellStart"/>
+      <w:r>
+        <w:t>Bước</w:t>
+      </w:r>
+      <w:proofErr w:type="spellEnd"/>
+      <w:r>
+        <w:t xml:space="preserve"> 7: View </w:t>
+      </w:r>
+      <w:proofErr w:type="spellStart"/>
+      <w:r>
+        <w:t>nhận</w:t>
+      </w:r>
+      <w:proofErr w:type="spellEnd"/>
+      <w:r>
+        <w:t xml:space="preserve"> callback </w:t>
+      </w:r>
+      <w:proofErr w:type="spellStart"/>
+      <w:r>
+        <w:t>và</w:t>
+      </w:r>
+      <w:proofErr w:type="spellEnd"/>
+      <w:r>
+        <w:t xml:space="preserve"> </w:t>
+      </w:r>
+      <w:proofErr w:type="spellStart"/>
+      <w:r>
+        <w:t>tự</w:t>
+      </w:r>
+      <w:proofErr w:type="spellEnd"/>
+      <w:r>
+        <w:t xml:space="preserve"> </w:t>
+      </w:r>
+      <w:proofErr w:type="spellStart"/>
+      <w:r>
+        <w:t>vẽ</w:t>
+      </w:r>
+      <w:proofErr w:type="spellEnd"/>
+      <w:r>
+        <w:t xml:space="preserve"> </w:t>
+      </w:r>
+      <w:proofErr w:type="spellStart"/>
+      <w:r>
+        <w:t>lại</w:t>
+      </w:r>
+      <w:proofErr w:type="spellEnd"/>
+      <w:r>
+        <w:t xml:space="preserve"> (repaint) - View </w:t>
+      </w:r>
+      <w:proofErr w:type="spellStart"/>
+      <w:r>
+        <w:t>không</w:t>
+      </w:r>
+      <w:proofErr w:type="spellEnd"/>
+      <w:r>
+        <w:t xml:space="preserve"> </w:t>
+      </w:r>
+      <w:proofErr w:type="spellStart"/>
+      <w:r>
+        <w:t>biết</w:t>
+      </w:r>
+      <w:proofErr w:type="spellEnd"/>
+      <w:r>
+        <w:t xml:space="preserve"> Model </w:t>
+      </w:r>
+      <w:proofErr w:type="spellStart"/>
+      <w:r>
+        <w:t>xử</w:t>
+      </w:r>
+      <w:proofErr w:type="spellEnd"/>
+      <w:r>
+        <w:t xml:space="preserve"> </w:t>
+      </w:r>
+      <w:proofErr w:type="spellStart"/>
+      <w:r>
+        <w:t>lý</w:t>
+      </w:r>
+      <w:proofErr w:type="spellEnd"/>
+      <w:r>
+        <w:t xml:space="preserve"> logic </w:t>
+      </w:r>
+      <w:proofErr w:type="spellStart"/>
+      <w:r>
+        <w:t>như</w:t>
+      </w:r>
+      <w:proofErr w:type="spellEnd"/>
+      <w:r>
+        <w:t xml:space="preserve"> </w:t>
+      </w:r>
+      <w:proofErr w:type="spellStart"/>
+      <w:r>
+        <w:t>thế</w:t>
+      </w:r>
+      <w:proofErr w:type="spellEnd"/>
+      <w:r>
+        <w:t xml:space="preserve"> </w:t>
+      </w:r>
+      <w:proofErr w:type="spellStart"/>
+      <w:r>
+        <w:t>nào</w:t>
+      </w:r>
+      <w:proofErr w:type="spellEnd"/>
+      <w:r>
+        <w:t xml:space="preserve">, </w:t>
+      </w:r>
+      <w:proofErr w:type="spellStart"/>
+      <w:r>
+        <w:t>chỉ</w:t>
+      </w:r>
+      <w:proofErr w:type="spellEnd"/>
+      <w:r>
+        <w:t xml:space="preserve"> </w:t>
+      </w:r>
+      <w:proofErr w:type="spellStart"/>
+      <w:r>
+        <w:t>biết</w:t>
+      </w:r>
+      <w:proofErr w:type="spellEnd"/>
+      <w:r>
+        <w:t xml:space="preserve"> </w:t>
+      </w:r>
+      <w:proofErr w:type="spellStart"/>
+      <w:r>
+        <w:t>dữ</w:t>
+      </w:r>
+      <w:proofErr w:type="spellEnd"/>
+      <w:r>
+        <w:t xml:space="preserve"> </w:t>
+      </w:r>
+      <w:proofErr w:type="spellStart"/>
+      <w:r>
+        <w:t>liệu</w:t>
+      </w:r>
+      <w:proofErr w:type="spellEnd"/>
+      <w:r>
+        <w:t xml:space="preserve"> </w:t>
+      </w:r>
+      <w:proofErr w:type="spellStart"/>
+      <w:r>
+        <w:t>mới</w:t>
+      </w:r>
+      <w:proofErr w:type="spellEnd"/>
+      <w:r>
+        <w:t>.</w:t>
       </w:r>
     </w:p>
     <w:p>
@@ -582,8 +4787,117 @@
         </w:numPr>
         <w:spacing w:after="80"/>
       </w:pPr>
-      <w:r>
-        <w:t>Bước 8-10: Nếu bàn cờ đã giải xong, Model notify onGameWon, View hiển thị thông báo chúc mừng.</w:t>
+      <w:proofErr w:type="spellStart"/>
+      <w:r>
+        <w:t>Bước</w:t>
+      </w:r>
+      <w:proofErr w:type="spellEnd"/>
+      <w:r>
+        <w:t xml:space="preserve"> 8-10: </w:t>
+      </w:r>
+      <w:proofErr w:type="spellStart"/>
+      <w:r>
+        <w:t>Nếu</w:t>
+      </w:r>
+      <w:proofErr w:type="spellEnd"/>
+      <w:r>
+        <w:t xml:space="preserve"> </w:t>
+      </w:r>
+      <w:proofErr w:type="spellStart"/>
+      <w:r>
+        <w:t>bàn</w:t>
+      </w:r>
+      <w:proofErr w:type="spellEnd"/>
+      <w:r>
+        <w:t xml:space="preserve"> </w:t>
+      </w:r>
+      <w:proofErr w:type="spellStart"/>
+      <w:r>
+        <w:t>cờ</w:t>
+      </w:r>
+      <w:proofErr w:type="spellEnd"/>
+      <w:r>
+        <w:t xml:space="preserve"> </w:t>
+      </w:r>
+      <w:proofErr w:type="spellStart"/>
+      <w:r>
+        <w:t>đã</w:t>
+      </w:r>
+      <w:proofErr w:type="spellEnd"/>
+      <w:r>
+        <w:t xml:space="preserve"> </w:t>
+      </w:r>
+      <w:proofErr w:type="spellStart"/>
+      <w:r>
+        <w:t>giải</w:t>
+      </w:r>
+      <w:proofErr w:type="spellEnd"/>
+      <w:r>
+        <w:t xml:space="preserve"> </w:t>
+      </w:r>
+      <w:proofErr w:type="spellStart"/>
+      <w:r>
+        <w:t>xong</w:t>
+      </w:r>
+      <w:proofErr w:type="spellEnd"/>
+      <w:r>
+        <w:t xml:space="preserve">, Model notify </w:t>
+      </w:r>
+      <w:proofErr w:type="spellStart"/>
+      <w:r>
+        <w:t>onGameWon</w:t>
+      </w:r>
+      <w:proofErr w:type="spellEnd"/>
+      <w:r>
+        <w:t xml:space="preserve">, View </w:t>
+      </w:r>
+      <w:proofErr w:type="spellStart"/>
+      <w:r>
+        <w:t>hiển</w:t>
+      </w:r>
+      <w:proofErr w:type="spellEnd"/>
+      <w:r>
+        <w:t xml:space="preserve"> </w:t>
+      </w:r>
+      <w:proofErr w:type="spellStart"/>
+      <w:r>
+        <w:t>thị</w:t>
+      </w:r>
+      <w:proofErr w:type="spellEnd"/>
+      <w:r>
+        <w:t xml:space="preserve"> </w:t>
+      </w:r>
+      <w:proofErr w:type="spellStart"/>
+      <w:r>
+        <w:t>thông</w:t>
+      </w:r>
+      <w:proofErr w:type="spellEnd"/>
+      <w:r>
+        <w:t xml:space="preserve"> </w:t>
+      </w:r>
+      <w:proofErr w:type="spellStart"/>
+      <w:r>
+        <w:t>báo</w:t>
+      </w:r>
+      <w:proofErr w:type="spellEnd"/>
+      <w:r>
+        <w:t xml:space="preserve"> </w:t>
+      </w:r>
+      <w:proofErr w:type="spellStart"/>
+      <w:r>
+        <w:t>chúc</w:t>
+      </w:r>
+      <w:proofErr w:type="spellEnd"/>
+      <w:r>
+        <w:t xml:space="preserve"> </w:t>
+      </w:r>
+      <w:proofErr w:type="spellStart"/>
+      <w:r>
+        <w:t>mừng</w:t>
+      </w:r>
+      <w:proofErr w:type="spellEnd"/>
+      <w:r>
+        <w:t>.</w:t>
       </w:r>
     </w:p>
     <w:p>
@@ -592,7 +4906,47 @@
         <w:spacing w:before="300" w:after="150"/>
       </w:pPr>
       <w:r>
-        <w:t>6. Case study: Áp dụng kiến trúc vào Number Puzzle Game</w:t>
+        <w:t xml:space="preserve">6. Case study: </w:t>
+      </w:r>
+      <w:proofErr w:type="spellStart"/>
+      <w:r>
+        <w:t>Áp</w:t>
+      </w:r>
+      <w:proofErr w:type="spellEnd"/>
+      <w:r>
+        <w:t xml:space="preserve"> </w:t>
+      </w:r>
+      <w:proofErr w:type="spellStart"/>
+      <w:r>
+        <w:t>dụng</w:t>
+      </w:r>
+      <w:proofErr w:type="spellEnd"/>
+      <w:r>
+        <w:t xml:space="preserve"> </w:t>
+      </w:r>
+      <w:proofErr w:type="spellStart"/>
+      <w:r>
+        <w:t>kiến</w:t>
+      </w:r>
+      <w:proofErr w:type="spellEnd"/>
+      <w:r>
+        <w:t xml:space="preserve"> </w:t>
+      </w:r>
+      <w:proofErr w:type="spellStart"/>
+      <w:r>
+        <w:t>trúc</w:t>
+      </w:r>
+      <w:proofErr w:type="spellEnd"/>
+      <w:r>
+        <w:t xml:space="preserve"> </w:t>
+      </w:r>
+      <w:proofErr w:type="spellStart"/>
+      <w:r>
+        <w:t>vào</w:t>
+      </w:r>
+      <w:proofErr w:type="spellEnd"/>
+      <w:r>
+        <w:t xml:space="preserve"> Number Puzzle Game</w:t>
       </w:r>
     </w:p>
     <w:tbl>
@@ -624,12 +4978,21 @@
             <w:shd w:val="clear" w:color="auto" w:fill="E6F1FB"/>
           </w:tcPr>
           <w:p>
+            <w:proofErr w:type="spellStart"/>
             <w:r>
               <w:rPr>
                 <w:b/>
                 <w:bCs/>
               </w:rPr>
-              <w:t>Lớp / Interface</w:t>
+              <w:t>Lớp</w:t>
+            </w:r>
+            <w:proofErr w:type="spellEnd"/>
+            <w:r>
+              <w:rPr>
+                <w:b/>
+                <w:bCs/>
+              </w:rPr>
+              <w:t xml:space="preserve"> / Interface</w:t>
             </w:r>
           </w:p>
         </w:tc>
@@ -644,7 +5007,39 @@
                 <w:b/>
                 <w:bCs/>
               </w:rPr>
-              <w:t>Vai trò trong MVC</w:t>
+              <w:t xml:space="preserve">Vai </w:t>
+            </w:r>
+            <w:proofErr w:type="spellStart"/>
+            <w:r>
+              <w:rPr>
+                <w:b/>
+                <w:bCs/>
+              </w:rPr>
+              <w:t>trò</w:t>
+            </w:r>
+            <w:proofErr w:type="spellEnd"/>
+            <w:r>
+              <w:rPr>
+                <w:b/>
+                <w:bCs/>
+              </w:rPr>
+              <w:t xml:space="preserve"> </w:t>
+            </w:r>
+            <w:proofErr w:type="spellStart"/>
+            <w:r>
+              <w:rPr>
+                <w:b/>
+                <w:bCs/>
+              </w:rPr>
+              <w:t>trong</w:t>
+            </w:r>
+            <w:proofErr w:type="spellEnd"/>
+            <w:r>
+              <w:rPr>
+                <w:b/>
+                <w:bCs/>
+              </w:rPr>
+              <w:t xml:space="preserve"> MVC</w:t>
             </w:r>
           </w:p>
         </w:tc>
@@ -654,12 +5049,53 @@
             <w:shd w:val="clear" w:color="auto" w:fill="E6F1FB"/>
           </w:tcPr>
           <w:p>
+            <w:proofErr w:type="spellStart"/>
             <w:r>
               <w:rPr>
                 <w:b/>
                 <w:bCs/>
               </w:rPr>
-              <w:t>Trách nhiệm chính (SRP)</w:t>
+              <w:t>Trách</w:t>
+            </w:r>
+            <w:proofErr w:type="spellEnd"/>
+            <w:r>
+              <w:rPr>
+                <w:b/>
+                <w:bCs/>
+              </w:rPr>
+              <w:t xml:space="preserve"> </w:t>
+            </w:r>
+            <w:proofErr w:type="spellStart"/>
+            <w:r>
+              <w:rPr>
+                <w:b/>
+                <w:bCs/>
+              </w:rPr>
+              <w:t>nhiệm</w:t>
+            </w:r>
+            <w:proofErr w:type="spellEnd"/>
+            <w:r>
+              <w:rPr>
+                <w:b/>
+                <w:bCs/>
+              </w:rPr>
+              <w:t xml:space="preserve"> </w:t>
+            </w:r>
+            <w:proofErr w:type="spellStart"/>
+            <w:r>
+              <w:rPr>
+                <w:b/>
+                <w:bCs/>
+              </w:rPr>
+              <w:t>chính</w:t>
+            </w:r>
+            <w:proofErr w:type="spellEnd"/>
+            <w:r>
+              <w:rPr>
+                <w:b/>
+                <w:bCs/>
+              </w:rPr>
+              <w:t xml:space="preserve"> (SRP)</w:t>
             </w:r>
           </w:p>
         </w:tc>
@@ -670,9 +5106,11 @@
             <w:tcW w:w="2200" w:type="dxa"/>
           </w:tcPr>
           <w:p>
+            <w:proofErr w:type="spellStart"/>
             <w:r>
               <w:t>PuzzleModel</w:t>
             </w:r>
+            <w:proofErr w:type="spellEnd"/>
           </w:p>
         </w:tc>
         <w:tc>
@@ -690,8 +5128,133 @@
             <w:tcW w:w="4550" w:type="dxa"/>
           </w:tcPr>
           <w:p>
-            <w:r>
-              <w:t>Lưu trạng thái bàn cờ, luật trượt ô, luật thắng, đếm move, đếm giờ; notify observer khi đổi trạng thái.</w:t>
+            <w:proofErr w:type="spellStart"/>
+            <w:r>
+              <w:t>Lưu</w:t>
+            </w:r>
+            <w:proofErr w:type="spellEnd"/>
+            <w:r>
+              <w:t xml:space="preserve"> </w:t>
+            </w:r>
+            <w:proofErr w:type="spellStart"/>
+            <w:r>
+              <w:t>trạng</w:t>
+            </w:r>
+            <w:proofErr w:type="spellEnd"/>
+            <w:r>
+              <w:t xml:space="preserve"> </w:t>
+            </w:r>
+            <w:proofErr w:type="spellStart"/>
+            <w:r>
+              <w:t>thái</w:t>
+            </w:r>
+            <w:proofErr w:type="spellEnd"/>
+            <w:r>
+              <w:t xml:space="preserve"> </w:t>
+            </w:r>
+            <w:proofErr w:type="spellStart"/>
+            <w:r>
+              <w:t>bàn</w:t>
+            </w:r>
+            <w:proofErr w:type="spellEnd"/>
+            <w:r>
+              <w:t xml:space="preserve"> </w:t>
+            </w:r>
+            <w:proofErr w:type="spellStart"/>
+            <w:r>
+              <w:t>cờ</w:t>
+            </w:r>
+            <w:proofErr w:type="spellEnd"/>
+            <w:r>
+              <w:t xml:space="preserve">, </w:t>
+            </w:r>
+            <w:proofErr w:type="spellStart"/>
+            <w:r>
+              <w:t>luật</w:t>
+            </w:r>
+            <w:proofErr w:type="spellEnd"/>
+            <w:r>
+              <w:t xml:space="preserve"> </w:t>
+            </w:r>
+            <w:proofErr w:type="spellStart"/>
+            <w:r>
+              <w:t>trượt</w:t>
+            </w:r>
+            <w:proofErr w:type="spellEnd"/>
+            <w:r>
+              <w:t xml:space="preserve"> ô, </w:t>
+            </w:r>
+            <w:proofErr w:type="spellStart"/>
+            <w:r>
+              <w:t>luật</w:t>
+            </w:r>
+            <w:proofErr w:type="spellEnd"/>
+            <w:r>
+              <w:t xml:space="preserve"> </w:t>
+            </w:r>
+            <w:proofErr w:type="spellStart"/>
+            <w:r>
+              <w:t>thắng</w:t>
+            </w:r>
+            <w:proofErr w:type="spellEnd"/>
+            <w:r>
+              <w:t xml:space="preserve">, </w:t>
+            </w:r>
+            <w:proofErr w:type="spellStart"/>
+            <w:r>
+              <w:t>đếm</w:t>
+            </w:r>
+            <w:proofErr w:type="spellEnd"/>
+            <w:r>
+              <w:t xml:space="preserve"> move, </w:t>
+            </w:r>
+            <w:proofErr w:type="spellStart"/>
+            <w:r>
+              <w:t>đếm</w:t>
+            </w:r>
+            <w:proofErr w:type="spellEnd"/>
+            <w:r>
+              <w:t xml:space="preserve"> </w:t>
+            </w:r>
+            <w:proofErr w:type="spellStart"/>
+            <w:r>
+              <w:t>giờ</w:t>
+            </w:r>
+            <w:proofErr w:type="spellEnd"/>
+            <w:r>
+              <w:t xml:space="preserve">; notify observer </w:t>
+            </w:r>
+            <w:proofErr w:type="spellStart"/>
+            <w:r>
+              <w:t>khi</w:t>
+            </w:r>
+            <w:proofErr w:type="spellEnd"/>
+            <w:r>
+              <w:t xml:space="preserve"> </w:t>
+            </w:r>
+            <w:proofErr w:type="spellStart"/>
+            <w:r>
+              <w:t>đổi</w:t>
+            </w:r>
+            <w:proofErr w:type="spellEnd"/>
+            <w:r>
+              <w:t xml:space="preserve"> </w:t>
+            </w:r>
+            <w:proofErr w:type="spellStart"/>
+            <w:r>
+              <w:t>trạng</w:t>
+            </w:r>
+            <w:proofErr w:type="spellEnd"/>
+            <w:r>
+              <w:t xml:space="preserve"> </w:t>
+            </w:r>
+            <w:proofErr w:type="spellStart"/>
+            <w:r>
+              <w:t>thái</w:t>
+            </w:r>
+            <w:proofErr w:type="spellEnd"/>
+            <w:r>
+              <w:t>.</w:t>
             </w:r>
           </w:p>
         </w:tc>
@@ -702,9 +5265,11 @@
             <w:tcW w:w="2200" w:type="dxa"/>
           </w:tcPr>
           <w:p>
+            <w:proofErr w:type="spellStart"/>
             <w:r>
               <w:t>IPuzzleModel</w:t>
             </w:r>
+            <w:proofErr w:type="spellEnd"/>
           </w:p>
         </w:tc>
         <w:tc>
@@ -713,7 +5278,15 @@
           </w:tcPr>
           <w:p>
             <w:r>
-              <w:t>Abstraction của Model</w:t>
+              <w:t xml:space="preserve">Abstraction </w:t>
+            </w:r>
+            <w:proofErr w:type="spellStart"/>
+            <w:r>
+              <w:t>của</w:t>
+            </w:r>
+            <w:proofErr w:type="spellEnd"/>
+            <w:r>
+              <w:t xml:space="preserve"> Model</w:t>
             </w:r>
           </w:p>
         </w:tc>
@@ -722,8 +5295,69 @@
             <w:tcW w:w="4550" w:type="dxa"/>
           </w:tcPr>
           <w:p>
-            <w:r>
-              <w:t>Hợp đồng (contract) mà View/Controller phụ thuộc vào - hỗ trợ DIP &amp; OCP.</w:t>
+            <w:proofErr w:type="spellStart"/>
+            <w:r>
+              <w:t>Hợp</w:t>
+            </w:r>
+            <w:proofErr w:type="spellEnd"/>
+            <w:r>
+              <w:t xml:space="preserve"> </w:t>
+            </w:r>
+            <w:proofErr w:type="spellStart"/>
+            <w:r>
+              <w:t>đồng</w:t>
+            </w:r>
+            <w:proofErr w:type="spellEnd"/>
+            <w:r>
+              <w:t xml:space="preserve"> (contract) </w:t>
+            </w:r>
+            <w:proofErr w:type="spellStart"/>
+            <w:r>
+              <w:t>mà</w:t>
+            </w:r>
+            <w:proofErr w:type="spellEnd"/>
+            <w:r>
+              <w:t xml:space="preserve"> View/Controller </w:t>
+            </w:r>
+            <w:proofErr w:type="spellStart"/>
+            <w:r>
+              <w:t>phụ</w:t>
+            </w:r>
+            <w:proofErr w:type="spellEnd"/>
+            <w:r>
+              <w:t xml:space="preserve"> </w:t>
+            </w:r>
+            <w:proofErr w:type="spellStart"/>
+            <w:r>
+              <w:t>thuộc</w:t>
+            </w:r>
+            <w:proofErr w:type="spellEnd"/>
+            <w:r>
+              <w:t xml:space="preserve"> </w:t>
+            </w:r>
+            <w:proofErr w:type="spellStart"/>
+            <w:r>
+              <w:t>vào</w:t>
+            </w:r>
+            <w:proofErr w:type="spellEnd"/>
+            <w:r>
+              <w:t xml:space="preserve"> - </w:t>
+            </w:r>
+            <w:proofErr w:type="spellStart"/>
+            <w:r>
+              <w:t>hỗ</w:t>
+            </w:r>
+            <w:proofErr w:type="spellEnd"/>
+            <w:r>
+              <w:t xml:space="preserve"> </w:t>
+            </w:r>
+            <w:proofErr w:type="spellStart"/>
+            <w:r>
+              <w:t>trợ</w:t>
+            </w:r>
+            <w:proofErr w:type="spellEnd"/>
+            <w:r>
+              <w:t xml:space="preserve"> DIP &amp; OCP.</w:t>
             </w:r>
           </w:p>
         </w:tc>
@@ -734,9 +5368,11 @@
             <w:tcW w:w="2200" w:type="dxa"/>
           </w:tcPr>
           <w:p>
+            <w:proofErr w:type="spellStart"/>
             <w:r>
               <w:t>PuzzleModelListener</w:t>
             </w:r>
+            <w:proofErr w:type="spellEnd"/>
           </w:p>
         </w:tc>
         <w:tc>
@@ -754,8 +5390,93 @@
             <w:tcW w:w="4550" w:type="dxa"/>
           </w:tcPr>
           <w:p>
-            <w:r>
-              <w:t>Định nghĩa các callback mà Model gọi ngược lại View khi có thay đổi.</w:t>
+            <w:proofErr w:type="spellStart"/>
+            <w:r>
+              <w:t>Định</w:t>
+            </w:r>
+            <w:proofErr w:type="spellEnd"/>
+            <w:r>
+              <w:t xml:space="preserve"> </w:t>
+            </w:r>
+            <w:proofErr w:type="spellStart"/>
+            <w:r>
+              <w:t>nghĩa</w:t>
+            </w:r>
+            <w:proofErr w:type="spellEnd"/>
+            <w:r>
+              <w:t xml:space="preserve"> </w:t>
+            </w:r>
+            <w:proofErr w:type="spellStart"/>
+            <w:r>
+              <w:t>các</w:t>
+            </w:r>
+            <w:proofErr w:type="spellEnd"/>
+            <w:r>
+              <w:t xml:space="preserve"> callback </w:t>
+            </w:r>
+            <w:proofErr w:type="spellStart"/>
+            <w:r>
+              <w:t>mà</w:t>
+            </w:r>
+            <w:proofErr w:type="spellEnd"/>
+            <w:r>
+              <w:t xml:space="preserve"> Model </w:t>
+            </w:r>
+            <w:proofErr w:type="spellStart"/>
+            <w:r>
+              <w:t>gọi</w:t>
+            </w:r>
+            <w:proofErr w:type="spellEnd"/>
+            <w:r>
+              <w:t xml:space="preserve"> </w:t>
+            </w:r>
+            <w:proofErr w:type="spellStart"/>
+            <w:r>
+              <w:t>ngược</w:t>
+            </w:r>
+            <w:proofErr w:type="spellEnd"/>
+            <w:r>
+              <w:t xml:space="preserve"> </w:t>
+            </w:r>
+            <w:proofErr w:type="spellStart"/>
+            <w:r>
+              <w:t>lại</w:t>
+            </w:r>
+            <w:proofErr w:type="spellEnd"/>
+            <w:r>
+              <w:t xml:space="preserve"> View </w:t>
+            </w:r>
+            <w:proofErr w:type="spellStart"/>
+            <w:r>
+              <w:t>khi</w:t>
+            </w:r>
+            <w:proofErr w:type="spellEnd"/>
+            <w:r>
+              <w:t xml:space="preserve"> </w:t>
+            </w:r>
+            <w:proofErr w:type="spellStart"/>
+            <w:r>
+              <w:t>có</w:t>
+            </w:r>
+            <w:proofErr w:type="spellEnd"/>
+            <w:r>
+              <w:t xml:space="preserve"> </w:t>
+            </w:r>
+            <w:proofErr w:type="spellStart"/>
+            <w:r>
+              <w:t>thay</w:t>
+            </w:r>
+            <w:proofErr w:type="spellEnd"/>
+            <w:r>
+              <w:t xml:space="preserve"> </w:t>
+            </w:r>
+            <w:proofErr w:type="spellStart"/>
+            <w:r>
+              <w:t>đổi</w:t>
+            </w:r>
+            <w:proofErr w:type="spellEnd"/>
+            <w:r>
+              <w:t>.</w:t>
             </w:r>
           </w:p>
         </w:tc>
@@ -766,9 +5487,11 @@
             <w:tcW w:w="2200" w:type="dxa"/>
           </w:tcPr>
           <w:p>
+            <w:proofErr w:type="spellStart"/>
             <w:r>
               <w:t>PuzzleView</w:t>
             </w:r>
+            <w:proofErr w:type="spellEnd"/>
           </w:p>
         </w:tc>
         <w:tc>
@@ -777,8 +5500,21 @@
           </w:tcPr>
           <w:p>
             <w:r>
-              <w:t>View + Observer cụ thể</w:t>
-            </w:r>
+              <w:t xml:space="preserve">View + Observer </w:t>
+            </w:r>
+            <w:proofErr w:type="spellStart"/>
+            <w:r>
+              <w:t>cụ</w:t>
+            </w:r>
+            <w:proofErr w:type="spellEnd"/>
+            <w:r>
+              <w:t xml:space="preserve"> </w:t>
+            </w:r>
+            <w:proofErr w:type="spellStart"/>
+            <w:r>
+              <w:t>thể</w:t>
+            </w:r>
+            <w:proofErr w:type="spellEnd"/>
           </w:p>
         </w:tc>
         <w:tc>
@@ -786,8 +5522,85 @@
             <w:tcW w:w="4550" w:type="dxa"/>
           </w:tcPr>
           <w:p>
-            <w:r>
-              <w:t>Vẽ giao diện Swing (GridLayout), implement Listener để tự cập nhật khi được notify.</w:t>
+            <w:proofErr w:type="spellStart"/>
+            <w:r>
+              <w:t>Vẽ</w:t>
+            </w:r>
+            <w:proofErr w:type="spellEnd"/>
+            <w:r>
+              <w:t xml:space="preserve"> </w:t>
+            </w:r>
+            <w:proofErr w:type="spellStart"/>
+            <w:r>
+              <w:t>giao</w:t>
+            </w:r>
+            <w:proofErr w:type="spellEnd"/>
+            <w:r>
+              <w:t xml:space="preserve"> </w:t>
+            </w:r>
+            <w:proofErr w:type="spellStart"/>
+            <w:r>
+              <w:t>diện</w:t>
+            </w:r>
+            <w:proofErr w:type="spellEnd"/>
+            <w:r>
+              <w:t xml:space="preserve"> Swing (</w:t>
+            </w:r>
+            <w:proofErr w:type="spellStart"/>
+            <w:r>
+              <w:t>GridLayout</w:t>
+            </w:r>
+            <w:proofErr w:type="spellEnd"/>
+            <w:r>
+              <w:t xml:space="preserve">), implement Listener </w:t>
+            </w:r>
+            <w:proofErr w:type="spellStart"/>
+            <w:r>
+              <w:t>để</w:t>
+            </w:r>
+            <w:proofErr w:type="spellEnd"/>
+            <w:r>
+              <w:t xml:space="preserve"> </w:t>
+            </w:r>
+            <w:proofErr w:type="spellStart"/>
+            <w:r>
+              <w:t>tự</w:t>
+            </w:r>
+            <w:proofErr w:type="spellEnd"/>
+            <w:r>
+              <w:t xml:space="preserve"> </w:t>
+            </w:r>
+            <w:proofErr w:type="spellStart"/>
+            <w:r>
+              <w:t>cập</w:t>
+            </w:r>
+            <w:proofErr w:type="spellEnd"/>
+            <w:r>
+              <w:t xml:space="preserve"> </w:t>
+            </w:r>
+            <w:proofErr w:type="spellStart"/>
+            <w:r>
+              <w:t>nhật</w:t>
+            </w:r>
+            <w:proofErr w:type="spellEnd"/>
+            <w:r>
+              <w:t xml:space="preserve"> </w:t>
+            </w:r>
+            <w:proofErr w:type="spellStart"/>
+            <w:r>
+              <w:t>khi</w:t>
+            </w:r>
+            <w:proofErr w:type="spellEnd"/>
+            <w:r>
+              <w:t xml:space="preserve"> </w:t>
+            </w:r>
+            <w:proofErr w:type="spellStart"/>
+            <w:r>
+              <w:t>được</w:t>
+            </w:r>
+            <w:proofErr w:type="spellEnd"/>
+            <w:r>
+              <w:t xml:space="preserve"> notify.</w:t>
             </w:r>
           </w:p>
         </w:tc>
@@ -798,9 +5611,11 @@
             <w:tcW w:w="2200" w:type="dxa"/>
           </w:tcPr>
           <w:p>
+            <w:proofErr w:type="spellStart"/>
             <w:r>
               <w:t>PuzzleController</w:t>
             </w:r>
+            <w:proofErr w:type="spellEnd"/>
           </w:p>
         </w:tc>
         <w:tc>
@@ -818,8 +5633,93 @@
             <w:tcW w:w="4550" w:type="dxa"/>
           </w:tcPr>
           <w:p>
-            <w:r>
-              <w:t>Nhận sự kiện click từ View, gọi hàm nghiệp vụ tương ứng trên Model.</w:t>
+            <w:proofErr w:type="spellStart"/>
+            <w:r>
+              <w:t>Nhận</w:t>
+            </w:r>
+            <w:proofErr w:type="spellEnd"/>
+            <w:r>
+              <w:t xml:space="preserve"> </w:t>
+            </w:r>
+            <w:proofErr w:type="spellStart"/>
+            <w:r>
+              <w:t>sự</w:t>
+            </w:r>
+            <w:proofErr w:type="spellEnd"/>
+            <w:r>
+              <w:t xml:space="preserve"> </w:t>
+            </w:r>
+            <w:proofErr w:type="spellStart"/>
+            <w:r>
+              <w:t>kiện</w:t>
+            </w:r>
+            <w:proofErr w:type="spellEnd"/>
+            <w:r>
+              <w:t xml:space="preserve"> click </w:t>
+            </w:r>
+            <w:proofErr w:type="spellStart"/>
+            <w:r>
+              <w:t>từ</w:t>
+            </w:r>
+            <w:proofErr w:type="spellEnd"/>
+            <w:r>
+              <w:t xml:space="preserve"> View, </w:t>
+            </w:r>
+            <w:proofErr w:type="spellStart"/>
+            <w:r>
+              <w:t>gọi</w:t>
+            </w:r>
+            <w:proofErr w:type="spellEnd"/>
+            <w:r>
+              <w:t xml:space="preserve"> </w:t>
+            </w:r>
+            <w:proofErr w:type="spellStart"/>
+            <w:r>
+              <w:t>hàm</w:t>
+            </w:r>
+            <w:proofErr w:type="spellEnd"/>
+            <w:r>
+              <w:t xml:space="preserve"> </w:t>
+            </w:r>
+            <w:proofErr w:type="spellStart"/>
+            <w:r>
+              <w:t>nghiệp</w:t>
+            </w:r>
+            <w:proofErr w:type="spellEnd"/>
+            <w:r>
+              <w:t xml:space="preserve"> </w:t>
+            </w:r>
+            <w:proofErr w:type="spellStart"/>
+            <w:r>
+              <w:t>vụ</w:t>
+            </w:r>
+            <w:proofErr w:type="spellEnd"/>
+            <w:r>
+              <w:t xml:space="preserve"> </w:t>
+            </w:r>
+            <w:proofErr w:type="spellStart"/>
+            <w:r>
+              <w:t>tương</w:t>
+            </w:r>
+            <w:proofErr w:type="spellEnd"/>
+            <w:r>
+              <w:t xml:space="preserve"> </w:t>
+            </w:r>
+            <w:proofErr w:type="spellStart"/>
+            <w:r>
+              <w:t>ứng</w:t>
+            </w:r>
+            <w:proofErr w:type="spellEnd"/>
+            <w:r>
+              <w:t xml:space="preserve"> </w:t>
+            </w:r>
+            <w:proofErr w:type="spellStart"/>
+            <w:r>
+              <w:t>trên</w:t>
+            </w:r>
+            <w:proofErr w:type="spellEnd"/>
+            <w:r>
+              <w:t xml:space="preserve"> Model.</w:t>
             </w:r>
           </w:p>
         </w:tc>
@@ -830,10 +5730,12 @@
             <w:tcW w:w="2200" w:type="dxa"/>
           </w:tcPr>
           <w:p>
+            <w:proofErr w:type="spellStart"/>
             <w:r>
               <w:lastRenderedPageBreak/>
               <w:t>GameTimerThread</w:t>
             </w:r>
+            <w:proofErr w:type="spellEnd"/>
           </w:p>
         </w:tc>
         <w:tc>
@@ -841,8 +5743,19 @@
             <w:tcW w:w="2600" w:type="dxa"/>
           </w:tcPr>
           <w:p>
-            <w:r>
-              <w:t>Hỗ trợ Model</w:t>
+            <w:pPr>
+              <w:rPr>
+                <w:lang w:val="vi-VN"/>
+              </w:rPr>
+            </w:pPr>
+            <w:r>
+              <w:t>Controller</w:t>
+            </w:r>
+            <w:r>
+              <w:rPr>
+                <w:lang w:val="vi-VN"/>
+              </w:rPr>
+              <w:t xml:space="preserve"> (tính thời gian)</w:t>
             </w:r>
           </w:p>
         </w:tc>
@@ -852,15 +5765,97 @@
           </w:tcPr>
           <w:p>
             <w:r>
-              <w:t xml:space="preserve">Thread riêng, mỗi giây gọi </w:t>
-            </w:r>
+              <w:t xml:space="preserve">Thread </w:t>
+            </w:r>
+            <w:proofErr w:type="spellStart"/>
+            <w:r>
+              <w:t>riêng</w:t>
+            </w:r>
+            <w:proofErr w:type="spellEnd"/>
+            <w:r>
+              <w:t xml:space="preserve">, </w:t>
+            </w:r>
+            <w:proofErr w:type="spellStart"/>
+            <w:r>
+              <w:t>mỗi</w:t>
+            </w:r>
+            <w:proofErr w:type="spellEnd"/>
+            <w:r>
+              <w:t xml:space="preserve"> </w:t>
+            </w:r>
+            <w:proofErr w:type="spellStart"/>
+            <w:r>
+              <w:t>giây</w:t>
+            </w:r>
+            <w:proofErr w:type="spellEnd"/>
+            <w:r>
+              <w:t xml:space="preserve"> </w:t>
+            </w:r>
+            <w:proofErr w:type="spellStart"/>
+            <w:r>
+              <w:t>gọi</w:t>
+            </w:r>
+            <w:proofErr w:type="spellEnd"/>
+            <w:r>
+              <w:t xml:space="preserve"> </w:t>
+            </w:r>
+            <w:proofErr w:type="spellStart"/>
             <w:proofErr w:type="gramStart"/>
             <w:r>
               <w:t>model.tick</w:t>
             </w:r>
+            <w:proofErr w:type="spellEnd"/>
             <w:proofErr w:type="gramEnd"/>
             <w:r>
-              <w:t>() để Model tự cập nhật &amp; notify thời gian.</w:t>
+              <w:t xml:space="preserve">() </w:t>
+            </w:r>
+            <w:proofErr w:type="spellStart"/>
+            <w:r>
+              <w:t>để</w:t>
+            </w:r>
+            <w:proofErr w:type="spellEnd"/>
+            <w:r>
+              <w:t xml:space="preserve"> Model </w:t>
+            </w:r>
+            <w:proofErr w:type="spellStart"/>
+            <w:r>
+              <w:t>tự</w:t>
+            </w:r>
+            <w:proofErr w:type="spellEnd"/>
+            <w:r>
+              <w:t xml:space="preserve"> </w:t>
+            </w:r>
+            <w:proofErr w:type="spellStart"/>
+            <w:r>
+              <w:t>cập</w:t>
+            </w:r>
+            <w:proofErr w:type="spellEnd"/>
+            <w:r>
+              <w:t xml:space="preserve"> </w:t>
+            </w:r>
+            <w:proofErr w:type="spellStart"/>
+            <w:r>
+              <w:t>nhật</w:t>
+            </w:r>
+            <w:proofErr w:type="spellEnd"/>
+            <w:r>
+              <w:t xml:space="preserve"> &amp; notify </w:t>
+            </w:r>
+            <w:proofErr w:type="spellStart"/>
+            <w:r>
+              <w:t>thời</w:t>
+            </w:r>
+            <w:proofErr w:type="spellEnd"/>
+            <w:r>
+              <w:t xml:space="preserve"> </w:t>
+            </w:r>
+            <w:proofErr w:type="spellStart"/>
+            <w:r>
+              <w:t>gian</w:t>
+            </w:r>
+            <w:proofErr w:type="spellEnd"/>
+            <w:r>
+              <w:t>.</w:t>
             </w:r>
           </w:p>
         </w:tc>
@@ -876,8 +5871,37 @@
         <w:pStyle w:val="Heading2"/>
         <w:spacing w:before="250" w:after="120"/>
       </w:pPr>
-      <w:r>
-        <w:t>Áp dụng nguyên tắc SOLID</w:t>
+      <w:proofErr w:type="spellStart"/>
+      <w:r>
+        <w:t>Áp</w:t>
+      </w:r>
+      <w:proofErr w:type="spellEnd"/>
+      <w:r>
+        <w:t xml:space="preserve"> </w:t>
+      </w:r>
+      <w:proofErr w:type="spellStart"/>
+      <w:r>
+        <w:t>dụng</w:t>
+      </w:r>
+      <w:proofErr w:type="spellEnd"/>
+      <w:r>
+        <w:t xml:space="preserve"> </w:t>
+      </w:r>
+      <w:proofErr w:type="spellStart"/>
+      <w:r>
+        <w:t>nguyên</w:t>
+      </w:r>
+      <w:proofErr w:type="spellEnd"/>
+      <w:r>
+        <w:t xml:space="preserve"> </w:t>
+      </w:r>
+      <w:proofErr w:type="spellStart"/>
+      <w:r>
+        <w:t>tắc</w:t>
+      </w:r>
+      <w:proofErr w:type="spellEnd"/>
+      <w:r>
+        <w:t xml:space="preserve"> SOLID</w:t>
       </w:r>
     </w:p>
     <w:p>
@@ -890,7 +5914,151 @@
         <w:spacing w:after="80"/>
       </w:pPr>
       <w:r>
-        <w:t>S - Single Responsibility: mỗi lớp chỉ có một lý do để thay đổi (Model lo logic, View lo hiển thị, Controller lo điều phối sự kiện, GameTimerThread lo đếm giờ).</w:t>
+        <w:t xml:space="preserve">S - Single Responsibility: </w:t>
+      </w:r>
+      <w:proofErr w:type="spellStart"/>
+      <w:r>
+        <w:t>mỗi</w:t>
+      </w:r>
+      <w:proofErr w:type="spellEnd"/>
+      <w:r>
+        <w:t xml:space="preserve"> </w:t>
+      </w:r>
+      <w:proofErr w:type="spellStart"/>
+      <w:r>
+        <w:t>lớp</w:t>
+      </w:r>
+      <w:proofErr w:type="spellEnd"/>
+      <w:r>
+        <w:t xml:space="preserve"> </w:t>
+      </w:r>
+      <w:proofErr w:type="spellStart"/>
+      <w:r>
+        <w:t>chỉ</w:t>
+      </w:r>
+      <w:proofErr w:type="spellEnd"/>
+      <w:r>
+        <w:t xml:space="preserve"> </w:t>
+      </w:r>
+      <w:proofErr w:type="spellStart"/>
+      <w:r>
+        <w:t>có</w:t>
+      </w:r>
+      <w:proofErr w:type="spellEnd"/>
+      <w:r>
+        <w:t xml:space="preserve"> </w:t>
+      </w:r>
+      <w:proofErr w:type="spellStart"/>
+      <w:r>
+        <w:t>một</w:t>
+      </w:r>
+      <w:proofErr w:type="spellEnd"/>
+      <w:r>
+        <w:t xml:space="preserve"> </w:t>
+      </w:r>
+      <w:proofErr w:type="spellStart"/>
+      <w:r>
+        <w:t>lý</w:t>
+      </w:r>
+      <w:proofErr w:type="spellEnd"/>
+      <w:r>
+        <w:t xml:space="preserve"> do </w:t>
+      </w:r>
+      <w:proofErr w:type="spellStart"/>
+      <w:r>
+        <w:t>để</w:t>
+      </w:r>
+      <w:proofErr w:type="spellEnd"/>
+      <w:r>
+        <w:t xml:space="preserve"> </w:t>
+      </w:r>
+      <w:proofErr w:type="spellStart"/>
+      <w:r>
+        <w:t>thay</w:t>
+      </w:r>
+      <w:proofErr w:type="spellEnd"/>
+      <w:r>
+        <w:t xml:space="preserve"> </w:t>
+      </w:r>
+      <w:proofErr w:type="spellStart"/>
+      <w:r>
+        <w:t>đổi</w:t>
+      </w:r>
+      <w:proofErr w:type="spellEnd"/>
+      <w:r>
+        <w:t xml:space="preserve"> (Model lo logic, View lo </w:t>
+      </w:r>
+      <w:proofErr w:type="spellStart"/>
+      <w:r>
+        <w:t>hiển</w:t>
+      </w:r>
+      <w:proofErr w:type="spellEnd"/>
+      <w:r>
+        <w:t xml:space="preserve"> </w:t>
+      </w:r>
+      <w:proofErr w:type="spellStart"/>
+      <w:r>
+        <w:t>thị</w:t>
+      </w:r>
+      <w:proofErr w:type="spellEnd"/>
+      <w:r>
+        <w:t xml:space="preserve">, Controller lo </w:t>
+      </w:r>
+      <w:proofErr w:type="spellStart"/>
+      <w:r>
+        <w:t>điều</w:t>
+      </w:r>
+      <w:proofErr w:type="spellEnd"/>
+      <w:r>
+        <w:t xml:space="preserve"> </w:t>
+      </w:r>
+      <w:proofErr w:type="spellStart"/>
+      <w:r>
+        <w:t>phối</w:t>
+      </w:r>
+      <w:proofErr w:type="spellEnd"/>
+      <w:r>
+        <w:t xml:space="preserve"> </w:t>
+      </w:r>
+      <w:proofErr w:type="spellStart"/>
+      <w:r>
+        <w:t>sự</w:t>
+      </w:r>
+      <w:proofErr w:type="spellEnd"/>
+      <w:r>
+        <w:t xml:space="preserve"> </w:t>
+      </w:r>
+      <w:proofErr w:type="spellStart"/>
+      <w:r>
+        <w:t>kiện</w:t>
+      </w:r>
+      <w:proofErr w:type="spellEnd"/>
+      <w:r>
+        <w:t xml:space="preserve">, </w:t>
+      </w:r>
+      <w:proofErr w:type="spellStart"/>
+      <w:r>
+        <w:t>GameTimerThread</w:t>
+      </w:r>
+      <w:proofErr w:type="spellEnd"/>
+      <w:r>
+        <w:t xml:space="preserve"> lo </w:t>
+      </w:r>
+      <w:proofErr w:type="spellStart"/>
+      <w:r>
+        <w:t>đếm</w:t>
+      </w:r>
+      <w:proofErr w:type="spellEnd"/>
+      <w:r>
+        <w:t xml:space="preserve"> </w:t>
+      </w:r>
+      <w:proofErr w:type="spellStart"/>
+      <w:r>
+        <w:t>giờ</w:t>
+      </w:r>
+      <w:proofErr w:type="spellEnd"/>
+      <w:r>
+        <w:t>).</w:t>
       </w:r>
     </w:p>
     <w:p>
@@ -903,7 +6071,135 @@
         <w:spacing w:after="80"/>
       </w:pPr>
       <w:r>
-        <w:t>O - Open/Closed: có thể thêm View mới (vd: bảng xếp hạng, log di chuyển) bằng cách implement PuzzleModelListener mà không sửa PuzzleModel.</w:t>
+        <w:t xml:space="preserve">O - Open/Closed: </w:t>
+      </w:r>
+      <w:proofErr w:type="spellStart"/>
+      <w:r>
+        <w:t>có</w:t>
+      </w:r>
+      <w:proofErr w:type="spellEnd"/>
+      <w:r>
+        <w:t xml:space="preserve"> </w:t>
+      </w:r>
+      <w:proofErr w:type="spellStart"/>
+      <w:r>
+        <w:t>thể</w:t>
+      </w:r>
+      <w:proofErr w:type="spellEnd"/>
+      <w:r>
+        <w:t xml:space="preserve"> </w:t>
+      </w:r>
+      <w:proofErr w:type="spellStart"/>
+      <w:r>
+        <w:t>thêm</w:t>
+      </w:r>
+      <w:proofErr w:type="spellEnd"/>
+      <w:r>
+        <w:t xml:space="preserve"> View </w:t>
+      </w:r>
+      <w:proofErr w:type="spellStart"/>
+      <w:r>
+        <w:t>mới</w:t>
+      </w:r>
+      <w:proofErr w:type="spellEnd"/>
+      <w:r>
+        <w:t xml:space="preserve"> (</w:t>
+      </w:r>
+      <w:proofErr w:type="spellStart"/>
+      <w:r>
+        <w:t>vd</w:t>
+      </w:r>
+      <w:proofErr w:type="spellEnd"/>
+      <w:r>
+        <w:t xml:space="preserve">: </w:t>
+      </w:r>
+      <w:proofErr w:type="spellStart"/>
+      <w:r>
+        <w:t>bảng</w:t>
+      </w:r>
+      <w:proofErr w:type="spellEnd"/>
+      <w:r>
+        <w:t xml:space="preserve"> </w:t>
+      </w:r>
+      <w:proofErr w:type="spellStart"/>
+      <w:r>
+        <w:t>xếp</w:t>
+      </w:r>
+      <w:proofErr w:type="spellEnd"/>
+      <w:r>
+        <w:t xml:space="preserve"> </w:t>
+      </w:r>
+      <w:proofErr w:type="spellStart"/>
+      <w:r>
+        <w:t>hạng</w:t>
+      </w:r>
+      <w:proofErr w:type="spellEnd"/>
+      <w:r>
+        <w:t xml:space="preserve">, log di </w:t>
+      </w:r>
+      <w:proofErr w:type="spellStart"/>
+      <w:r>
+        <w:t>chuyển</w:t>
+      </w:r>
+      <w:proofErr w:type="spellEnd"/>
+      <w:r>
+        <w:t xml:space="preserve">) </w:t>
+      </w:r>
+      <w:proofErr w:type="spellStart"/>
+      <w:r>
+        <w:t>bằng</w:t>
+      </w:r>
+      <w:proofErr w:type="spellEnd"/>
+      <w:r>
+        <w:t xml:space="preserve"> </w:t>
+      </w:r>
+      <w:proofErr w:type="spellStart"/>
+      <w:r>
+        <w:t>cách</w:t>
+      </w:r>
+      <w:proofErr w:type="spellEnd"/>
+      <w:r>
+        <w:t xml:space="preserve"> implement </w:t>
+      </w:r>
+      <w:proofErr w:type="spellStart"/>
+      <w:r>
+        <w:t>PuzzleModelListener</w:t>
+      </w:r>
+      <w:proofErr w:type="spellEnd"/>
+      <w:r>
+        <w:t xml:space="preserve"> </w:t>
+      </w:r>
+      <w:proofErr w:type="spellStart"/>
+      <w:r>
+        <w:t>mà</w:t>
+      </w:r>
+      <w:proofErr w:type="spellEnd"/>
+      <w:r>
+        <w:t xml:space="preserve"> </w:t>
+      </w:r>
+      <w:proofErr w:type="spellStart"/>
+      <w:r>
+        <w:t>không</w:t>
+      </w:r>
+      <w:proofErr w:type="spellEnd"/>
+      <w:r>
+        <w:t xml:space="preserve"> </w:t>
+      </w:r>
+      <w:proofErr w:type="spellStart"/>
+      <w:r>
+        <w:t>sửa</w:t>
+      </w:r>
+      <w:proofErr w:type="spellEnd"/>
+      <w:r>
+        <w:t xml:space="preserve"> </w:t>
+      </w:r>
+      <w:proofErr w:type="spellStart"/>
+      <w:r>
+        <w:t>PuzzleModel</w:t>
+      </w:r>
+      <w:proofErr w:type="spellEnd"/>
+      <w:r>
+        <w:t>.</w:t>
       </w:r>
     </w:p>
     <w:p>
@@ -916,7 +6212,159 @@
         <w:spacing w:after="80"/>
       </w:pPr>
       <w:r>
-        <w:t>L - Liskov Substitution: mọi implementation của IPuzzleModel hoặc PuzzleModelListener đều có thể thay thế cho nhau mà không phá vỡ chương trình.</w:t>
+        <w:t xml:space="preserve">L - </w:t>
+      </w:r>
+      <w:proofErr w:type="spellStart"/>
+      <w:r>
+        <w:t>Liskov</w:t>
+      </w:r>
+      <w:proofErr w:type="spellEnd"/>
+      <w:r>
+        <w:t xml:space="preserve"> Substitution: </w:t>
+      </w:r>
+      <w:proofErr w:type="spellStart"/>
+      <w:r>
+        <w:t>mọi</w:t>
+      </w:r>
+      <w:proofErr w:type="spellEnd"/>
+      <w:r>
+        <w:t xml:space="preserve"> implementation </w:t>
+      </w:r>
+      <w:proofErr w:type="spellStart"/>
+      <w:r>
+        <w:t>của</w:t>
+      </w:r>
+      <w:proofErr w:type="spellEnd"/>
+      <w:r>
+        <w:t xml:space="preserve"> </w:t>
+      </w:r>
+      <w:proofErr w:type="spellStart"/>
+      <w:r>
+        <w:t>IPuzzleModel</w:t>
+      </w:r>
+      <w:proofErr w:type="spellEnd"/>
+      <w:r>
+        <w:t xml:space="preserve"> </w:t>
+      </w:r>
+      <w:proofErr w:type="spellStart"/>
+      <w:r>
+        <w:t>hoặc</w:t>
+      </w:r>
+      <w:proofErr w:type="spellEnd"/>
+      <w:r>
+        <w:t xml:space="preserve"> </w:t>
+      </w:r>
+      <w:proofErr w:type="spellStart"/>
+      <w:r>
+        <w:t>PuzzleModelListener</w:t>
+      </w:r>
+      <w:proofErr w:type="spellEnd"/>
+      <w:r>
+        <w:t xml:space="preserve"> </w:t>
+      </w:r>
+      <w:proofErr w:type="spellStart"/>
+      <w:r>
+        <w:t>đều</w:t>
+      </w:r>
+      <w:proofErr w:type="spellEnd"/>
+      <w:r>
+        <w:t xml:space="preserve"> </w:t>
+      </w:r>
+      <w:proofErr w:type="spellStart"/>
+      <w:r>
+        <w:t>có</w:t>
+      </w:r>
+      <w:proofErr w:type="spellEnd"/>
+      <w:r>
+        <w:t xml:space="preserve"> </w:t>
+      </w:r>
+      <w:proofErr w:type="spellStart"/>
+      <w:r>
+        <w:t>thể</w:t>
+      </w:r>
+      <w:proofErr w:type="spellEnd"/>
+      <w:r>
+        <w:t xml:space="preserve"> </w:t>
+      </w:r>
+      <w:proofErr w:type="spellStart"/>
+      <w:r>
+        <w:t>thay</w:t>
+      </w:r>
+      <w:proofErr w:type="spellEnd"/>
+      <w:r>
+        <w:t xml:space="preserve"> </w:t>
+      </w:r>
+      <w:proofErr w:type="spellStart"/>
+      <w:r>
+        <w:t>thế</w:t>
+      </w:r>
+      <w:proofErr w:type="spellEnd"/>
+      <w:r>
+        <w:t xml:space="preserve"> </w:t>
+      </w:r>
+      <w:proofErr w:type="spellStart"/>
+      <w:r>
+        <w:t>cho</w:t>
+      </w:r>
+      <w:proofErr w:type="spellEnd"/>
+      <w:r>
+        <w:t xml:space="preserve"> </w:t>
+      </w:r>
+      <w:proofErr w:type="spellStart"/>
+      <w:r>
+        <w:t>nhau</w:t>
+      </w:r>
+      <w:proofErr w:type="spellEnd"/>
+      <w:r>
+        <w:t xml:space="preserve"> </w:t>
+      </w:r>
+      <w:proofErr w:type="spellStart"/>
+      <w:r>
+        <w:t>mà</w:t>
+      </w:r>
+      <w:proofErr w:type="spellEnd"/>
+      <w:r>
+        <w:t xml:space="preserve"> </w:t>
+      </w:r>
+      <w:proofErr w:type="spellStart"/>
+      <w:r>
+        <w:t>không</w:t>
+      </w:r>
+      <w:proofErr w:type="spellEnd"/>
+      <w:r>
+        <w:t xml:space="preserve"> </w:t>
+      </w:r>
+      <w:proofErr w:type="spellStart"/>
+      <w:r>
+        <w:t>phá</w:t>
+      </w:r>
+      <w:proofErr w:type="spellEnd"/>
+      <w:r>
+        <w:t xml:space="preserve"> </w:t>
+      </w:r>
+      <w:proofErr w:type="spellStart"/>
+      <w:r>
+        <w:t>vỡ</w:t>
+      </w:r>
+      <w:proofErr w:type="spellEnd"/>
+      <w:r>
+        <w:t xml:space="preserve"> </w:t>
+      </w:r>
+      <w:proofErr w:type="spellStart"/>
+      <w:r>
+        <w:t>chương</w:t>
+      </w:r>
+      <w:proofErr w:type="spellEnd"/>
+      <w:r>
+        <w:t xml:space="preserve"> </w:t>
+      </w:r>
+      <w:proofErr w:type="spellStart"/>
+      <w:r>
+        <w:t>trình</w:t>
+      </w:r>
+      <w:proofErr w:type="spellEnd"/>
+      <w:r>
+        <w:t>.</w:t>
       </w:r>
     </w:p>
     <w:p>
@@ -929,7 +6377,159 @@
         <w:spacing w:after="80"/>
       </w:pPr>
       <w:r>
-        <w:t>I - Interface Segregation: PuzzleModelListener chỉ chứa các callback cần thiết cho việc hiển thị trạng thái game, không ép Observer implement các hàm không liên quan.</w:t>
+        <w:t xml:space="preserve">I - Interface Segregation: </w:t>
+      </w:r>
+      <w:proofErr w:type="spellStart"/>
+      <w:r>
+        <w:t>PuzzleModelListener</w:t>
+      </w:r>
+      <w:proofErr w:type="spellEnd"/>
+      <w:r>
+        <w:t xml:space="preserve"> </w:t>
+      </w:r>
+      <w:proofErr w:type="spellStart"/>
+      <w:r>
+        <w:t>chỉ</w:t>
+      </w:r>
+      <w:proofErr w:type="spellEnd"/>
+      <w:r>
+        <w:t xml:space="preserve"> </w:t>
+      </w:r>
+      <w:proofErr w:type="spellStart"/>
+      <w:r>
+        <w:t>chứa</w:t>
+      </w:r>
+      <w:proofErr w:type="spellEnd"/>
+      <w:r>
+        <w:t xml:space="preserve"> </w:t>
+      </w:r>
+      <w:proofErr w:type="spellStart"/>
+      <w:r>
+        <w:t>các</w:t>
+      </w:r>
+      <w:proofErr w:type="spellEnd"/>
+      <w:r>
+        <w:t xml:space="preserve"> callback </w:t>
+      </w:r>
+      <w:proofErr w:type="spellStart"/>
+      <w:r>
+        <w:t>cần</w:t>
+      </w:r>
+      <w:proofErr w:type="spellEnd"/>
+      <w:r>
+        <w:t xml:space="preserve"> </w:t>
+      </w:r>
+      <w:proofErr w:type="spellStart"/>
+      <w:r>
+        <w:t>thiết</w:t>
+      </w:r>
+      <w:proofErr w:type="spellEnd"/>
+      <w:r>
+        <w:t xml:space="preserve"> </w:t>
+      </w:r>
+      <w:proofErr w:type="spellStart"/>
+      <w:r>
+        <w:t>cho</w:t>
+      </w:r>
+      <w:proofErr w:type="spellEnd"/>
+      <w:r>
+        <w:t xml:space="preserve"> </w:t>
+      </w:r>
+      <w:proofErr w:type="spellStart"/>
+      <w:r>
+        <w:t>việc</w:t>
+      </w:r>
+      <w:proofErr w:type="spellEnd"/>
+      <w:r>
+        <w:t xml:space="preserve"> </w:t>
+      </w:r>
+      <w:proofErr w:type="spellStart"/>
+      <w:r>
+        <w:t>hiển</w:t>
+      </w:r>
+      <w:proofErr w:type="spellEnd"/>
+      <w:r>
+        <w:t xml:space="preserve"> </w:t>
+      </w:r>
+      <w:proofErr w:type="spellStart"/>
+      <w:r>
+        <w:t>thị</w:t>
+      </w:r>
+      <w:proofErr w:type="spellEnd"/>
+      <w:r>
+        <w:t xml:space="preserve"> </w:t>
+      </w:r>
+      <w:proofErr w:type="spellStart"/>
+      <w:r>
+        <w:t>trạng</w:t>
+      </w:r>
+      <w:proofErr w:type="spellEnd"/>
+      <w:r>
+        <w:t xml:space="preserve"> </w:t>
+      </w:r>
+      <w:proofErr w:type="spellStart"/>
+      <w:r>
+        <w:t>thái</w:t>
+      </w:r>
+      <w:proofErr w:type="spellEnd"/>
+      <w:r>
+        <w:t xml:space="preserve"> game, </w:t>
+      </w:r>
+      <w:proofErr w:type="spellStart"/>
+      <w:r>
+        <w:t>không</w:t>
+      </w:r>
+      <w:proofErr w:type="spellEnd"/>
+      <w:r>
+        <w:t xml:space="preserve"> </w:t>
+      </w:r>
+      <w:proofErr w:type="spellStart"/>
+      <w:r>
+        <w:t>ép</w:t>
+      </w:r>
+      <w:proofErr w:type="spellEnd"/>
+      <w:r>
+        <w:t xml:space="preserve"> Observer implement </w:t>
+      </w:r>
+      <w:proofErr w:type="spellStart"/>
+      <w:r>
+        <w:t>các</w:t>
+      </w:r>
+      <w:proofErr w:type="spellEnd"/>
+      <w:r>
+        <w:t xml:space="preserve"> </w:t>
+      </w:r>
+      <w:proofErr w:type="spellStart"/>
+      <w:r>
+        <w:t>hàm</w:t>
+      </w:r>
+      <w:proofErr w:type="spellEnd"/>
+      <w:r>
+        <w:t xml:space="preserve"> </w:t>
+      </w:r>
+      <w:proofErr w:type="spellStart"/>
+      <w:r>
+        <w:t>không</w:t>
+      </w:r>
+      <w:proofErr w:type="spellEnd"/>
+      <w:r>
+        <w:t xml:space="preserve"> </w:t>
+      </w:r>
+      <w:proofErr w:type="spellStart"/>
+      <w:r>
+        <w:t>liên</w:t>
+      </w:r>
+      <w:proofErr w:type="spellEnd"/>
+      <w:r>
+        <w:t xml:space="preserve"> </w:t>
+      </w:r>
+      <w:proofErr w:type="spellStart"/>
+      <w:r>
+        <w:t>quan</w:t>
+      </w:r>
+      <w:proofErr w:type="spellEnd"/>
+      <w:r>
+        <w:t>.</w:t>
       </w:r>
     </w:p>
     <w:p>
@@ -942,7 +6542,143 @@
         <w:spacing w:after="80"/>
       </w:pPr>
       <w:r>
-        <w:t>D - Dependency Inversion: PuzzleView và PuzzleController phụ thuộc vào interface IPuzzleModel (abstraction), không phụ thuộc trực tiếp vào lớp PuzzleModel cụ thể.</w:t>
+        <w:t xml:space="preserve">D - Dependency Inversion: </w:t>
+      </w:r>
+      <w:proofErr w:type="spellStart"/>
+      <w:r>
+        <w:t>PuzzleView</w:t>
+      </w:r>
+      <w:proofErr w:type="spellEnd"/>
+      <w:r>
+        <w:t xml:space="preserve"> </w:t>
+      </w:r>
+      <w:proofErr w:type="spellStart"/>
+      <w:r>
+        <w:t>và</w:t>
+      </w:r>
+      <w:proofErr w:type="spellEnd"/>
+      <w:r>
+        <w:t xml:space="preserve"> </w:t>
+      </w:r>
+      <w:proofErr w:type="spellStart"/>
+      <w:r>
+        <w:t>PuzzleController</w:t>
+      </w:r>
+      <w:proofErr w:type="spellEnd"/>
+      <w:r>
+        <w:t xml:space="preserve"> </w:t>
+      </w:r>
+      <w:proofErr w:type="spellStart"/>
+      <w:r>
+        <w:t>phụ</w:t>
+      </w:r>
+      <w:proofErr w:type="spellEnd"/>
+      <w:r>
+        <w:t xml:space="preserve"> </w:t>
+      </w:r>
+      <w:proofErr w:type="spellStart"/>
+      <w:r>
+        <w:t>thuộc</w:t>
+      </w:r>
+      <w:proofErr w:type="spellEnd"/>
+      <w:r>
+        <w:t xml:space="preserve"> </w:t>
+      </w:r>
+      <w:proofErr w:type="spellStart"/>
+      <w:r>
+        <w:t>vào</w:t>
+      </w:r>
+      <w:proofErr w:type="spellEnd"/>
+      <w:r>
+        <w:t xml:space="preserve"> interface </w:t>
+      </w:r>
+      <w:proofErr w:type="spellStart"/>
+      <w:r>
+        <w:t>IPuzzleModel</w:t>
+      </w:r>
+      <w:proofErr w:type="spellEnd"/>
+      <w:r>
+        <w:t xml:space="preserve"> (abstraction), </w:t>
+      </w:r>
+      <w:proofErr w:type="spellStart"/>
+      <w:r>
+        <w:t>không</w:t>
+      </w:r>
+      <w:proofErr w:type="spellEnd"/>
+      <w:r>
+        <w:t xml:space="preserve"> </w:t>
+      </w:r>
+      <w:proofErr w:type="spellStart"/>
+      <w:r>
+        <w:t>phụ</w:t>
+      </w:r>
+      <w:proofErr w:type="spellEnd"/>
+      <w:r>
+        <w:t xml:space="preserve"> </w:t>
+      </w:r>
+      <w:proofErr w:type="spellStart"/>
+      <w:r>
+        <w:t>thuộc</w:t>
+      </w:r>
+      <w:proofErr w:type="spellEnd"/>
+      <w:r>
+        <w:t xml:space="preserve"> </w:t>
+      </w:r>
+      <w:proofErr w:type="spellStart"/>
+      <w:r>
+        <w:t>trực</w:t>
+      </w:r>
+      <w:proofErr w:type="spellEnd"/>
+      <w:r>
+        <w:t xml:space="preserve"> </w:t>
+      </w:r>
+      <w:proofErr w:type="spellStart"/>
+      <w:r>
+        <w:t>tiếp</w:t>
+      </w:r>
+      <w:proofErr w:type="spellEnd"/>
+      <w:r>
+        <w:t xml:space="preserve"> </w:t>
+      </w:r>
+      <w:proofErr w:type="spellStart"/>
+      <w:r>
+        <w:t>vào</w:t>
+      </w:r>
+      <w:proofErr w:type="spellEnd"/>
+      <w:r>
+        <w:t xml:space="preserve"> </w:t>
+      </w:r>
+      <w:proofErr w:type="spellStart"/>
+      <w:r>
+        <w:t>lớp</w:t>
+      </w:r>
+      <w:proofErr w:type="spellEnd"/>
+      <w:r>
+        <w:t xml:space="preserve"> </w:t>
+      </w:r>
+      <w:proofErr w:type="spellStart"/>
+      <w:r>
+        <w:t>PuzzleModel</w:t>
+      </w:r>
+      <w:proofErr w:type="spellEnd"/>
+      <w:r>
+        <w:t xml:space="preserve"> </w:t>
+      </w:r>
+      <w:proofErr w:type="spellStart"/>
+      <w:r>
+        <w:t>cụ</w:t>
+      </w:r>
+      <w:proofErr w:type="spellEnd"/>
+      <w:r>
+        <w:t xml:space="preserve"> </w:t>
+      </w:r>
+      <w:proofErr w:type="spellStart"/>
+      <w:r>
+        <w:t>thể</w:t>
+      </w:r>
+      <w:proofErr w:type="spellEnd"/>
+      <w:r>
+        <w:t>.</w:t>
       </w:r>
     </w:p>
     <w:sectPr>
